--- a/lb4/PIAA_Gizatov_Yaroslav_lb4.docx
+++ b/lb4/PIAA_Gizatov_Yaroslav_lb4.docx
@@ -552,11 +552,19 @@
                 <w:szCs w:val="28"/>
               </w:rPr>
             </w:pPr>
+            <w:proofErr w:type="spellStart"/>
             <w:r>
               <w:rPr>
                 <w:szCs w:val="28"/>
               </w:rPr>
-              <w:t>Жангиров Т. Р.</w:t>
+              <w:t>Жангиров</w:t>
+            </w:r>
+            <w:proofErr w:type="spellEnd"/>
+            <w:r>
+              <w:rPr>
+                <w:szCs w:val="28"/>
+              </w:rPr>
+              <w:t xml:space="preserve"> Т. Р.</w:t>
             </w:r>
           </w:p>
         </w:tc>
@@ -767,13 +775,7 @@
     </w:p>
     <w:p>
       <w:r>
-        <w:t>Первая</w:t>
-      </w:r>
-      <w:r>
-        <w:t xml:space="preserve"> </w:t>
-      </w:r>
-      <w:r>
-        <w:t xml:space="preserve">строка </w:t>
+        <w:t xml:space="preserve">Первая строка </w:t>
       </w:r>
       <w:r>
         <w:t>–</w:t>
@@ -828,14 +830,18 @@
       </w:r>
     </w:p>
     <w:p>
+      <w:proofErr w:type="spellStart"/>
       <w:r>
         <w:t>ab</w:t>
       </w:r>
-    </w:p>
-    <w:p>
+      <w:proofErr w:type="spellEnd"/>
+    </w:p>
+    <w:p>
+      <w:proofErr w:type="spellStart"/>
       <w:r>
         <w:t>abab</w:t>
       </w:r>
+      <w:proofErr w:type="spellEnd"/>
     </w:p>
     <w:p>
       <w:r>
@@ -953,7 +959,23 @@
     </w:p>
     <w:p>
       <w:r>
-        <w:t>Определить, является ли А циклическим сдвигом В (это значит, что А и В имеют одинаковую длину и А состоит из суффикса В, склеенного с префиксом В). Например, defabc является циклическим сдвигом abcdef.</w:t>
+        <w:t xml:space="preserve">Определить, является ли А циклическим сдвигом В (это значит, что А и В имеют одинаковую длину и А состоит из суффикса В, склеенного с префиксом В). Например, </w:t>
+      </w:r>
+      <w:proofErr w:type="spellStart"/>
+      <w:r>
+        <w:t>defabc</w:t>
+      </w:r>
+      <w:proofErr w:type="spellEnd"/>
+      <w:r>
+        <w:t xml:space="preserve"> является циклическим сдвигом </w:t>
+      </w:r>
+      <w:proofErr w:type="spellStart"/>
+      <w:r>
+        <w:t>abcdef</w:t>
+      </w:r>
+      <w:proofErr w:type="spellEnd"/>
+      <w:r>
+        <w:t>.</w:t>
       </w:r>
     </w:p>
     <w:p>
@@ -1041,14 +1063,18 @@
       </w:r>
     </w:p>
     <w:p>
+      <w:proofErr w:type="spellStart"/>
       <w:r>
         <w:t>defabc</w:t>
       </w:r>
-    </w:p>
-    <w:p>
+      <w:proofErr w:type="spellEnd"/>
+    </w:p>
+    <w:p>
+      <w:proofErr w:type="spellStart"/>
       <w:r>
         <w:t>abcdef</w:t>
       </w:r>
+      <w:proofErr w:type="spellEnd"/>
     </w:p>
     <w:p>
       <w:pPr>
@@ -1129,7 +1155,21 @@
         <w:rPr>
           <w:lang w:eastAsia="ru-RU" w:bidi="ar-SA"/>
         </w:rPr>
-        <w:t>еализован алгоритм Кнута-Морриса-Пратта для поиска всех вхождений шаблона P в текст T. Из входного потока считываются две строки: сначала шаблон P, затем текст T. Для пустого шаблона сразу возвращается -1. Построена префикс-функция для шаблона P, после чего выполняется проход по тексту T с использованием значений префикс-функции для эффективного сдвига при несовпадениях. Каждый раз, когда длина совпавшей части становится равной длине шаблона, фиксируется индекс начала вхождения (i - m + 1). Если найдено хотя бы одно вхождение, индексы выводятся через запятую, в противном случае выводится -1. Для отладки предусмотрена опция логирования в файл log1.txt с детальным выводом всех шагов построения префикс-функции и процесса поиска.</w:t>
+        <w:t>еализован алгоритм Кнута-Морриса-</w:t>
+      </w:r>
+      <w:proofErr w:type="spellStart"/>
+      <w:r>
+        <w:rPr>
+          <w:lang w:eastAsia="ru-RU" w:bidi="ar-SA"/>
+        </w:rPr>
+        <w:t>Пратта</w:t>
+      </w:r>
+      <w:proofErr w:type="spellEnd"/>
+      <w:r>
+        <w:rPr>
+          <w:lang w:eastAsia="ru-RU" w:bidi="ar-SA"/>
+        </w:rPr>
+        <w:t xml:space="preserve"> для поиска всех вхождений шаблона P в текст T. Из входного потока считываются две строки: сначала шаблон P, затем текст T. Для пустого шаблона сразу возвращается -1. Построена префикс-функция для шаблона P, после чего выполняется проход по тексту T с использованием значений префикс-функции для эффективного сдвига при несовпадениях. Каждый раз, когда длина совпавшей части становится равной длине шаблона, фиксируется индекс начала вхождения (i - m + 1). Если найдено хотя бы одно вхождение, индексы выводятся через запятую, в противном случае выводится -1. Для отладки предусмотрена опция логирования в файл log1.txt с детальным выводом всех шагов построения префикс-функции и процесса поиска.</w:t>
       </w:r>
     </w:p>
     <w:p>
@@ -1159,20 +1199,182 @@
         <w:rPr>
           <w:lang w:eastAsia="ru-RU" w:bidi="ar-SA"/>
         </w:rPr>
-        <w:t>Вектор pi — хранит значения префикс-функции для шаблона P. Длина вектора равна длине P. Каждый элемент pi[i] содержит длину наибольшего собственного префикса подстроки P[0..i], который также является её суффиксом. Тип: std::vector&lt;int&gt;.</w:t>
-      </w:r>
-    </w:p>
-    <w:p>
-      <w:pPr>
-        <w:rPr>
-          <w:lang w:eastAsia="ru-RU" w:bidi="ar-SA"/>
-        </w:rPr>
-      </w:pPr>
-      <w:r>
-        <w:rPr>
-          <w:lang w:eastAsia="ru-RU" w:bidi="ar-SA"/>
-        </w:rPr>
-        <w:t>Вектор matches — хранит индексы (позиции) начала всех вхождений шаблона P в текст T. Индексы добавляются последовательно по мере обнаружения совпадений в процессе сканирования текста. Тип: std::vector&lt;int&gt;.</w:t>
+        <w:t xml:space="preserve">Вектор </w:t>
+      </w:r>
+      <w:proofErr w:type="spellStart"/>
+      <w:r>
+        <w:rPr>
+          <w:lang w:eastAsia="ru-RU" w:bidi="ar-SA"/>
+        </w:rPr>
+        <w:t>pi</w:t>
+      </w:r>
+      <w:proofErr w:type="spellEnd"/>
+      <w:r>
+        <w:rPr>
+          <w:lang w:eastAsia="ru-RU" w:bidi="ar-SA"/>
+        </w:rPr>
+        <w:t xml:space="preserve"> </w:t>
+      </w:r>
+      <w:r>
+        <w:rPr>
+          <w:lang w:eastAsia="ru-RU" w:bidi="ar-SA"/>
+        </w:rPr>
+        <w:t>–</w:t>
+      </w:r>
+      <w:r>
+        <w:rPr>
+          <w:lang w:eastAsia="ru-RU" w:bidi="ar-SA"/>
+        </w:rPr>
+        <w:t xml:space="preserve"> хранит значения префикс-функции</w:t>
+      </w:r>
+      <w:r>
+        <w:rPr>
+          <w:lang w:eastAsia="ru-RU" w:bidi="ar-SA"/>
+        </w:rPr>
+        <w:t xml:space="preserve"> </w:t>
+      </w:r>
+      <w:r>
+        <w:rPr>
+          <w:lang w:eastAsia="ru-RU" w:bidi="ar-SA"/>
+        </w:rPr>
+        <w:t xml:space="preserve">для шаблона P. Длина вектора равна длине P. Каждый элемент </w:t>
+      </w:r>
+      <w:proofErr w:type="spellStart"/>
+      <w:r>
+        <w:rPr>
+          <w:lang w:eastAsia="ru-RU" w:bidi="ar-SA"/>
+        </w:rPr>
+        <w:t>pi</w:t>
+      </w:r>
+      <w:proofErr w:type="spellEnd"/>
+      <w:r>
+        <w:rPr>
+          <w:lang w:eastAsia="ru-RU" w:bidi="ar-SA"/>
+        </w:rPr>
+        <w:t xml:space="preserve">[i] содержит длину наибольшего собственного префикса подстроки P[0..i], который также является её суффиксом. Тип: </w:t>
+      </w:r>
+      <w:proofErr w:type="spellStart"/>
+      <w:r>
+        <w:rPr>
+          <w:lang w:eastAsia="ru-RU" w:bidi="ar-SA"/>
+        </w:rPr>
+        <w:t>std</w:t>
+      </w:r>
+      <w:proofErr w:type="spellEnd"/>
+      <w:r>
+        <w:rPr>
+          <w:lang w:eastAsia="ru-RU" w:bidi="ar-SA"/>
+        </w:rPr>
+        <w:t>::</w:t>
+      </w:r>
+      <w:proofErr w:type="spellStart"/>
+      <w:r>
+        <w:rPr>
+          <w:lang w:eastAsia="ru-RU" w:bidi="ar-SA"/>
+        </w:rPr>
+        <w:t>vector</w:t>
+      </w:r>
+      <w:proofErr w:type="spellEnd"/>
+      <w:r>
+        <w:rPr>
+          <w:lang w:eastAsia="ru-RU" w:bidi="ar-SA"/>
+        </w:rPr>
+        <w:t>&lt;</w:t>
+      </w:r>
+      <w:proofErr w:type="spellStart"/>
+      <w:r>
+        <w:rPr>
+          <w:lang w:eastAsia="ru-RU" w:bidi="ar-SA"/>
+        </w:rPr>
+        <w:t>int</w:t>
+      </w:r>
+      <w:proofErr w:type="spellEnd"/>
+      <w:r>
+        <w:rPr>
+          <w:lang w:eastAsia="ru-RU" w:bidi="ar-SA"/>
+        </w:rPr>
+        <w:t>&gt;.</w:t>
+      </w:r>
+    </w:p>
+    <w:p>
+      <w:pPr>
+        <w:rPr>
+          <w:lang w:eastAsia="ru-RU" w:bidi="ar-SA"/>
+        </w:rPr>
+      </w:pPr>
+      <w:r>
+        <w:rPr>
+          <w:lang w:eastAsia="ru-RU" w:bidi="ar-SA"/>
+        </w:rPr>
+        <w:t xml:space="preserve">Вектор </w:t>
+      </w:r>
+      <w:proofErr w:type="spellStart"/>
+      <w:r>
+        <w:rPr>
+          <w:lang w:eastAsia="ru-RU" w:bidi="ar-SA"/>
+        </w:rPr>
+        <w:t>matches</w:t>
+      </w:r>
+      <w:proofErr w:type="spellEnd"/>
+      <w:r>
+        <w:rPr>
+          <w:lang w:eastAsia="ru-RU" w:bidi="ar-SA"/>
+        </w:rPr>
+        <w:t xml:space="preserve"> </w:t>
+      </w:r>
+      <w:r>
+        <w:rPr>
+          <w:lang w:eastAsia="ru-RU" w:bidi="ar-SA"/>
+        </w:rPr>
+        <w:t>–</w:t>
+      </w:r>
+      <w:r>
+        <w:rPr>
+          <w:lang w:eastAsia="ru-RU" w:bidi="ar-SA"/>
+        </w:rPr>
+        <w:t xml:space="preserve"> хранит индексы (позиции) начала всех вхождений шаблона P в текст T. Индексы добавляются последовательно по мере обнаружения совпадений в процессе сканирования текста. Тип: </w:t>
+      </w:r>
+      <w:proofErr w:type="spellStart"/>
+      <w:r>
+        <w:rPr>
+          <w:lang w:eastAsia="ru-RU" w:bidi="ar-SA"/>
+        </w:rPr>
+        <w:t>std</w:t>
+      </w:r>
+      <w:proofErr w:type="spellEnd"/>
+      <w:r>
+        <w:rPr>
+          <w:lang w:eastAsia="ru-RU" w:bidi="ar-SA"/>
+        </w:rPr>
+        <w:t>::</w:t>
+      </w:r>
+      <w:proofErr w:type="spellStart"/>
+      <w:r>
+        <w:rPr>
+          <w:lang w:eastAsia="ru-RU" w:bidi="ar-SA"/>
+        </w:rPr>
+        <w:t>vector</w:t>
+      </w:r>
+      <w:proofErr w:type="spellEnd"/>
+      <w:r>
+        <w:rPr>
+          <w:lang w:eastAsia="ru-RU" w:bidi="ar-SA"/>
+        </w:rPr>
+        <w:t>&lt;</w:t>
+      </w:r>
+      <w:proofErr w:type="spellStart"/>
+      <w:r>
+        <w:rPr>
+          <w:lang w:eastAsia="ru-RU" w:bidi="ar-SA"/>
+        </w:rPr>
+        <w:t>int</w:t>
+      </w:r>
+      <w:proofErr w:type="spellEnd"/>
+      <w:r>
+        <w:rPr>
+          <w:lang w:eastAsia="ru-RU" w:bidi="ar-SA"/>
+        </w:rPr>
+        <w:t>&gt;.</w:t>
       </w:r>
     </w:p>
     <w:p>
@@ -1202,14 +1404,134 @@
         <w:rPr>
           <w:lang w:eastAsia="ru-RU" w:bidi="ar-SA"/>
         </w:rPr>
-        <w:t xml:space="preserve">Алгоритм Кнута-Морриса-Пратта реализован в виде последовательного пайплайна. На первом этапе из стандартного ввода считываются две строки: сначала шаблон P, затем текст T, после чего проверяется, не пуст ли шаблон. Второй этап — построение префикс-функции для шаблона: создаётся вектор pi размером с длину P, заполняемый </w:t>
+        <w:t>Алгоритм Кнута-Морриса-</w:t>
+      </w:r>
+      <w:proofErr w:type="spellStart"/>
+      <w:r>
+        <w:rPr>
+          <w:lang w:eastAsia="ru-RU" w:bidi="ar-SA"/>
+        </w:rPr>
+        <w:t>Пратта</w:t>
+      </w:r>
+      <w:proofErr w:type="spellEnd"/>
+      <w:r>
+        <w:rPr>
+          <w:lang w:eastAsia="ru-RU" w:bidi="ar-SA"/>
+        </w:rPr>
+        <w:t xml:space="preserve"> реализован в виде последовательного </w:t>
+      </w:r>
+      <w:proofErr w:type="spellStart"/>
+      <w:r>
+        <w:rPr>
+          <w:lang w:eastAsia="ru-RU" w:bidi="ar-SA"/>
+        </w:rPr>
+        <w:t>пайплайна</w:t>
+      </w:r>
+      <w:proofErr w:type="spellEnd"/>
+      <w:r>
+        <w:rPr>
+          <w:lang w:eastAsia="ru-RU" w:bidi="ar-SA"/>
+        </w:rPr>
+        <w:t xml:space="preserve">. На первом этапе из стандартного ввода считываются две строки: сначала шаблон P, затем текст T, после чего проверяется, не пуст ли шаблон. Второй этап </w:t>
+      </w:r>
+      <w:r>
+        <w:rPr>
+          <w:lang w:eastAsia="ru-RU" w:bidi="ar-SA"/>
+        </w:rPr>
+        <w:t>–</w:t>
+      </w:r>
+      <w:r>
+        <w:rPr>
+          <w:lang w:eastAsia="ru-RU" w:bidi="ar-SA"/>
+        </w:rPr>
+        <w:t xml:space="preserve"> построение префикс-функции для шаблона: создаётся вектор </w:t>
+      </w:r>
+      <w:proofErr w:type="spellStart"/>
+      <w:r>
+        <w:rPr>
+          <w:lang w:eastAsia="ru-RU" w:bidi="ar-SA"/>
+        </w:rPr>
+        <w:t>pi</w:t>
+      </w:r>
+      <w:proofErr w:type="spellEnd"/>
+      <w:r>
+        <w:rPr>
+          <w:lang w:eastAsia="ru-RU" w:bidi="ar-SA"/>
+        </w:rPr>
+        <w:t xml:space="preserve"> размером с длину P, заполняемый </w:t>
       </w:r>
       <w:r>
         <w:rPr>
           <w:lang w:eastAsia="ru-RU" w:bidi="ar-SA"/>
         </w:rPr>
         <w:lastRenderedPageBreak/>
-        <w:t>нулями, затем для каждого символа шаблона начиная с индекса 1 вычисляется значение pi[i] на основе предыдущего значения j и сравнения символов P[i] и P[j] с возможными откатами по уже вычисленным значениям pi. Третий этап — поиск вхождений: выполняется проход по каждому символу текста T с поддержанием текущей длины совпадения j, при несовпадении j уменьшается с помощью префикс-функции, при совпадении j увеличивается, а когда j достигает длины шаблона, фиксируется индекс начала вхождения, и j снова корректируется через pi. Четвёртый этап — формирование вывода: если вектор найденных индексов пуст, выводится -1, иначе все индексы выводятся через запятую. Параллельно на всех этапах при активированном флаге логирования выполняется запись подробного отчёта в файл log1.txt.</w:t>
+        <w:t xml:space="preserve">нулями, затем для каждого символа шаблона начиная с индекса 1 вычисляется значение </w:t>
+      </w:r>
+      <w:proofErr w:type="spellStart"/>
+      <w:r>
+        <w:rPr>
+          <w:lang w:eastAsia="ru-RU" w:bidi="ar-SA"/>
+        </w:rPr>
+        <w:t>pi</w:t>
+      </w:r>
+      <w:proofErr w:type="spellEnd"/>
+      <w:r>
+        <w:rPr>
+          <w:lang w:eastAsia="ru-RU" w:bidi="ar-SA"/>
+        </w:rPr>
+        <w:t xml:space="preserve">[i] на основе предыдущего значения j и сравнения символов P[i] и P[j] с возможными откатами по уже вычисленным значениям </w:t>
+      </w:r>
+      <w:proofErr w:type="spellStart"/>
+      <w:r>
+        <w:rPr>
+          <w:lang w:eastAsia="ru-RU" w:bidi="ar-SA"/>
+        </w:rPr>
+        <w:t>pi</w:t>
+      </w:r>
+      <w:proofErr w:type="spellEnd"/>
+      <w:r>
+        <w:rPr>
+          <w:lang w:eastAsia="ru-RU" w:bidi="ar-SA"/>
+        </w:rPr>
+        <w:t xml:space="preserve">. Третий этап </w:t>
+      </w:r>
+      <w:r>
+        <w:rPr>
+          <w:lang w:eastAsia="ru-RU" w:bidi="ar-SA"/>
+        </w:rPr>
+        <w:t>–</w:t>
+      </w:r>
+      <w:r>
+        <w:rPr>
+          <w:lang w:eastAsia="ru-RU" w:bidi="ar-SA"/>
+        </w:rPr>
+        <w:t xml:space="preserve"> поиск вхождений: выполняется проход по каждому символу текста T с поддержанием текущей длины совпадения j, при несовпадении j уменьшается с помощью префикс-функции, при совпадении j увеличивается, а когда j достигает длины шаблона, фиксируется индекс начала вхождения, и j снова корректируется через </w:t>
+      </w:r>
+      <w:proofErr w:type="spellStart"/>
+      <w:r>
+        <w:rPr>
+          <w:lang w:eastAsia="ru-RU" w:bidi="ar-SA"/>
+        </w:rPr>
+        <w:t>pi</w:t>
+      </w:r>
+      <w:proofErr w:type="spellEnd"/>
+      <w:r>
+        <w:rPr>
+          <w:lang w:eastAsia="ru-RU" w:bidi="ar-SA"/>
+        </w:rPr>
+        <w:t xml:space="preserve">. Четвёртый этап </w:t>
+      </w:r>
+      <w:r>
+        <w:rPr>
+          <w:lang w:eastAsia="ru-RU" w:bidi="ar-SA"/>
+        </w:rPr>
+        <w:t>–</w:t>
+      </w:r>
+      <w:r>
+        <w:rPr>
+          <w:lang w:eastAsia="ru-RU" w:bidi="ar-SA"/>
+        </w:rPr>
+        <w:t xml:space="preserve"> формирование вывода: если вектор найденных индексов пуст, выводится -1, иначе все индексы выводятся через запятую. Параллельно на всех этапах при активированном флаге логирования выполняется запись подробного отчёта в файл log1.txt.</w:t>
       </w:r>
     </w:p>
     <w:p>
@@ -1239,7 +1561,21 @@
         <w:rPr>
           <w:lang w:eastAsia="ru-RU" w:bidi="ar-SA"/>
         </w:rPr>
-        <w:t xml:space="preserve">Алгоритм Кнута-Морриса-Пратта имеет линейную временную сложность: </w:t>
+        <w:t>Алгоритм Кнута-Морриса-</w:t>
+      </w:r>
+      <w:proofErr w:type="spellStart"/>
+      <w:r>
+        <w:rPr>
+          <w:lang w:eastAsia="ru-RU" w:bidi="ar-SA"/>
+        </w:rPr>
+        <w:t>Пратта</w:t>
+      </w:r>
+      <w:proofErr w:type="spellEnd"/>
+      <w:r>
+        <w:rPr>
+          <w:lang w:eastAsia="ru-RU" w:bidi="ar-SA"/>
+        </w:rPr>
+        <w:t xml:space="preserve"> имеет линейную временную сложность: </w:t>
       </w:r>
       <m:oMath>
         <m:r>
@@ -1269,7 +1605,33 @@
         <w:rPr>
           <w:lang w:eastAsia="ru-RU" w:bidi="ar-SA"/>
         </w:rPr>
-        <w:t xml:space="preserve"> — каждый символ шаблона сравнивается ограниченное число раз, а переменная j уменьшается не чаще, чем увеличивается, что даёт амортизированную линейность. Аналогично, при поиске по тексту T каждый символ обрабатывается один раз, а откаты по префикс-функции суммарно не превышают длины текста, поэтому фаза поиска занимает </w:t>
+        <w:t xml:space="preserve"> </w:t>
+      </w:r>
+      <w:r>
+        <w:rPr>
+          <w:lang w:eastAsia="ru-RU" w:bidi="ar-SA"/>
+        </w:rPr>
+        <w:t>–</w:t>
+      </w:r>
+      <w:r>
+        <w:rPr>
+          <w:lang w:eastAsia="ru-RU" w:bidi="ar-SA"/>
+        </w:rPr>
+        <w:t xml:space="preserve"> каждый символ шаблона сравнивается о</w:t>
+      </w:r>
+      <w:proofErr w:type="spellStart"/>
+      <w:r>
+        <w:rPr>
+          <w:lang w:eastAsia="ru-RU" w:bidi="ar-SA"/>
+        </w:rPr>
+        <w:t>граниченное</w:t>
+      </w:r>
+      <w:proofErr w:type="spellEnd"/>
+      <w:r>
+        <w:rPr>
+          <w:lang w:eastAsia="ru-RU" w:bidi="ar-SA"/>
+        </w:rPr>
+        <w:t xml:space="preserve"> число раз, а переменная j уменьшается не чаще, чем увеличивается, что даёт амортизированную линейность. Аналогично, при поиске по тексту T каждый символ обрабатывается один раз, а откаты по префикс-функции суммарно не превышают длины текста, поэтому фаза поиска занимает </w:t>
       </w:r>
       <m:oMath>
         <m:r>
@@ -1508,7 +1870,21 @@
         <w:rPr>
           <w:lang w:eastAsia="ru-RU" w:bidi="ar-SA"/>
         </w:rPr>
-        <w:t>. Вычисляется префикс-функция для строки B. Затем выполняется сканирование S с использованием КМП для поиска B. При обнаружении B в S на позиции pos проверяется, что pos меньше длины A; если да, то pos выводится как результат. Если pos больше или равно длины A, поиск продолжается до конца S. При отсутствии подходящего вхождения выводится -1. Логирование этапов выводится в файл log2.txt.</w:t>
+        <w:t xml:space="preserve">. Вычисляется префикс-функция для строки B. Затем выполняется сканирование S с использованием КМП для поиска B. При обнаружении B в S на позиции pos проверяется, что pos меньше длины A; если да, то pos выводится как результат. Если </w:t>
+      </w:r>
+      <w:proofErr w:type="spellStart"/>
+      <w:r>
+        <w:rPr>
+          <w:lang w:eastAsia="ru-RU" w:bidi="ar-SA"/>
+        </w:rPr>
+        <w:t>pos</w:t>
+      </w:r>
+      <w:proofErr w:type="spellEnd"/>
+      <w:r>
+        <w:rPr>
+          <w:lang w:eastAsia="ru-RU" w:bidi="ar-SA"/>
+        </w:rPr>
+        <w:t xml:space="preserve"> больше или равно длины A, поиск продолжается до конца S. При отсутствии подходящего вхождения выводится -1. Логирование этапов выводится в файл log2.txt.</w:t>
       </w:r>
     </w:p>
     <w:p>
@@ -1538,7 +1914,89 @@
         <w:rPr>
           <w:lang w:eastAsia="ru-RU" w:bidi="ar-SA"/>
         </w:rPr>
-        <w:t>Вектор pi — хранит значения префикс-функции для шаблона P. Длина вектора равна длине P. Каждый элемент pi[i] содержит длину наибольшего собственного префикса подстроки P[0..i], который также является её суффиксом. Тип: std::vector&lt;int&gt;.</w:t>
+        <w:t xml:space="preserve">Вектор </w:t>
+      </w:r>
+      <w:proofErr w:type="spellStart"/>
+      <w:r>
+        <w:rPr>
+          <w:lang w:eastAsia="ru-RU" w:bidi="ar-SA"/>
+        </w:rPr>
+        <w:t>pi</w:t>
+      </w:r>
+      <w:proofErr w:type="spellEnd"/>
+      <w:r>
+        <w:rPr>
+          <w:lang w:eastAsia="ru-RU" w:bidi="ar-SA"/>
+        </w:rPr>
+        <w:t xml:space="preserve"> </w:t>
+      </w:r>
+      <w:r>
+        <w:rPr>
+          <w:lang w:eastAsia="ru-RU" w:bidi="ar-SA"/>
+        </w:rPr>
+        <w:t>–</w:t>
+      </w:r>
+      <w:r>
+        <w:rPr>
+          <w:lang w:eastAsia="ru-RU" w:bidi="ar-SA"/>
+        </w:rPr>
+        <w:t xml:space="preserve"> хранит значения префикс-функции для шаблона P. Длина вектора равна длине P. Каждый элемент </w:t>
+      </w:r>
+      <w:proofErr w:type="spellStart"/>
+      <w:r>
+        <w:rPr>
+          <w:lang w:eastAsia="ru-RU" w:bidi="ar-SA"/>
+        </w:rPr>
+        <w:t>pi</w:t>
+      </w:r>
+      <w:proofErr w:type="spellEnd"/>
+      <w:r>
+        <w:rPr>
+          <w:lang w:eastAsia="ru-RU" w:bidi="ar-SA"/>
+        </w:rPr>
+        <w:t xml:space="preserve">[i] содержит длину наибольшего собственного префикса подстроки P[0..i], который также является её суффиксом. Тип: </w:t>
+      </w:r>
+      <w:proofErr w:type="spellStart"/>
+      <w:r>
+        <w:rPr>
+          <w:lang w:eastAsia="ru-RU" w:bidi="ar-SA"/>
+        </w:rPr>
+        <w:t>std</w:t>
+      </w:r>
+      <w:proofErr w:type="spellEnd"/>
+      <w:r>
+        <w:rPr>
+          <w:lang w:eastAsia="ru-RU" w:bidi="ar-SA"/>
+        </w:rPr>
+        <w:t>::</w:t>
+      </w:r>
+      <w:proofErr w:type="spellStart"/>
+      <w:r>
+        <w:rPr>
+          <w:lang w:eastAsia="ru-RU" w:bidi="ar-SA"/>
+        </w:rPr>
+        <w:t>vector</w:t>
+      </w:r>
+      <w:proofErr w:type="spellEnd"/>
+      <w:r>
+        <w:rPr>
+          <w:lang w:eastAsia="ru-RU" w:bidi="ar-SA"/>
+        </w:rPr>
+        <w:t>&lt;</w:t>
+      </w:r>
+      <w:proofErr w:type="spellStart"/>
+      <w:r>
+        <w:rPr>
+          <w:lang w:eastAsia="ru-RU" w:bidi="ar-SA"/>
+        </w:rPr>
+        <w:t>int</w:t>
+      </w:r>
+      <w:proofErr w:type="spellEnd"/>
+      <w:r>
+        <w:rPr>
+          <w:lang w:eastAsia="ru-RU" w:bidi="ar-SA"/>
+        </w:rPr>
+        <w:t>&gt;.</w:t>
       </w:r>
     </w:p>
     <w:p>
@@ -1632,7 +2090,23 @@
           <w:rFonts w:cs="Times New Roman"/>
           <w:lang w:eastAsia="ru-RU" w:bidi="ar-SA"/>
         </w:rPr>
-        <w:t xml:space="preserve"> (что соответствует перекрытию через границу и не является допустимым сдвигом). Таким образом, использование S позволяет применить стандартный алгоритм КМП для поиска подстроки и затем проверить условие </w:t>
+        <w:t xml:space="preserve"> (что соо</w:t>
+      </w:r>
+      <w:proofErr w:type="spellStart"/>
+      <w:r>
+        <w:rPr>
+          <w:rFonts w:cs="Times New Roman"/>
+          <w:lang w:eastAsia="ru-RU" w:bidi="ar-SA"/>
+        </w:rPr>
+        <w:t>тветствует</w:t>
+      </w:r>
+      <w:proofErr w:type="spellEnd"/>
+      <w:r>
+        <w:rPr>
+          <w:rFonts w:cs="Times New Roman"/>
+          <w:lang w:eastAsia="ru-RU" w:bidi="ar-SA"/>
+        </w:rPr>
+        <w:t xml:space="preserve"> перекрытию через границу и не является допустимым сдвигом). Таким образом, использование S позволяет применить стандартный алгоритм КМП для поиска подстроки и затем проверить условие </w:t>
       </w:r>
       <m:oMath>
         <m:r>
@@ -1661,8 +2135,16 @@
         <w:rPr>
           <w:lang w:eastAsia="ru-RU" w:bidi="ar-SA"/>
         </w:rPr>
-        <w:t>Тип: st</w:t>
-      </w:r>
+        <w:t xml:space="preserve">Тип: </w:t>
+      </w:r>
+      <w:proofErr w:type="spellStart"/>
+      <w:r>
+        <w:rPr>
+          <w:lang w:eastAsia="ru-RU" w:bidi="ar-SA"/>
+        </w:rPr>
+        <w:t>st</w:t>
+      </w:r>
+      <w:proofErr w:type="spellEnd"/>
       <w:r>
         <w:rPr>
           <w:lang w:val="en-US" w:eastAsia="ru-RU" w:bidi="ar-SA"/>
@@ -1764,7 +2246,19 @@
         <w:rPr>
           <w:lang w:eastAsia="ru-RU" w:bidi="ar-SA"/>
         </w:rPr>
-        <w:t xml:space="preserve"> — искомый минимальный сдвиг. Если вхождение найдено, но </w:t>
+        <w:t xml:space="preserve"> </w:t>
+      </w:r>
+      <w:r>
+        <w:rPr>
+          <w:lang w:eastAsia="ru-RU" w:bidi="ar-SA"/>
+        </w:rPr>
+        <w:t>–</w:t>
+      </w:r>
+      <w:r>
+        <w:rPr>
+          <w:lang w:eastAsia="ru-RU" w:bidi="ar-SA"/>
+        </w:rPr>
+        <w:t xml:space="preserve"> искомый минимальный сдвиг. Если вхождение найдено, но </w:t>
       </w:r>
       <m:oMath>
         <m:r>
@@ -1794,7 +2288,35 @@
         <w:rPr>
           <w:lang w:eastAsia="ru-RU" w:bidi="ar-SA"/>
         </w:rPr>
-        <w:t xml:space="preserve"> не обнаружено, выводится -1. Всё сопровождено подробным логированием в файл log2.txt при установленном флаге logFlag.</w:t>
+        <w:t xml:space="preserve"> не обнаружено, выводи</w:t>
+      </w:r>
+      <w:proofErr w:type="spellStart"/>
+      <w:r>
+        <w:rPr>
+          <w:lang w:eastAsia="ru-RU" w:bidi="ar-SA"/>
+        </w:rPr>
+        <w:t>тся</w:t>
+      </w:r>
+      <w:proofErr w:type="spellEnd"/>
+      <w:r>
+        <w:rPr>
+          <w:lang w:eastAsia="ru-RU" w:bidi="ar-SA"/>
+        </w:rPr>
+        <w:t xml:space="preserve"> -1. Всё сопровождено подробным логированием в файл log2.txt при установленном флаге </w:t>
+      </w:r>
+      <w:proofErr w:type="spellStart"/>
+      <w:r>
+        <w:rPr>
+          <w:lang w:eastAsia="ru-RU" w:bidi="ar-SA"/>
+        </w:rPr>
+        <w:t>logFlag</w:t>
+      </w:r>
+      <w:proofErr w:type="spellEnd"/>
+      <w:r>
+        <w:rPr>
+          <w:lang w:eastAsia="ru-RU" w:bidi="ar-SA"/>
+        </w:rPr>
+        <w:t>.</w:t>
       </w:r>
     </w:p>
     <w:p>
@@ -1860,7 +2382,15 @@
         </m:r>
       </m:oMath>
       <w:r>
-        <w:t xml:space="preserve"> операций, так как каждый символ B обрабатывается один раз, а суммарное количество уменьшений переменной j в процессе построения pi не превышает </w:t>
+        <w:t xml:space="preserve"> операций, так как каждый символ B обрабатывается один раз, а суммарное количество уменьшений переменной j в процессе построения </w:t>
+      </w:r>
+      <w:proofErr w:type="spellStart"/>
+      <w:r>
+        <w:t>pi</w:t>
+      </w:r>
+      <w:proofErr w:type="spellEnd"/>
+      <w:r>
+        <w:t xml:space="preserve"> не превышает </w:t>
       </w:r>
       <m:oMath>
         <m:r>
@@ -2010,7 +2540,21 @@
         <w:rPr>
           <w:lang w:eastAsia="ru-RU" w:bidi="ar-SA"/>
         </w:rPr>
-        <w:t xml:space="preserve">. Массив префикс-функции pi имеет размер </w:t>
+        <w:t xml:space="preserve">. Массив префикс-функции </w:t>
+      </w:r>
+      <w:proofErr w:type="spellStart"/>
+      <w:r>
+        <w:rPr>
+          <w:lang w:eastAsia="ru-RU" w:bidi="ar-SA"/>
+        </w:rPr>
+        <w:t>pi</w:t>
+      </w:r>
+      <w:proofErr w:type="spellEnd"/>
+      <w:r>
+        <w:rPr>
+          <w:lang w:eastAsia="ru-RU" w:bidi="ar-SA"/>
+        </w:rPr>
+        <w:t xml:space="preserve"> имеет размер </w:t>
       </w:r>
       <m:oMath>
         <m:r>
@@ -2316,6 +2860,7 @@
                 <w:lang w:val="en-US"/>
               </w:rPr>
             </w:pPr>
+            <w:proofErr w:type="spellStart"/>
             <w:r>
               <w:rPr>
                 <w:sz w:val="24"/>
@@ -2323,6 +2868,7 @@
               </w:rPr>
               <w:t>abc</w:t>
             </w:r>
+            <w:proofErr w:type="spellEnd"/>
           </w:p>
           <w:p>
             <w:pPr>
@@ -2427,6 +2973,7 @@
                 <w:lang w:val="en-US"/>
               </w:rPr>
             </w:pPr>
+            <w:proofErr w:type="spellStart"/>
             <w:r>
               <w:rPr>
                 <w:sz w:val="24"/>
@@ -2434,6 +2981,7 @@
               </w:rPr>
               <w:t>abab</w:t>
             </w:r>
+            <w:proofErr w:type="spellEnd"/>
           </w:p>
         </w:tc>
         <w:tc>
@@ -2508,12 +3056,14 @@
                 <w:sz w:val="24"/>
               </w:rPr>
             </w:pPr>
+            <w:proofErr w:type="spellStart"/>
             <w:r>
               <w:rPr>
                 <w:sz w:val="24"/>
               </w:rPr>
               <w:t>aa</w:t>
             </w:r>
+            <w:proofErr w:type="spellEnd"/>
           </w:p>
           <w:p>
             <w:pPr>
@@ -2524,12 +3074,14 @@
                 <w:sz w:val="24"/>
               </w:rPr>
             </w:pPr>
+            <w:proofErr w:type="spellStart"/>
             <w:r>
               <w:rPr>
                 <w:sz w:val="24"/>
               </w:rPr>
               <w:t>aaa</w:t>
             </w:r>
+            <w:proofErr w:type="spellEnd"/>
           </w:p>
         </w:tc>
         <w:tc>
@@ -2605,6 +3157,7 @@
                 <w:lang w:val="en-US"/>
               </w:rPr>
             </w:pPr>
+            <w:proofErr w:type="spellStart"/>
             <w:r>
               <w:rPr>
                 <w:sz w:val="24"/>
@@ -2612,6 +3165,7 @@
               </w:rPr>
               <w:t>bobr</w:t>
             </w:r>
+            <w:proofErr w:type="spellEnd"/>
           </w:p>
           <w:p>
             <w:pPr>
@@ -2623,6 +3177,7 @@
                 <w:lang w:val="en-US"/>
               </w:rPr>
             </w:pPr>
+            <w:proofErr w:type="spellStart"/>
             <w:r>
               <w:rPr>
                 <w:sz w:val="24"/>
@@ -2630,6 +3185,7 @@
               </w:rPr>
               <w:t>bebra</w:t>
             </w:r>
+            <w:proofErr w:type="spellEnd"/>
           </w:p>
         </w:tc>
         <w:tc>
@@ -2854,12 +3410,14 @@
                 <w:lang w:val="en-US"/>
               </w:rPr>
             </w:pPr>
+            <w:proofErr w:type="spellStart"/>
             <w:r>
               <w:rPr>
                 <w:sz w:val="24"/>
               </w:rPr>
               <w:t>abc</w:t>
             </w:r>
+            <w:proofErr w:type="spellEnd"/>
           </w:p>
         </w:tc>
         <w:tc>
@@ -2925,12 +3483,14 @@
                 <w:sz w:val="24"/>
               </w:rPr>
             </w:pPr>
+            <w:proofErr w:type="spellStart"/>
             <w:r>
               <w:rPr>
                 <w:sz w:val="24"/>
               </w:rPr>
               <w:t>hello</w:t>
             </w:r>
+            <w:proofErr w:type="spellEnd"/>
           </w:p>
           <w:p>
             <w:pPr>
@@ -2941,12 +3501,14 @@
                 <w:sz w:val="24"/>
               </w:rPr>
             </w:pPr>
+            <w:proofErr w:type="spellStart"/>
             <w:r>
               <w:rPr>
                 <w:sz w:val="24"/>
               </w:rPr>
               <w:t>hello</w:t>
             </w:r>
+            <w:proofErr w:type="spellEnd"/>
           </w:p>
           <w:p>
             <w:pPr>
@@ -3026,6 +3588,7 @@
                 <w:lang w:val="en-US"/>
               </w:rPr>
             </w:pPr>
+            <w:proofErr w:type="spellStart"/>
             <w:r>
               <w:rPr>
                 <w:sz w:val="24"/>
@@ -3033,6 +3596,7 @@
               </w:rPr>
               <w:t>asdasd</w:t>
             </w:r>
+            <w:proofErr w:type="spellEnd"/>
           </w:p>
           <w:p>
             <w:pPr>
@@ -3044,6 +3608,7 @@
                 <w:lang w:val="en-US"/>
               </w:rPr>
             </w:pPr>
+            <w:proofErr w:type="spellStart"/>
             <w:r>
               <w:rPr>
                 <w:sz w:val="24"/>
@@ -3051,6 +3616,7 @@
               </w:rPr>
               <w:t>sdsasd</w:t>
             </w:r>
+            <w:proofErr w:type="spellEnd"/>
           </w:p>
         </w:tc>
         <w:tc>
@@ -3208,12 +3774,14 @@
                 <w:lang w:val="en-US"/>
               </w:rPr>
             </w:pPr>
+            <w:proofErr w:type="spellStart"/>
             <w:r>
               <w:rPr>
                 <w:sz w:val="24"/>
               </w:rPr>
               <w:t>abc</w:t>
             </w:r>
+            <w:proofErr w:type="spellEnd"/>
           </w:p>
           <w:p>
             <w:pPr>
@@ -3296,14 +3864,27 @@
       <w:pPr>
         <w:rPr>
           <w:rFonts w:cs="Times New Roman"/>
-          <w:lang w:val="en-US"/>
         </w:rPr>
       </w:pPr>
       <w:r>
         <w:rPr>
           <w:rFonts w:cs="Times New Roman"/>
         </w:rPr>
-        <w:t xml:space="preserve">В ходе выполнения лабораторной работы были реализованы два алгоритма на основе метода Кнута-Морриса-Пратта: для поиска всех вхождений шаблона в текст и для определения, является ли одна строка циклическим сдвигом другой. Оба алгоритма работают за линейное время </w:t>
+        <w:t>В ходе выполнения лабораторной работы были реализованы два алгоритма на основе метода Кнута-Морриса-</w:t>
+      </w:r>
+      <w:proofErr w:type="spellStart"/>
+      <w:r>
+        <w:rPr>
+          <w:rFonts w:cs="Times New Roman"/>
+        </w:rPr>
+        <w:t>Пратта</w:t>
+      </w:r>
+      <w:proofErr w:type="spellEnd"/>
+      <w:r>
+        <w:rPr>
+          <w:rFonts w:cs="Times New Roman"/>
+        </w:rPr>
+        <w:t xml:space="preserve">: для поиска всех вхождений шаблона в текст и для определения, является ли одна строка циклическим сдвигом другой. Оба алгоритма работают за линейное время </w:t>
       </w:r>
       <m:oMath>
         <m:r>
@@ -3483,7 +4064,6 @@
       <w:r>
         <w:rPr>
           <w:rFonts w:cs="Times New Roman"/>
-          <w:lang w:val="en-US"/>
         </w:rPr>
         <w:t>Таким образом, поставленные задачи решены в полном объёме.</w:t>
       </w:r>
@@ -3617,7 +4197,21 @@
         <w:rPr>
           <w:lang w:val="en-US"/>
         </w:rPr>
-        <w:t>#include &lt;fstream&gt;</w:t>
+        <w:t>#include &lt;</w:t>
+      </w:r>
+      <w:proofErr w:type="spellStart"/>
+      <w:r>
+        <w:rPr>
+          <w:lang w:val="en-US"/>
+        </w:rPr>
+        <w:t>fstream</w:t>
+      </w:r>
+      <w:proofErr w:type="spellEnd"/>
+      <w:r>
+        <w:rPr>
+          <w:lang w:val="en-US"/>
+        </w:rPr>
+        <w:t>&gt;</w:t>
       </w:r>
     </w:p>
     <w:p>
@@ -3683,57 +4277,127 @@
         <w:rPr>
           <w:lang w:val="en-US"/>
         </w:rPr>
-        <w:t xml:space="preserve">    bool logFlag = true;</w:t>
-      </w:r>
-    </w:p>
-    <w:p>
-      <w:pPr>
-        <w:pStyle w:val="10"/>
-        <w:rPr>
-          <w:lang w:val="en-US"/>
-        </w:rPr>
-      </w:pPr>
-    </w:p>
-    <w:p>
-      <w:pPr>
-        <w:pStyle w:val="10"/>
-        <w:rPr>
-          <w:lang w:val="en-US"/>
-        </w:rPr>
-      </w:pPr>
-      <w:r>
-        <w:rPr>
-          <w:lang w:val="en-US"/>
-        </w:rPr>
-        <w:t xml:space="preserve">    ofstream logFile;</w:t>
-      </w:r>
-    </w:p>
-    <w:p>
-      <w:pPr>
-        <w:pStyle w:val="10"/>
-        <w:rPr>
-          <w:lang w:val="en-US"/>
-        </w:rPr>
-      </w:pPr>
-      <w:r>
-        <w:rPr>
-          <w:lang w:val="en-US"/>
-        </w:rPr>
-        <w:t xml:space="preserve">    if (logFlag) {</w:t>
-      </w:r>
-    </w:p>
-    <w:p>
-      <w:pPr>
-        <w:pStyle w:val="10"/>
-        <w:rPr>
-          <w:lang w:val="en-US"/>
-        </w:rPr>
-      </w:pPr>
-      <w:r>
-        <w:rPr>
-          <w:lang w:val="en-US"/>
-        </w:rPr>
-        <w:t xml:space="preserve">        logFile.open("log1.txt");</w:t>
+        <w:t xml:space="preserve">    bool </w:t>
+      </w:r>
+      <w:proofErr w:type="spellStart"/>
+      <w:r>
+        <w:rPr>
+          <w:lang w:val="en-US"/>
+        </w:rPr>
+        <w:t>logFlag</w:t>
+      </w:r>
+      <w:proofErr w:type="spellEnd"/>
+      <w:r>
+        <w:rPr>
+          <w:lang w:val="en-US"/>
+        </w:rPr>
+        <w:t xml:space="preserve"> = true;</w:t>
+      </w:r>
+    </w:p>
+    <w:p>
+      <w:pPr>
+        <w:pStyle w:val="10"/>
+        <w:rPr>
+          <w:lang w:val="en-US"/>
+        </w:rPr>
+      </w:pPr>
+    </w:p>
+    <w:p>
+      <w:pPr>
+        <w:pStyle w:val="10"/>
+        <w:rPr>
+          <w:lang w:val="en-US"/>
+        </w:rPr>
+      </w:pPr>
+      <w:r>
+        <w:rPr>
+          <w:lang w:val="en-US"/>
+        </w:rPr>
+        <w:t xml:space="preserve">    </w:t>
+      </w:r>
+      <w:proofErr w:type="spellStart"/>
+      <w:r>
+        <w:rPr>
+          <w:lang w:val="en-US"/>
+        </w:rPr>
+        <w:t>ofstream</w:t>
+      </w:r>
+      <w:proofErr w:type="spellEnd"/>
+      <w:r>
+        <w:rPr>
+          <w:lang w:val="en-US"/>
+        </w:rPr>
+        <w:t xml:space="preserve"> </w:t>
+      </w:r>
+      <w:proofErr w:type="spellStart"/>
+      <w:r>
+        <w:rPr>
+          <w:lang w:val="en-US"/>
+        </w:rPr>
+        <w:t>logFile</w:t>
+      </w:r>
+      <w:proofErr w:type="spellEnd"/>
+      <w:r>
+        <w:rPr>
+          <w:lang w:val="en-US"/>
+        </w:rPr>
+        <w:t>;</w:t>
+      </w:r>
+    </w:p>
+    <w:p>
+      <w:pPr>
+        <w:pStyle w:val="10"/>
+        <w:rPr>
+          <w:lang w:val="en-US"/>
+        </w:rPr>
+      </w:pPr>
+      <w:r>
+        <w:rPr>
+          <w:lang w:val="en-US"/>
+        </w:rPr>
+        <w:t xml:space="preserve">    if (</w:t>
+      </w:r>
+      <w:proofErr w:type="spellStart"/>
+      <w:r>
+        <w:rPr>
+          <w:lang w:val="en-US"/>
+        </w:rPr>
+        <w:t>logFlag</w:t>
+      </w:r>
+      <w:proofErr w:type="spellEnd"/>
+      <w:r>
+        <w:rPr>
+          <w:lang w:val="en-US"/>
+        </w:rPr>
+        <w:t>) {</w:t>
+      </w:r>
+    </w:p>
+    <w:p>
+      <w:pPr>
+        <w:pStyle w:val="10"/>
+        <w:rPr>
+          <w:lang w:val="en-US"/>
+        </w:rPr>
+      </w:pPr>
+      <w:r>
+        <w:rPr>
+          <w:lang w:val="en-US"/>
+        </w:rPr>
+        <w:t xml:space="preserve">        </w:t>
+      </w:r>
+      <w:proofErr w:type="spellStart"/>
+      <w:r>
+        <w:rPr>
+          <w:lang w:val="en-US"/>
+        </w:rPr>
+        <w:t>logFile.open</w:t>
+      </w:r>
+      <w:proofErr w:type="spellEnd"/>
+      <w:r>
+        <w:rPr>
+          <w:lang w:val="en-US"/>
+        </w:rPr>
+        <w:t>("log1.txt");</w:t>
       </w:r>
     </w:p>
     <w:p>
@@ -3749,12 +4413,14 @@
       <w:r>
         <w:t xml:space="preserve"> (!</w:t>
       </w:r>
+      <w:proofErr w:type="spellStart"/>
       <w:r>
         <w:rPr>
           <w:lang w:val="en-US"/>
         </w:rPr>
         <w:t>logFile</w:t>
       </w:r>
+      <w:proofErr w:type="spellEnd"/>
       <w:r>
         <w:t>.</w:t>
       </w:r>
@@ -3787,12 +4453,14 @@
       <w:r>
         <w:t xml:space="preserve">            </w:t>
       </w:r>
+      <w:proofErr w:type="spellStart"/>
       <w:r>
         <w:rPr>
           <w:lang w:val="en-US"/>
         </w:rPr>
         <w:t>cerr</w:t>
       </w:r>
+      <w:proofErr w:type="spellEnd"/>
       <w:r>
         <w:t xml:space="preserve"> &lt;&lt; "Не удалось создать лог-файл!" </w:t>
       </w:r>
@@ -3800,7 +4468,21 @@
         <w:rPr>
           <w:lang w:val="en-US"/>
         </w:rPr>
-        <w:t>&lt;&lt; endl;</w:t>
+        <w:t xml:space="preserve">&lt;&lt; </w:t>
+      </w:r>
+      <w:proofErr w:type="spellStart"/>
+      <w:r>
+        <w:rPr>
+          <w:lang w:val="en-US"/>
+        </w:rPr>
+        <w:t>endl</w:t>
+      </w:r>
+      <w:proofErr w:type="spellEnd"/>
+      <w:r>
+        <w:rPr>
+          <w:lang w:val="en-US"/>
+        </w:rPr>
+        <w:t>;</w:t>
       </w:r>
     </w:p>
     <w:p>
@@ -3878,85 +4560,365 @@
         <w:rPr>
           <w:lang w:val="en-US"/>
         </w:rPr>
-        <w:t xml:space="preserve">    getline(cin, P);</w:t>
-      </w:r>
-    </w:p>
-    <w:p>
-      <w:pPr>
-        <w:pStyle w:val="10"/>
-        <w:rPr>
-          <w:lang w:val="en-US"/>
-        </w:rPr>
-      </w:pPr>
-      <w:r>
-        <w:rPr>
-          <w:lang w:val="en-US"/>
-        </w:rPr>
-        <w:t xml:space="preserve">    getline(cin, T);</w:t>
-      </w:r>
-    </w:p>
-    <w:p>
-      <w:pPr>
-        <w:pStyle w:val="10"/>
-        <w:rPr>
-          <w:lang w:val="en-US"/>
-        </w:rPr>
-      </w:pPr>
-    </w:p>
-    <w:p>
-      <w:pPr>
-        <w:pStyle w:val="10"/>
-        <w:rPr>
-          <w:lang w:val="en-US"/>
-        </w:rPr>
-      </w:pPr>
-      <w:r>
-        <w:rPr>
-          <w:lang w:val="en-US"/>
-        </w:rPr>
-        <w:t xml:space="preserve">    if (logFlag) {</w:t>
-      </w:r>
-    </w:p>
-    <w:p>
-      <w:pPr>
-        <w:pStyle w:val="10"/>
-        <w:rPr>
-          <w:lang w:val="en-US"/>
-        </w:rPr>
-      </w:pPr>
-      <w:r>
-        <w:rPr>
-          <w:lang w:val="en-US"/>
-        </w:rPr>
-        <w:t xml:space="preserve">        logFile &lt;&lt; "Алгоритм Кнута-Морриса-Пратта" &lt;&lt; endl;</w:t>
-      </w:r>
-    </w:p>
-    <w:p>
-      <w:pPr>
-        <w:pStyle w:val="10"/>
-        <w:rPr>
-          <w:lang w:val="en-US"/>
-        </w:rPr>
-      </w:pPr>
-      <w:r>
-        <w:rPr>
-          <w:lang w:val="en-US"/>
-        </w:rPr>
-        <w:t xml:space="preserve">        logFile &lt;&lt; "Шаблон P: \"" &lt;&lt; P &lt;&lt; "\" (длина " &lt;&lt; P.size() &lt;&lt; ")" &lt;&lt; endl;</w:t>
-      </w:r>
-    </w:p>
-    <w:p>
-      <w:pPr>
-        <w:pStyle w:val="10"/>
-        <w:rPr>
-          <w:lang w:val="en-US"/>
-        </w:rPr>
-      </w:pPr>
-      <w:r>
-        <w:rPr>
-          <w:lang w:val="en-US"/>
-        </w:rPr>
-        <w:t xml:space="preserve">        logFile &lt;&lt; "Текст   T: \"" &lt;&lt; T &lt;&lt; "\" (длина " &lt;&lt; T.size() &lt;&lt; ")" &lt;&lt; endl &lt;&lt; endl;</w:t>
+        <w:t xml:space="preserve">    </w:t>
+      </w:r>
+      <w:proofErr w:type="spellStart"/>
+      <w:r>
+        <w:rPr>
+          <w:lang w:val="en-US"/>
+        </w:rPr>
+        <w:t>getline</w:t>
+      </w:r>
+      <w:proofErr w:type="spellEnd"/>
+      <w:r>
+        <w:rPr>
+          <w:lang w:val="en-US"/>
+        </w:rPr>
+        <w:t>(</w:t>
+      </w:r>
+      <w:proofErr w:type="spellStart"/>
+      <w:r>
+        <w:rPr>
+          <w:lang w:val="en-US"/>
+        </w:rPr>
+        <w:t>cin</w:t>
+      </w:r>
+      <w:proofErr w:type="spellEnd"/>
+      <w:r>
+        <w:rPr>
+          <w:lang w:val="en-US"/>
+        </w:rPr>
+        <w:t>, P);</w:t>
+      </w:r>
+    </w:p>
+    <w:p>
+      <w:pPr>
+        <w:pStyle w:val="10"/>
+        <w:rPr>
+          <w:lang w:val="en-US"/>
+        </w:rPr>
+      </w:pPr>
+      <w:r>
+        <w:rPr>
+          <w:lang w:val="en-US"/>
+        </w:rPr>
+        <w:t xml:space="preserve">    </w:t>
+      </w:r>
+      <w:proofErr w:type="spellStart"/>
+      <w:r>
+        <w:rPr>
+          <w:lang w:val="en-US"/>
+        </w:rPr>
+        <w:t>getline</w:t>
+      </w:r>
+      <w:proofErr w:type="spellEnd"/>
+      <w:r>
+        <w:rPr>
+          <w:lang w:val="en-US"/>
+        </w:rPr>
+        <w:t>(</w:t>
+      </w:r>
+      <w:proofErr w:type="spellStart"/>
+      <w:r>
+        <w:rPr>
+          <w:lang w:val="en-US"/>
+        </w:rPr>
+        <w:t>cin</w:t>
+      </w:r>
+      <w:proofErr w:type="spellEnd"/>
+      <w:r>
+        <w:rPr>
+          <w:lang w:val="en-US"/>
+        </w:rPr>
+        <w:t>, T);</w:t>
+      </w:r>
+    </w:p>
+    <w:p>
+      <w:pPr>
+        <w:pStyle w:val="10"/>
+        <w:rPr>
+          <w:lang w:val="en-US"/>
+        </w:rPr>
+      </w:pPr>
+    </w:p>
+    <w:p>
+      <w:pPr>
+        <w:pStyle w:val="10"/>
+        <w:rPr>
+          <w:lang w:val="en-US"/>
+        </w:rPr>
+      </w:pPr>
+      <w:r>
+        <w:rPr>
+          <w:lang w:val="en-US"/>
+        </w:rPr>
+        <w:t xml:space="preserve">    if (</w:t>
+      </w:r>
+      <w:proofErr w:type="spellStart"/>
+      <w:r>
+        <w:rPr>
+          <w:lang w:val="en-US"/>
+        </w:rPr>
+        <w:t>logFlag</w:t>
+      </w:r>
+      <w:proofErr w:type="spellEnd"/>
+      <w:r>
+        <w:rPr>
+          <w:lang w:val="en-US"/>
+        </w:rPr>
+        <w:t>) {</w:t>
+      </w:r>
+    </w:p>
+    <w:p>
+      <w:pPr>
+        <w:pStyle w:val="10"/>
+        <w:rPr>
+          <w:lang w:val="en-US"/>
+        </w:rPr>
+      </w:pPr>
+      <w:r>
+        <w:rPr>
+          <w:lang w:val="en-US"/>
+        </w:rPr>
+        <w:t xml:space="preserve">        </w:t>
+      </w:r>
+      <w:proofErr w:type="spellStart"/>
+      <w:r>
+        <w:rPr>
+          <w:lang w:val="en-US"/>
+        </w:rPr>
+        <w:t>logFile</w:t>
+      </w:r>
+      <w:proofErr w:type="spellEnd"/>
+      <w:r>
+        <w:rPr>
+          <w:lang w:val="en-US"/>
+        </w:rPr>
+        <w:t xml:space="preserve"> &lt;&lt; "</w:t>
+      </w:r>
+      <w:proofErr w:type="spellStart"/>
+      <w:r>
+        <w:rPr>
+          <w:lang w:val="en-US"/>
+        </w:rPr>
+        <w:t>Алгоритм</w:t>
+      </w:r>
+      <w:proofErr w:type="spellEnd"/>
+      <w:r>
+        <w:rPr>
+          <w:lang w:val="en-US"/>
+        </w:rPr>
+        <w:t xml:space="preserve"> </w:t>
+      </w:r>
+      <w:proofErr w:type="spellStart"/>
+      <w:r>
+        <w:rPr>
+          <w:lang w:val="en-US"/>
+        </w:rPr>
+        <w:t>Кнута-Морриса-Пратта</w:t>
+      </w:r>
+      <w:proofErr w:type="spellEnd"/>
+      <w:r>
+        <w:rPr>
+          <w:lang w:val="en-US"/>
+        </w:rPr>
+        <w:t xml:space="preserve">" &lt;&lt; </w:t>
+      </w:r>
+      <w:proofErr w:type="spellStart"/>
+      <w:r>
+        <w:rPr>
+          <w:lang w:val="en-US"/>
+        </w:rPr>
+        <w:t>endl</w:t>
+      </w:r>
+      <w:proofErr w:type="spellEnd"/>
+      <w:r>
+        <w:rPr>
+          <w:lang w:val="en-US"/>
+        </w:rPr>
+        <w:t>;</w:t>
+      </w:r>
+    </w:p>
+    <w:p>
+      <w:pPr>
+        <w:pStyle w:val="10"/>
+        <w:rPr>
+          <w:lang w:val="en-US"/>
+        </w:rPr>
+      </w:pPr>
+      <w:r>
+        <w:rPr>
+          <w:lang w:val="en-US"/>
+        </w:rPr>
+        <w:t xml:space="preserve">        </w:t>
+      </w:r>
+      <w:proofErr w:type="spellStart"/>
+      <w:r>
+        <w:rPr>
+          <w:lang w:val="en-US"/>
+        </w:rPr>
+        <w:t>logFile</w:t>
+      </w:r>
+      <w:proofErr w:type="spellEnd"/>
+      <w:r>
+        <w:rPr>
+          <w:lang w:val="en-US"/>
+        </w:rPr>
+        <w:t xml:space="preserve"> &lt;&lt; "</w:t>
+      </w:r>
+      <w:proofErr w:type="spellStart"/>
+      <w:r>
+        <w:rPr>
+          <w:lang w:val="en-US"/>
+        </w:rPr>
+        <w:t>Шаблон</w:t>
+      </w:r>
+      <w:proofErr w:type="spellEnd"/>
+      <w:r>
+        <w:rPr>
+          <w:lang w:val="en-US"/>
+        </w:rPr>
+        <w:t xml:space="preserve"> P: \"" &lt;&lt; P &lt;&lt; "\" (</w:t>
+      </w:r>
+      <w:proofErr w:type="spellStart"/>
+      <w:r>
+        <w:rPr>
+          <w:lang w:val="en-US"/>
+        </w:rPr>
+        <w:t>длина</w:t>
+      </w:r>
+      <w:proofErr w:type="spellEnd"/>
+      <w:r>
+        <w:rPr>
+          <w:lang w:val="en-US"/>
+        </w:rPr>
+        <w:t xml:space="preserve"> " &lt;&lt; </w:t>
+      </w:r>
+      <w:proofErr w:type="spellStart"/>
+      <w:r>
+        <w:rPr>
+          <w:lang w:val="en-US"/>
+        </w:rPr>
+        <w:t>P.size</w:t>
+      </w:r>
+      <w:proofErr w:type="spellEnd"/>
+      <w:r>
+        <w:rPr>
+          <w:lang w:val="en-US"/>
+        </w:rPr>
+        <w:t xml:space="preserve">() &lt;&lt; ")" &lt;&lt; </w:t>
+      </w:r>
+      <w:proofErr w:type="spellStart"/>
+      <w:r>
+        <w:rPr>
+          <w:lang w:val="en-US"/>
+        </w:rPr>
+        <w:t>endl</w:t>
+      </w:r>
+      <w:proofErr w:type="spellEnd"/>
+      <w:r>
+        <w:rPr>
+          <w:lang w:val="en-US"/>
+        </w:rPr>
+        <w:t>;</w:t>
+      </w:r>
+    </w:p>
+    <w:p>
+      <w:pPr>
+        <w:pStyle w:val="10"/>
+        <w:rPr>
+          <w:lang w:val="en-US"/>
+        </w:rPr>
+      </w:pPr>
+      <w:r>
+        <w:rPr>
+          <w:lang w:val="en-US"/>
+        </w:rPr>
+        <w:t xml:space="preserve">        </w:t>
+      </w:r>
+      <w:proofErr w:type="spellStart"/>
+      <w:r>
+        <w:rPr>
+          <w:lang w:val="en-US"/>
+        </w:rPr>
+        <w:t>logFile</w:t>
+      </w:r>
+      <w:proofErr w:type="spellEnd"/>
+      <w:r>
+        <w:rPr>
+          <w:lang w:val="en-US"/>
+        </w:rPr>
+        <w:t xml:space="preserve"> &lt;&lt; "</w:t>
+      </w:r>
+      <w:proofErr w:type="spellStart"/>
+      <w:r>
+        <w:rPr>
+          <w:lang w:val="en-US"/>
+        </w:rPr>
+        <w:t>Текст</w:t>
+      </w:r>
+      <w:proofErr w:type="spellEnd"/>
+      <w:r>
+        <w:rPr>
+          <w:lang w:val="en-US"/>
+        </w:rPr>
+        <w:t xml:space="preserve">   T: \"" &lt;&lt; T &lt;&lt; "\" (</w:t>
+      </w:r>
+      <w:proofErr w:type="spellStart"/>
+      <w:r>
+        <w:rPr>
+          <w:lang w:val="en-US"/>
+        </w:rPr>
+        <w:t>длина</w:t>
+      </w:r>
+      <w:proofErr w:type="spellEnd"/>
+      <w:r>
+        <w:rPr>
+          <w:lang w:val="en-US"/>
+        </w:rPr>
+        <w:t xml:space="preserve"> " &lt;&lt; </w:t>
+      </w:r>
+      <w:proofErr w:type="spellStart"/>
+      <w:r>
+        <w:rPr>
+          <w:lang w:val="en-US"/>
+        </w:rPr>
+        <w:t>T.size</w:t>
+      </w:r>
+      <w:proofErr w:type="spellEnd"/>
+      <w:r>
+        <w:rPr>
+          <w:lang w:val="en-US"/>
+        </w:rPr>
+        <w:t xml:space="preserve">() &lt;&lt; ")" &lt;&lt; </w:t>
+      </w:r>
+      <w:proofErr w:type="spellStart"/>
+      <w:r>
+        <w:rPr>
+          <w:lang w:val="en-US"/>
+        </w:rPr>
+        <w:t>endl</w:t>
+      </w:r>
+      <w:proofErr w:type="spellEnd"/>
+      <w:r>
+        <w:rPr>
+          <w:lang w:val="en-US"/>
+        </w:rPr>
+        <w:t xml:space="preserve"> &lt;&lt; </w:t>
+      </w:r>
+      <w:proofErr w:type="spellStart"/>
+      <w:r>
+        <w:rPr>
+          <w:lang w:val="en-US"/>
+        </w:rPr>
+        <w:t>endl</w:t>
+      </w:r>
+      <w:proofErr w:type="spellEnd"/>
+      <w:r>
+        <w:rPr>
+          <w:lang w:val="en-US"/>
+        </w:rPr>
+        <w:t>;</w:t>
       </w:r>
     </w:p>
     <w:p>
@@ -3992,7 +4954,21 @@
         <w:rPr>
           <w:lang w:val="en-US"/>
         </w:rPr>
-        <w:t xml:space="preserve">    int m = (int)P.size();</w:t>
+        <w:t xml:space="preserve">    int m = (int)</w:t>
+      </w:r>
+      <w:proofErr w:type="spellStart"/>
+      <w:r>
+        <w:rPr>
+          <w:lang w:val="en-US"/>
+        </w:rPr>
+        <w:t>P.size</w:t>
+      </w:r>
+      <w:proofErr w:type="spellEnd"/>
+      <w:r>
+        <w:rPr>
+          <w:lang w:val="en-US"/>
+        </w:rPr>
+        <w:t>();</w:t>
       </w:r>
     </w:p>
     <w:p>
@@ -4020,21 +4996,133 @@
         <w:rPr>
           <w:lang w:val="en-US"/>
         </w:rPr>
-        <w:t xml:space="preserve">        if (logFlag) logFile &lt;&lt; "Шаблон пуст, выход с -1." &lt;&lt; endl;</w:t>
-      </w:r>
-    </w:p>
-    <w:p>
-      <w:pPr>
-        <w:pStyle w:val="10"/>
-        <w:rPr>
-          <w:lang w:val="en-US"/>
-        </w:rPr>
-      </w:pPr>
-      <w:r>
-        <w:rPr>
-          <w:lang w:val="en-US"/>
-        </w:rPr>
-        <w:t xml:space="preserve">        cout &lt;&lt; -1 &lt;&lt; endl;</w:t>
+        <w:t xml:space="preserve">        if (</w:t>
+      </w:r>
+      <w:proofErr w:type="spellStart"/>
+      <w:r>
+        <w:rPr>
+          <w:lang w:val="en-US"/>
+        </w:rPr>
+        <w:t>logFlag</w:t>
+      </w:r>
+      <w:proofErr w:type="spellEnd"/>
+      <w:r>
+        <w:rPr>
+          <w:lang w:val="en-US"/>
+        </w:rPr>
+        <w:t xml:space="preserve">) </w:t>
+      </w:r>
+      <w:proofErr w:type="spellStart"/>
+      <w:r>
+        <w:rPr>
+          <w:lang w:val="en-US"/>
+        </w:rPr>
+        <w:t>logFile</w:t>
+      </w:r>
+      <w:proofErr w:type="spellEnd"/>
+      <w:r>
+        <w:rPr>
+          <w:lang w:val="en-US"/>
+        </w:rPr>
+        <w:t xml:space="preserve"> &lt;&lt; "</w:t>
+      </w:r>
+      <w:proofErr w:type="spellStart"/>
+      <w:r>
+        <w:rPr>
+          <w:lang w:val="en-US"/>
+        </w:rPr>
+        <w:t>Шаблон</w:t>
+      </w:r>
+      <w:proofErr w:type="spellEnd"/>
+      <w:r>
+        <w:rPr>
+          <w:lang w:val="en-US"/>
+        </w:rPr>
+        <w:t xml:space="preserve"> </w:t>
+      </w:r>
+      <w:proofErr w:type="spellStart"/>
+      <w:r>
+        <w:rPr>
+          <w:lang w:val="en-US"/>
+        </w:rPr>
+        <w:t>пуст</w:t>
+      </w:r>
+      <w:proofErr w:type="spellEnd"/>
+      <w:r>
+        <w:rPr>
+          <w:lang w:val="en-US"/>
+        </w:rPr>
+        <w:t xml:space="preserve">, </w:t>
+      </w:r>
+      <w:proofErr w:type="spellStart"/>
+      <w:r>
+        <w:rPr>
+          <w:lang w:val="en-US"/>
+        </w:rPr>
+        <w:t>выход</w:t>
+      </w:r>
+      <w:proofErr w:type="spellEnd"/>
+      <w:r>
+        <w:rPr>
+          <w:lang w:val="en-US"/>
+        </w:rPr>
+        <w:t xml:space="preserve"> с -1." &lt;&lt; </w:t>
+      </w:r>
+      <w:proofErr w:type="spellStart"/>
+      <w:r>
+        <w:rPr>
+          <w:lang w:val="en-US"/>
+        </w:rPr>
+        <w:t>endl</w:t>
+      </w:r>
+      <w:proofErr w:type="spellEnd"/>
+      <w:r>
+        <w:rPr>
+          <w:lang w:val="en-US"/>
+        </w:rPr>
+        <w:t>;</w:t>
+      </w:r>
+    </w:p>
+    <w:p>
+      <w:pPr>
+        <w:pStyle w:val="10"/>
+        <w:rPr>
+          <w:lang w:val="en-US"/>
+        </w:rPr>
+      </w:pPr>
+      <w:r>
+        <w:rPr>
+          <w:lang w:val="en-US"/>
+        </w:rPr>
+        <w:t xml:space="preserve">        </w:t>
+      </w:r>
+      <w:proofErr w:type="spellStart"/>
+      <w:r>
+        <w:rPr>
+          <w:lang w:val="en-US"/>
+        </w:rPr>
+        <w:t>cout</w:t>
+      </w:r>
+      <w:proofErr w:type="spellEnd"/>
+      <w:r>
+        <w:rPr>
+          <w:lang w:val="en-US"/>
+        </w:rPr>
+        <w:t xml:space="preserve"> &lt;&lt; -1 &lt;&lt; </w:t>
+      </w:r>
+      <w:proofErr w:type="spellStart"/>
+      <w:r>
+        <w:rPr>
+          <w:lang w:val="en-US"/>
+        </w:rPr>
+        <w:t>endl</w:t>
+      </w:r>
+      <w:proofErr w:type="spellEnd"/>
+      <w:r>
+        <w:rPr>
+          <w:lang w:val="en-US"/>
+        </w:rPr>
+        <w:t>;</w:t>
       </w:r>
     </w:p>
     <w:p>
@@ -4084,7 +5172,77 @@
         <w:rPr>
           <w:lang w:val="en-US"/>
         </w:rPr>
-        <w:t xml:space="preserve">    if (logFlag) logFile &lt;&lt; "Построение префикс-функции" &lt;&lt; endl;</w:t>
+        <w:t xml:space="preserve">    if (</w:t>
+      </w:r>
+      <w:proofErr w:type="spellStart"/>
+      <w:r>
+        <w:rPr>
+          <w:lang w:val="en-US"/>
+        </w:rPr>
+        <w:t>logFlag</w:t>
+      </w:r>
+      <w:proofErr w:type="spellEnd"/>
+      <w:r>
+        <w:rPr>
+          <w:lang w:val="en-US"/>
+        </w:rPr>
+        <w:t xml:space="preserve">) </w:t>
+      </w:r>
+      <w:proofErr w:type="spellStart"/>
+      <w:r>
+        <w:rPr>
+          <w:lang w:val="en-US"/>
+        </w:rPr>
+        <w:t>logFile</w:t>
+      </w:r>
+      <w:proofErr w:type="spellEnd"/>
+      <w:r>
+        <w:rPr>
+          <w:lang w:val="en-US"/>
+        </w:rPr>
+        <w:t xml:space="preserve"> &lt;&lt; "</w:t>
+      </w:r>
+      <w:proofErr w:type="spellStart"/>
+      <w:r>
+        <w:rPr>
+          <w:lang w:val="en-US"/>
+        </w:rPr>
+        <w:t>Построение</w:t>
+      </w:r>
+      <w:proofErr w:type="spellEnd"/>
+      <w:r>
+        <w:rPr>
+          <w:lang w:val="en-US"/>
+        </w:rPr>
+        <w:t xml:space="preserve"> </w:t>
+      </w:r>
+      <w:proofErr w:type="spellStart"/>
+      <w:r>
+        <w:rPr>
+          <w:lang w:val="en-US"/>
+        </w:rPr>
+        <w:t>префикс-функции</w:t>
+      </w:r>
+      <w:proofErr w:type="spellEnd"/>
+      <w:r>
+        <w:rPr>
+          <w:lang w:val="en-US"/>
+        </w:rPr>
+        <w:t xml:space="preserve">" &lt;&lt; </w:t>
+      </w:r>
+      <w:proofErr w:type="spellStart"/>
+      <w:r>
+        <w:rPr>
+          <w:lang w:val="en-US"/>
+        </w:rPr>
+        <w:t>endl</w:t>
+      </w:r>
+      <w:proofErr w:type="spellEnd"/>
+      <w:r>
+        <w:rPr>
+          <w:lang w:val="en-US"/>
+        </w:rPr>
+        <w:t>;</w:t>
       </w:r>
     </w:p>
     <w:p>
@@ -4112,63 +5270,301 @@
         <w:rPr>
           <w:lang w:val="en-US"/>
         </w:rPr>
-        <w:t xml:space="preserve">    for (int i = 1; i &lt; m; ++i) {</w:t>
-      </w:r>
-    </w:p>
-    <w:p>
-      <w:pPr>
-        <w:pStyle w:val="10"/>
-        <w:rPr>
-          <w:lang w:val="en-US"/>
-        </w:rPr>
-      </w:pPr>
-      <w:r>
-        <w:rPr>
-          <w:lang w:val="en-US"/>
-        </w:rPr>
-        <w:t xml:space="preserve">        int j = pi[i - 1];</w:t>
-      </w:r>
-    </w:p>
-    <w:p>
-      <w:pPr>
-        <w:pStyle w:val="10"/>
-        <w:rPr>
-          <w:lang w:val="en-US"/>
-        </w:rPr>
-      </w:pPr>
-      <w:r>
-        <w:rPr>
-          <w:lang w:val="en-US"/>
-        </w:rPr>
-        <w:t xml:space="preserve">        if (logFlag) logFile &lt;&lt; "i = " &lt;&lt; i &lt;&lt; ", j = " &lt;&lt; j &lt;&lt; ", P[i]='" &lt;&lt; P[i] &lt;&lt; "', P[j]='" &lt;&lt; P[j] &lt;&lt; "'" &lt;&lt; endl;</w:t>
-      </w:r>
-    </w:p>
-    <w:p>
-      <w:pPr>
-        <w:pStyle w:val="10"/>
-        <w:rPr>
-          <w:lang w:val="en-US"/>
-        </w:rPr>
-      </w:pPr>
-      <w:r>
-        <w:rPr>
-          <w:lang w:val="en-US"/>
-        </w:rPr>
-        <w:t xml:space="preserve">        while (j &gt; 0 &amp;&amp; P[i] != P[j]) {</w:t>
-      </w:r>
-    </w:p>
-    <w:p>
-      <w:pPr>
-        <w:pStyle w:val="10"/>
-        <w:rPr>
-          <w:lang w:val="en-US"/>
-        </w:rPr>
-      </w:pPr>
-      <w:r>
-        <w:rPr>
-          <w:lang w:val="en-US"/>
-        </w:rPr>
-        <w:t xml:space="preserve">            if (logFlag) logFile &lt;&lt; "  несовпадение, уменьшаем j = pi[" &lt;&lt; j-1 &lt;&lt; "] = " &lt;&lt; pi[j-1] &lt;&lt; endl;</w:t>
+        <w:t xml:space="preserve">    for (int </w:t>
+      </w:r>
+      <w:proofErr w:type="spellStart"/>
+      <w:r>
+        <w:rPr>
+          <w:lang w:val="en-US"/>
+        </w:rPr>
+        <w:t>i</w:t>
+      </w:r>
+      <w:proofErr w:type="spellEnd"/>
+      <w:r>
+        <w:rPr>
+          <w:lang w:val="en-US"/>
+        </w:rPr>
+        <w:t xml:space="preserve"> = 1; </w:t>
+      </w:r>
+      <w:proofErr w:type="spellStart"/>
+      <w:r>
+        <w:rPr>
+          <w:lang w:val="en-US"/>
+        </w:rPr>
+        <w:t>i</w:t>
+      </w:r>
+      <w:proofErr w:type="spellEnd"/>
+      <w:r>
+        <w:rPr>
+          <w:lang w:val="en-US"/>
+        </w:rPr>
+        <w:t xml:space="preserve"> &lt; m; ++</w:t>
+      </w:r>
+      <w:proofErr w:type="spellStart"/>
+      <w:r>
+        <w:rPr>
+          <w:lang w:val="en-US"/>
+        </w:rPr>
+        <w:t>i</w:t>
+      </w:r>
+      <w:proofErr w:type="spellEnd"/>
+      <w:r>
+        <w:rPr>
+          <w:lang w:val="en-US"/>
+        </w:rPr>
+        <w:t>) {</w:t>
+      </w:r>
+    </w:p>
+    <w:p>
+      <w:pPr>
+        <w:pStyle w:val="10"/>
+        <w:rPr>
+          <w:lang w:val="en-US"/>
+        </w:rPr>
+      </w:pPr>
+      <w:r>
+        <w:rPr>
+          <w:lang w:val="en-US"/>
+        </w:rPr>
+        <w:t xml:space="preserve">        int j = pi[</w:t>
+      </w:r>
+      <w:proofErr w:type="spellStart"/>
+      <w:r>
+        <w:rPr>
+          <w:lang w:val="en-US"/>
+        </w:rPr>
+        <w:t>i</w:t>
+      </w:r>
+      <w:proofErr w:type="spellEnd"/>
+      <w:r>
+        <w:rPr>
+          <w:lang w:val="en-US"/>
+        </w:rPr>
+        <w:t xml:space="preserve"> - 1];</w:t>
+      </w:r>
+    </w:p>
+    <w:p>
+      <w:pPr>
+        <w:pStyle w:val="10"/>
+        <w:rPr>
+          <w:lang w:val="en-US"/>
+        </w:rPr>
+      </w:pPr>
+      <w:r>
+        <w:rPr>
+          <w:lang w:val="en-US"/>
+        </w:rPr>
+        <w:t xml:space="preserve">        if (</w:t>
+      </w:r>
+      <w:proofErr w:type="spellStart"/>
+      <w:r>
+        <w:rPr>
+          <w:lang w:val="en-US"/>
+        </w:rPr>
+        <w:t>logFlag</w:t>
+      </w:r>
+      <w:proofErr w:type="spellEnd"/>
+      <w:r>
+        <w:rPr>
+          <w:lang w:val="en-US"/>
+        </w:rPr>
+        <w:t xml:space="preserve">) </w:t>
+      </w:r>
+      <w:proofErr w:type="spellStart"/>
+      <w:r>
+        <w:rPr>
+          <w:lang w:val="en-US"/>
+        </w:rPr>
+        <w:t>logFile</w:t>
+      </w:r>
+      <w:proofErr w:type="spellEnd"/>
+      <w:r>
+        <w:rPr>
+          <w:lang w:val="en-US"/>
+        </w:rPr>
+        <w:t xml:space="preserve"> &lt;&lt; "</w:t>
+      </w:r>
+      <w:proofErr w:type="spellStart"/>
+      <w:r>
+        <w:rPr>
+          <w:lang w:val="en-US"/>
+        </w:rPr>
+        <w:t>i</w:t>
+      </w:r>
+      <w:proofErr w:type="spellEnd"/>
+      <w:r>
+        <w:rPr>
+          <w:lang w:val="en-US"/>
+        </w:rPr>
+        <w:t xml:space="preserve"> = " &lt;&lt; </w:t>
+      </w:r>
+      <w:proofErr w:type="spellStart"/>
+      <w:r>
+        <w:rPr>
+          <w:lang w:val="en-US"/>
+        </w:rPr>
+        <w:t>i</w:t>
+      </w:r>
+      <w:proofErr w:type="spellEnd"/>
+      <w:r>
+        <w:rPr>
+          <w:lang w:val="en-US"/>
+        </w:rPr>
+        <w:t xml:space="preserve"> &lt;&lt; ", j = " &lt;&lt; j &lt;&lt; ", P[</w:t>
+      </w:r>
+      <w:proofErr w:type="spellStart"/>
+      <w:r>
+        <w:rPr>
+          <w:lang w:val="en-US"/>
+        </w:rPr>
+        <w:t>i</w:t>
+      </w:r>
+      <w:proofErr w:type="spellEnd"/>
+      <w:r>
+        <w:rPr>
+          <w:lang w:val="en-US"/>
+        </w:rPr>
+        <w:t>]='" &lt;&lt; P[</w:t>
+      </w:r>
+      <w:proofErr w:type="spellStart"/>
+      <w:r>
+        <w:rPr>
+          <w:lang w:val="en-US"/>
+        </w:rPr>
+        <w:t>i</w:t>
+      </w:r>
+      <w:proofErr w:type="spellEnd"/>
+      <w:r>
+        <w:rPr>
+          <w:lang w:val="en-US"/>
+        </w:rPr>
+        <w:t xml:space="preserve">] &lt;&lt; "', P[j]='" &lt;&lt; P[j] &lt;&lt; "'" &lt;&lt; </w:t>
+      </w:r>
+      <w:proofErr w:type="spellStart"/>
+      <w:r>
+        <w:rPr>
+          <w:lang w:val="en-US"/>
+        </w:rPr>
+        <w:t>endl</w:t>
+      </w:r>
+      <w:proofErr w:type="spellEnd"/>
+      <w:r>
+        <w:rPr>
+          <w:lang w:val="en-US"/>
+        </w:rPr>
+        <w:t>;</w:t>
+      </w:r>
+    </w:p>
+    <w:p>
+      <w:pPr>
+        <w:pStyle w:val="10"/>
+        <w:rPr>
+          <w:lang w:val="en-US"/>
+        </w:rPr>
+      </w:pPr>
+      <w:r>
+        <w:rPr>
+          <w:lang w:val="en-US"/>
+        </w:rPr>
+        <w:t xml:space="preserve">        while (j &gt; 0 &amp;&amp; P[</w:t>
+      </w:r>
+      <w:proofErr w:type="spellStart"/>
+      <w:r>
+        <w:rPr>
+          <w:lang w:val="en-US"/>
+        </w:rPr>
+        <w:t>i</w:t>
+      </w:r>
+      <w:proofErr w:type="spellEnd"/>
+      <w:r>
+        <w:rPr>
+          <w:lang w:val="en-US"/>
+        </w:rPr>
+        <w:t>] != P[j]) {</w:t>
+      </w:r>
+    </w:p>
+    <w:p>
+      <w:pPr>
+        <w:pStyle w:val="10"/>
+        <w:rPr>
+          <w:lang w:val="en-US"/>
+        </w:rPr>
+      </w:pPr>
+      <w:r>
+        <w:rPr>
+          <w:lang w:val="en-US"/>
+        </w:rPr>
+        <w:t xml:space="preserve">            if (</w:t>
+      </w:r>
+      <w:proofErr w:type="spellStart"/>
+      <w:r>
+        <w:rPr>
+          <w:lang w:val="en-US"/>
+        </w:rPr>
+        <w:t>logFlag</w:t>
+      </w:r>
+      <w:proofErr w:type="spellEnd"/>
+      <w:r>
+        <w:rPr>
+          <w:lang w:val="en-US"/>
+        </w:rPr>
+        <w:t xml:space="preserve">) </w:t>
+      </w:r>
+      <w:proofErr w:type="spellStart"/>
+      <w:r>
+        <w:rPr>
+          <w:lang w:val="en-US"/>
+        </w:rPr>
+        <w:t>logFile</w:t>
+      </w:r>
+      <w:proofErr w:type="spellEnd"/>
+      <w:r>
+        <w:rPr>
+          <w:lang w:val="en-US"/>
+        </w:rPr>
+        <w:t xml:space="preserve"> &lt;&lt; "  </w:t>
+      </w:r>
+      <w:proofErr w:type="spellStart"/>
+      <w:r>
+        <w:rPr>
+          <w:lang w:val="en-US"/>
+        </w:rPr>
+        <w:t>несовпадение</w:t>
+      </w:r>
+      <w:proofErr w:type="spellEnd"/>
+      <w:r>
+        <w:rPr>
+          <w:lang w:val="en-US"/>
+        </w:rPr>
+        <w:t xml:space="preserve">, </w:t>
+      </w:r>
+      <w:proofErr w:type="spellStart"/>
+      <w:r>
+        <w:rPr>
+          <w:lang w:val="en-US"/>
+        </w:rPr>
+        <w:t>уменьшаем</w:t>
+      </w:r>
+      <w:proofErr w:type="spellEnd"/>
+      <w:r>
+        <w:rPr>
+          <w:lang w:val="en-US"/>
+        </w:rPr>
+        <w:t xml:space="preserve"> j = pi[" &lt;&lt; j-1 &lt;&lt; "] = " &lt;&lt; pi[j-1] &lt;&lt; </w:t>
+      </w:r>
+      <w:proofErr w:type="spellStart"/>
+      <w:r>
+        <w:rPr>
+          <w:lang w:val="en-US"/>
+        </w:rPr>
+        <w:t>endl</w:t>
+      </w:r>
+      <w:proofErr w:type="spellEnd"/>
+      <w:r>
+        <w:rPr>
+          <w:lang w:val="en-US"/>
+        </w:rPr>
+        <w:t>;</w:t>
       </w:r>
     </w:p>
     <w:p>
@@ -4210,7 +5606,21 @@
         <w:rPr>
           <w:lang w:val="en-US"/>
         </w:rPr>
-        <w:t xml:space="preserve">        if (P[i] == P[j]) {</w:t>
+        <w:t xml:space="preserve">        if (P[</w:t>
+      </w:r>
+      <w:proofErr w:type="spellStart"/>
+      <w:r>
+        <w:rPr>
+          <w:lang w:val="en-US"/>
+        </w:rPr>
+        <w:t>i</w:t>
+      </w:r>
+      <w:proofErr w:type="spellEnd"/>
+      <w:r>
+        <w:rPr>
+          <w:lang w:val="en-US"/>
+        </w:rPr>
+        <w:t>] == P[j]) {</w:t>
       </w:r>
     </w:p>
     <w:p>
@@ -4238,7 +5648,77 @@
         <w:rPr>
           <w:lang w:val="en-US"/>
         </w:rPr>
-        <w:t xml:space="preserve">            if (logFlag) logFile &lt;&lt; "  совпадение, новое j = " &lt;&lt; j &lt;&lt; endl;</w:t>
+        <w:t xml:space="preserve">            if (</w:t>
+      </w:r>
+      <w:proofErr w:type="spellStart"/>
+      <w:r>
+        <w:rPr>
+          <w:lang w:val="en-US"/>
+        </w:rPr>
+        <w:t>logFlag</w:t>
+      </w:r>
+      <w:proofErr w:type="spellEnd"/>
+      <w:r>
+        <w:rPr>
+          <w:lang w:val="en-US"/>
+        </w:rPr>
+        <w:t xml:space="preserve">) </w:t>
+      </w:r>
+      <w:proofErr w:type="spellStart"/>
+      <w:r>
+        <w:rPr>
+          <w:lang w:val="en-US"/>
+        </w:rPr>
+        <w:t>logFile</w:t>
+      </w:r>
+      <w:proofErr w:type="spellEnd"/>
+      <w:r>
+        <w:rPr>
+          <w:lang w:val="en-US"/>
+        </w:rPr>
+        <w:t xml:space="preserve"> &lt;&lt; "  </w:t>
+      </w:r>
+      <w:proofErr w:type="spellStart"/>
+      <w:r>
+        <w:rPr>
+          <w:lang w:val="en-US"/>
+        </w:rPr>
+        <w:t>совпадение</w:t>
+      </w:r>
+      <w:proofErr w:type="spellEnd"/>
+      <w:r>
+        <w:rPr>
+          <w:lang w:val="en-US"/>
+        </w:rPr>
+        <w:t xml:space="preserve">, </w:t>
+      </w:r>
+      <w:proofErr w:type="spellStart"/>
+      <w:r>
+        <w:rPr>
+          <w:lang w:val="en-US"/>
+        </w:rPr>
+        <w:t>новое</w:t>
+      </w:r>
+      <w:proofErr w:type="spellEnd"/>
+      <w:r>
+        <w:rPr>
+          <w:lang w:val="en-US"/>
+        </w:rPr>
+        <w:t xml:space="preserve"> j = " &lt;&lt; j &lt;&lt; </w:t>
+      </w:r>
+      <w:proofErr w:type="spellStart"/>
+      <w:r>
+        <w:rPr>
+          <w:lang w:val="en-US"/>
+        </w:rPr>
+        <w:t>endl</w:t>
+      </w:r>
+      <w:proofErr w:type="spellEnd"/>
+      <w:r>
+        <w:rPr>
+          <w:lang w:val="en-US"/>
+        </w:rPr>
+        <w:t>;</w:t>
       </w:r>
     </w:p>
     <w:p>
@@ -4266,21 +5746,91 @@
         <w:rPr>
           <w:lang w:val="en-US"/>
         </w:rPr>
-        <w:t xml:space="preserve">        pi[i] = j;</w:t>
-      </w:r>
-    </w:p>
-    <w:p>
-      <w:pPr>
-        <w:pStyle w:val="10"/>
-        <w:rPr>
-          <w:lang w:val="en-US"/>
-        </w:rPr>
-      </w:pPr>
-      <w:r>
-        <w:rPr>
-          <w:lang w:val="en-US"/>
-        </w:rPr>
-        <w:t xml:space="preserve">        if (logFlag) logFile &lt;&lt; "  pi[" &lt;&lt; i &lt;&lt; "] = " &lt;&lt; j &lt;&lt; endl;</w:t>
+        <w:t xml:space="preserve">        pi[</w:t>
+      </w:r>
+      <w:proofErr w:type="spellStart"/>
+      <w:r>
+        <w:rPr>
+          <w:lang w:val="en-US"/>
+        </w:rPr>
+        <w:t>i</w:t>
+      </w:r>
+      <w:proofErr w:type="spellEnd"/>
+      <w:r>
+        <w:rPr>
+          <w:lang w:val="en-US"/>
+        </w:rPr>
+        <w:t>] = j;</w:t>
+      </w:r>
+    </w:p>
+    <w:p>
+      <w:pPr>
+        <w:pStyle w:val="10"/>
+        <w:rPr>
+          <w:lang w:val="en-US"/>
+        </w:rPr>
+      </w:pPr>
+      <w:r>
+        <w:rPr>
+          <w:lang w:val="en-US"/>
+        </w:rPr>
+        <w:t xml:space="preserve">        if (</w:t>
+      </w:r>
+      <w:proofErr w:type="spellStart"/>
+      <w:r>
+        <w:rPr>
+          <w:lang w:val="en-US"/>
+        </w:rPr>
+        <w:t>logFlag</w:t>
+      </w:r>
+      <w:proofErr w:type="spellEnd"/>
+      <w:r>
+        <w:rPr>
+          <w:lang w:val="en-US"/>
+        </w:rPr>
+        <w:t xml:space="preserve">) </w:t>
+      </w:r>
+      <w:proofErr w:type="spellStart"/>
+      <w:r>
+        <w:rPr>
+          <w:lang w:val="en-US"/>
+        </w:rPr>
+        <w:t>logFile</w:t>
+      </w:r>
+      <w:proofErr w:type="spellEnd"/>
+      <w:r>
+        <w:rPr>
+          <w:lang w:val="en-US"/>
+        </w:rPr>
+        <w:t xml:space="preserve"> &lt;&lt; "  pi[" &lt;&lt; </w:t>
+      </w:r>
+      <w:proofErr w:type="spellStart"/>
+      <w:r>
+        <w:rPr>
+          <w:lang w:val="en-US"/>
+        </w:rPr>
+        <w:t>i</w:t>
+      </w:r>
+      <w:proofErr w:type="spellEnd"/>
+      <w:r>
+        <w:rPr>
+          <w:lang w:val="en-US"/>
+        </w:rPr>
+        <w:t xml:space="preserve"> &lt;&lt; "] = " &lt;&lt; j &lt;&lt; </w:t>
+      </w:r>
+      <w:proofErr w:type="spellStart"/>
+      <w:r>
+        <w:rPr>
+          <w:lang w:val="en-US"/>
+        </w:rPr>
+        <w:t>endl</w:t>
+      </w:r>
+      <w:proofErr w:type="spellEnd"/>
+      <w:r>
+        <w:rPr>
+          <w:lang w:val="en-US"/>
+        </w:rPr>
+        <w:t>;</w:t>
       </w:r>
     </w:p>
     <w:p>
@@ -4317,63 +5867,203 @@
         <w:rPr>
           <w:lang w:val="en-US"/>
         </w:rPr>
-        <w:t xml:space="preserve">    if (logFlag) {</w:t>
-      </w:r>
-    </w:p>
-    <w:p>
-      <w:pPr>
-        <w:pStyle w:val="10"/>
-        <w:rPr>
-          <w:lang w:val="en-US"/>
-        </w:rPr>
-      </w:pPr>
-      <w:r>
-        <w:rPr>
-          <w:lang w:val="en-US"/>
-        </w:rPr>
-        <w:t xml:space="preserve">        logFile &lt;&lt; "Префикс-функция: [";</w:t>
-      </w:r>
-    </w:p>
-    <w:p>
-      <w:pPr>
-        <w:pStyle w:val="10"/>
-        <w:rPr>
-          <w:lang w:val="en-US"/>
-        </w:rPr>
-      </w:pPr>
-      <w:r>
-        <w:rPr>
-          <w:lang w:val="en-US"/>
-        </w:rPr>
-        <w:t xml:space="preserve">        for (int i = 0; i &lt; m; ++i) {</w:t>
-      </w:r>
-    </w:p>
-    <w:p>
-      <w:pPr>
-        <w:pStyle w:val="10"/>
-        <w:rPr>
-          <w:lang w:val="en-US"/>
-        </w:rPr>
-      </w:pPr>
-      <w:r>
-        <w:rPr>
-          <w:lang w:val="en-US"/>
-        </w:rPr>
-        <w:t xml:space="preserve">            logFile &lt;&lt; pi[i];</w:t>
-      </w:r>
-    </w:p>
-    <w:p>
-      <w:pPr>
-        <w:pStyle w:val="10"/>
-        <w:rPr>
-          <w:lang w:val="en-US"/>
-        </w:rPr>
-      </w:pPr>
-      <w:r>
-        <w:rPr>
-          <w:lang w:val="en-US"/>
-        </w:rPr>
-        <w:t xml:space="preserve">            if (i != m-1) logFile &lt;&lt; ", ";</w:t>
+        <w:t xml:space="preserve">    if (</w:t>
+      </w:r>
+      <w:proofErr w:type="spellStart"/>
+      <w:r>
+        <w:rPr>
+          <w:lang w:val="en-US"/>
+        </w:rPr>
+        <w:t>logFlag</w:t>
+      </w:r>
+      <w:proofErr w:type="spellEnd"/>
+      <w:r>
+        <w:rPr>
+          <w:lang w:val="en-US"/>
+        </w:rPr>
+        <w:t>) {</w:t>
+      </w:r>
+    </w:p>
+    <w:p>
+      <w:pPr>
+        <w:pStyle w:val="10"/>
+        <w:rPr>
+          <w:lang w:val="en-US"/>
+        </w:rPr>
+      </w:pPr>
+      <w:r>
+        <w:rPr>
+          <w:lang w:val="en-US"/>
+        </w:rPr>
+        <w:t xml:space="preserve">        </w:t>
+      </w:r>
+      <w:proofErr w:type="spellStart"/>
+      <w:r>
+        <w:rPr>
+          <w:lang w:val="en-US"/>
+        </w:rPr>
+        <w:t>logFile</w:t>
+      </w:r>
+      <w:proofErr w:type="spellEnd"/>
+      <w:r>
+        <w:rPr>
+          <w:lang w:val="en-US"/>
+        </w:rPr>
+        <w:t xml:space="preserve"> &lt;&lt; "</w:t>
+      </w:r>
+      <w:proofErr w:type="spellStart"/>
+      <w:r>
+        <w:rPr>
+          <w:lang w:val="en-US"/>
+        </w:rPr>
+        <w:t>Префикс-функция</w:t>
+      </w:r>
+      <w:proofErr w:type="spellEnd"/>
+      <w:r>
+        <w:rPr>
+          <w:lang w:val="en-US"/>
+        </w:rPr>
+        <w:t>: [";</w:t>
+      </w:r>
+    </w:p>
+    <w:p>
+      <w:pPr>
+        <w:pStyle w:val="10"/>
+        <w:rPr>
+          <w:lang w:val="en-US"/>
+        </w:rPr>
+      </w:pPr>
+      <w:r>
+        <w:rPr>
+          <w:lang w:val="en-US"/>
+        </w:rPr>
+        <w:t xml:space="preserve">        for (int </w:t>
+      </w:r>
+      <w:proofErr w:type="spellStart"/>
+      <w:r>
+        <w:rPr>
+          <w:lang w:val="en-US"/>
+        </w:rPr>
+        <w:t>i</w:t>
+      </w:r>
+      <w:proofErr w:type="spellEnd"/>
+      <w:r>
+        <w:rPr>
+          <w:lang w:val="en-US"/>
+        </w:rPr>
+        <w:t xml:space="preserve"> = 0; </w:t>
+      </w:r>
+      <w:proofErr w:type="spellStart"/>
+      <w:r>
+        <w:rPr>
+          <w:lang w:val="en-US"/>
+        </w:rPr>
+        <w:t>i</w:t>
+      </w:r>
+      <w:proofErr w:type="spellEnd"/>
+      <w:r>
+        <w:rPr>
+          <w:lang w:val="en-US"/>
+        </w:rPr>
+        <w:t xml:space="preserve"> &lt; m; ++</w:t>
+      </w:r>
+      <w:proofErr w:type="spellStart"/>
+      <w:r>
+        <w:rPr>
+          <w:lang w:val="en-US"/>
+        </w:rPr>
+        <w:t>i</w:t>
+      </w:r>
+      <w:proofErr w:type="spellEnd"/>
+      <w:r>
+        <w:rPr>
+          <w:lang w:val="en-US"/>
+        </w:rPr>
+        <w:t>) {</w:t>
+      </w:r>
+    </w:p>
+    <w:p>
+      <w:pPr>
+        <w:pStyle w:val="10"/>
+        <w:rPr>
+          <w:lang w:val="en-US"/>
+        </w:rPr>
+      </w:pPr>
+      <w:r>
+        <w:rPr>
+          <w:lang w:val="en-US"/>
+        </w:rPr>
+        <w:t xml:space="preserve">            </w:t>
+      </w:r>
+      <w:proofErr w:type="spellStart"/>
+      <w:r>
+        <w:rPr>
+          <w:lang w:val="en-US"/>
+        </w:rPr>
+        <w:t>logFile</w:t>
+      </w:r>
+      <w:proofErr w:type="spellEnd"/>
+      <w:r>
+        <w:rPr>
+          <w:lang w:val="en-US"/>
+        </w:rPr>
+        <w:t xml:space="preserve"> &lt;&lt; pi[</w:t>
+      </w:r>
+      <w:proofErr w:type="spellStart"/>
+      <w:r>
+        <w:rPr>
+          <w:lang w:val="en-US"/>
+        </w:rPr>
+        <w:t>i</w:t>
+      </w:r>
+      <w:proofErr w:type="spellEnd"/>
+      <w:r>
+        <w:rPr>
+          <w:lang w:val="en-US"/>
+        </w:rPr>
+        <w:t>];</w:t>
+      </w:r>
+    </w:p>
+    <w:p>
+      <w:pPr>
+        <w:pStyle w:val="10"/>
+        <w:rPr>
+          <w:lang w:val="en-US"/>
+        </w:rPr>
+      </w:pPr>
+      <w:r>
+        <w:rPr>
+          <w:lang w:val="en-US"/>
+        </w:rPr>
+        <w:t xml:space="preserve">            if (</w:t>
+      </w:r>
+      <w:proofErr w:type="spellStart"/>
+      <w:r>
+        <w:rPr>
+          <w:lang w:val="en-US"/>
+        </w:rPr>
+        <w:t>i</w:t>
+      </w:r>
+      <w:proofErr w:type="spellEnd"/>
+      <w:r>
+        <w:rPr>
+          <w:lang w:val="en-US"/>
+        </w:rPr>
+        <w:t xml:space="preserve"> != m-1) </w:t>
+      </w:r>
+      <w:proofErr w:type="spellStart"/>
+      <w:r>
+        <w:rPr>
+          <w:lang w:val="en-US"/>
+        </w:rPr>
+        <w:t>logFile</w:t>
+      </w:r>
+      <w:proofErr w:type="spellEnd"/>
+      <w:r>
+        <w:rPr>
+          <w:lang w:val="en-US"/>
+        </w:rPr>
+        <w:t xml:space="preserve"> &lt;&lt; ", ";</w:t>
       </w:r>
     </w:p>
     <w:p>
@@ -4401,21 +6091,119 @@
         <w:rPr>
           <w:lang w:val="en-US"/>
         </w:rPr>
-        <w:t xml:space="preserve">        logFile &lt;&lt; "]" &lt;&lt; endl &lt;&lt; endl;</w:t>
-      </w:r>
-    </w:p>
-    <w:p>
-      <w:pPr>
-        <w:pStyle w:val="10"/>
-        <w:rPr>
-          <w:lang w:val="en-US"/>
-        </w:rPr>
-      </w:pPr>
-      <w:r>
-        <w:rPr>
-          <w:lang w:val="en-US"/>
-        </w:rPr>
-        <w:t xml:space="preserve">        logFile &lt;&lt; "Поиск вхождений" &lt;&lt; endl;</w:t>
+        <w:t xml:space="preserve">        </w:t>
+      </w:r>
+      <w:proofErr w:type="spellStart"/>
+      <w:r>
+        <w:rPr>
+          <w:lang w:val="en-US"/>
+        </w:rPr>
+        <w:t>logFile</w:t>
+      </w:r>
+      <w:proofErr w:type="spellEnd"/>
+      <w:r>
+        <w:rPr>
+          <w:lang w:val="en-US"/>
+        </w:rPr>
+        <w:t xml:space="preserve"> &lt;&lt; "]" &lt;&lt; </w:t>
+      </w:r>
+      <w:proofErr w:type="spellStart"/>
+      <w:r>
+        <w:rPr>
+          <w:lang w:val="en-US"/>
+        </w:rPr>
+        <w:t>endl</w:t>
+      </w:r>
+      <w:proofErr w:type="spellEnd"/>
+      <w:r>
+        <w:rPr>
+          <w:lang w:val="en-US"/>
+        </w:rPr>
+        <w:t xml:space="preserve"> &lt;&lt; </w:t>
+      </w:r>
+      <w:proofErr w:type="spellStart"/>
+      <w:r>
+        <w:rPr>
+          <w:lang w:val="en-US"/>
+        </w:rPr>
+        <w:t>endl</w:t>
+      </w:r>
+      <w:proofErr w:type="spellEnd"/>
+      <w:r>
+        <w:rPr>
+          <w:lang w:val="en-US"/>
+        </w:rPr>
+        <w:t>;</w:t>
+      </w:r>
+    </w:p>
+    <w:p>
+      <w:pPr>
+        <w:pStyle w:val="10"/>
+        <w:rPr>
+          <w:lang w:val="en-US"/>
+        </w:rPr>
+      </w:pPr>
+      <w:r>
+        <w:rPr>
+          <w:lang w:val="en-US"/>
+        </w:rPr>
+        <w:t xml:space="preserve">        </w:t>
+      </w:r>
+      <w:proofErr w:type="spellStart"/>
+      <w:r>
+        <w:rPr>
+          <w:lang w:val="en-US"/>
+        </w:rPr>
+        <w:t>logFile</w:t>
+      </w:r>
+      <w:proofErr w:type="spellEnd"/>
+      <w:r>
+        <w:rPr>
+          <w:lang w:val="en-US"/>
+        </w:rPr>
+        <w:t xml:space="preserve"> &lt;&lt; "</w:t>
+      </w:r>
+      <w:proofErr w:type="spellStart"/>
+      <w:r>
+        <w:rPr>
+          <w:lang w:val="en-US"/>
+        </w:rPr>
+        <w:t>Поиск</w:t>
+      </w:r>
+      <w:proofErr w:type="spellEnd"/>
+      <w:r>
+        <w:rPr>
+          <w:lang w:val="en-US"/>
+        </w:rPr>
+        <w:t xml:space="preserve"> </w:t>
+      </w:r>
+      <w:proofErr w:type="spellStart"/>
+      <w:r>
+        <w:rPr>
+          <w:lang w:val="en-US"/>
+        </w:rPr>
+        <w:t>вхождений</w:t>
+      </w:r>
+      <w:proofErr w:type="spellEnd"/>
+      <w:r>
+        <w:rPr>
+          <w:lang w:val="en-US"/>
+        </w:rPr>
+        <w:t xml:space="preserve">" &lt;&lt; </w:t>
+      </w:r>
+      <w:proofErr w:type="spellStart"/>
+      <w:r>
+        <w:rPr>
+          <w:lang w:val="en-US"/>
+        </w:rPr>
+        <w:t>endl</w:t>
+      </w:r>
+      <w:proofErr w:type="spellEnd"/>
+      <w:r>
+        <w:rPr>
+          <w:lang w:val="en-US"/>
+        </w:rPr>
+        <w:t>;</w:t>
       </w:r>
     </w:p>
     <w:p>
@@ -4479,57 +6267,267 @@
         <w:rPr>
           <w:lang w:val="en-US"/>
         </w:rPr>
-        <w:t xml:space="preserve">    for (int i = 0; i &lt; (int)T.size(); ++i) {</w:t>
-      </w:r>
-    </w:p>
-    <w:p>
-      <w:pPr>
-        <w:pStyle w:val="10"/>
-        <w:rPr>
-          <w:lang w:val="en-US"/>
-        </w:rPr>
-      </w:pPr>
-      <w:r>
-        <w:rPr>
-          <w:lang w:val="en-US"/>
-        </w:rPr>
-        <w:t xml:space="preserve">        if (logFlag) logFile &lt;&lt; "T[" &lt;&lt; i &lt;&lt; "] = '" &lt;&lt; T[i] &lt;&lt; "', j = " &lt;&lt; j &lt;&lt; endl;</w:t>
-      </w:r>
-    </w:p>
-    <w:p>
-      <w:pPr>
-        <w:pStyle w:val="10"/>
-        <w:rPr>
-          <w:lang w:val="en-US"/>
-        </w:rPr>
-      </w:pPr>
-    </w:p>
-    <w:p>
-      <w:pPr>
-        <w:pStyle w:val="10"/>
-        <w:rPr>
-          <w:lang w:val="en-US"/>
-        </w:rPr>
-      </w:pPr>
-      <w:r>
-        <w:rPr>
-          <w:lang w:val="en-US"/>
-        </w:rPr>
-        <w:t xml:space="preserve">        while (j &gt; 0 &amp;&amp; T[i] != P[j]) {</w:t>
-      </w:r>
-    </w:p>
-    <w:p>
-      <w:pPr>
-        <w:pStyle w:val="10"/>
-        <w:rPr>
-          <w:lang w:val="en-US"/>
-        </w:rPr>
-      </w:pPr>
-      <w:r>
-        <w:rPr>
-          <w:lang w:val="en-US"/>
-        </w:rPr>
-        <w:t xml:space="preserve">            if (logFlag) logFile &lt;&lt; "  несовпадение, переходим j = pi[" &lt;&lt; j-1 &lt;&lt; "] = " &lt;&lt; pi[j-1] &lt;&lt; endl;</w:t>
+        <w:t xml:space="preserve">    for (int </w:t>
+      </w:r>
+      <w:proofErr w:type="spellStart"/>
+      <w:r>
+        <w:rPr>
+          <w:lang w:val="en-US"/>
+        </w:rPr>
+        <w:t>i</w:t>
+      </w:r>
+      <w:proofErr w:type="spellEnd"/>
+      <w:r>
+        <w:rPr>
+          <w:lang w:val="en-US"/>
+        </w:rPr>
+        <w:t xml:space="preserve"> = 0; </w:t>
+      </w:r>
+      <w:proofErr w:type="spellStart"/>
+      <w:r>
+        <w:rPr>
+          <w:lang w:val="en-US"/>
+        </w:rPr>
+        <w:t>i</w:t>
+      </w:r>
+      <w:proofErr w:type="spellEnd"/>
+      <w:r>
+        <w:rPr>
+          <w:lang w:val="en-US"/>
+        </w:rPr>
+        <w:t xml:space="preserve"> &lt; (int)</w:t>
+      </w:r>
+      <w:proofErr w:type="spellStart"/>
+      <w:r>
+        <w:rPr>
+          <w:lang w:val="en-US"/>
+        </w:rPr>
+        <w:t>T.size</w:t>
+      </w:r>
+      <w:proofErr w:type="spellEnd"/>
+      <w:r>
+        <w:rPr>
+          <w:lang w:val="en-US"/>
+        </w:rPr>
+        <w:t>(); ++</w:t>
+      </w:r>
+      <w:proofErr w:type="spellStart"/>
+      <w:r>
+        <w:rPr>
+          <w:lang w:val="en-US"/>
+        </w:rPr>
+        <w:t>i</w:t>
+      </w:r>
+      <w:proofErr w:type="spellEnd"/>
+      <w:r>
+        <w:rPr>
+          <w:lang w:val="en-US"/>
+        </w:rPr>
+        <w:t>) {</w:t>
+      </w:r>
+    </w:p>
+    <w:p>
+      <w:pPr>
+        <w:pStyle w:val="10"/>
+        <w:rPr>
+          <w:lang w:val="en-US"/>
+        </w:rPr>
+      </w:pPr>
+      <w:r>
+        <w:rPr>
+          <w:lang w:val="en-US"/>
+        </w:rPr>
+        <w:t xml:space="preserve">        if (</w:t>
+      </w:r>
+      <w:proofErr w:type="spellStart"/>
+      <w:r>
+        <w:rPr>
+          <w:lang w:val="en-US"/>
+        </w:rPr>
+        <w:t>logFlag</w:t>
+      </w:r>
+      <w:proofErr w:type="spellEnd"/>
+      <w:r>
+        <w:rPr>
+          <w:lang w:val="en-US"/>
+        </w:rPr>
+        <w:t xml:space="preserve">) </w:t>
+      </w:r>
+      <w:proofErr w:type="spellStart"/>
+      <w:r>
+        <w:rPr>
+          <w:lang w:val="en-US"/>
+        </w:rPr>
+        <w:t>logFile</w:t>
+      </w:r>
+      <w:proofErr w:type="spellEnd"/>
+      <w:r>
+        <w:rPr>
+          <w:lang w:val="en-US"/>
+        </w:rPr>
+        <w:t xml:space="preserve"> &lt;&lt; "T[" &lt;&lt; </w:t>
+      </w:r>
+      <w:proofErr w:type="spellStart"/>
+      <w:r>
+        <w:rPr>
+          <w:lang w:val="en-US"/>
+        </w:rPr>
+        <w:t>i</w:t>
+      </w:r>
+      <w:proofErr w:type="spellEnd"/>
+      <w:r>
+        <w:rPr>
+          <w:lang w:val="en-US"/>
+        </w:rPr>
+        <w:t xml:space="preserve"> &lt;&lt; "] = '" &lt;&lt; T[</w:t>
+      </w:r>
+      <w:proofErr w:type="spellStart"/>
+      <w:r>
+        <w:rPr>
+          <w:lang w:val="en-US"/>
+        </w:rPr>
+        <w:t>i</w:t>
+      </w:r>
+      <w:proofErr w:type="spellEnd"/>
+      <w:r>
+        <w:rPr>
+          <w:lang w:val="en-US"/>
+        </w:rPr>
+        <w:t xml:space="preserve">] &lt;&lt; "', j = " &lt;&lt; j &lt;&lt; </w:t>
+      </w:r>
+      <w:proofErr w:type="spellStart"/>
+      <w:r>
+        <w:rPr>
+          <w:lang w:val="en-US"/>
+        </w:rPr>
+        <w:t>endl</w:t>
+      </w:r>
+      <w:proofErr w:type="spellEnd"/>
+      <w:r>
+        <w:rPr>
+          <w:lang w:val="en-US"/>
+        </w:rPr>
+        <w:t>;</w:t>
+      </w:r>
+    </w:p>
+    <w:p>
+      <w:pPr>
+        <w:pStyle w:val="10"/>
+        <w:rPr>
+          <w:lang w:val="en-US"/>
+        </w:rPr>
+      </w:pPr>
+    </w:p>
+    <w:p>
+      <w:pPr>
+        <w:pStyle w:val="10"/>
+        <w:rPr>
+          <w:lang w:val="en-US"/>
+        </w:rPr>
+      </w:pPr>
+      <w:r>
+        <w:rPr>
+          <w:lang w:val="en-US"/>
+        </w:rPr>
+        <w:t xml:space="preserve">        while (j &gt; 0 &amp;&amp; T[</w:t>
+      </w:r>
+      <w:proofErr w:type="spellStart"/>
+      <w:r>
+        <w:rPr>
+          <w:lang w:val="en-US"/>
+        </w:rPr>
+        <w:t>i</w:t>
+      </w:r>
+      <w:proofErr w:type="spellEnd"/>
+      <w:r>
+        <w:rPr>
+          <w:lang w:val="en-US"/>
+        </w:rPr>
+        <w:t>] != P[j]) {</w:t>
+      </w:r>
+    </w:p>
+    <w:p>
+      <w:pPr>
+        <w:pStyle w:val="10"/>
+        <w:rPr>
+          <w:lang w:val="en-US"/>
+        </w:rPr>
+      </w:pPr>
+      <w:r>
+        <w:rPr>
+          <w:lang w:val="en-US"/>
+        </w:rPr>
+        <w:t xml:space="preserve">            if (</w:t>
+      </w:r>
+      <w:proofErr w:type="spellStart"/>
+      <w:r>
+        <w:rPr>
+          <w:lang w:val="en-US"/>
+        </w:rPr>
+        <w:t>logFlag</w:t>
+      </w:r>
+      <w:proofErr w:type="spellEnd"/>
+      <w:r>
+        <w:rPr>
+          <w:lang w:val="en-US"/>
+        </w:rPr>
+        <w:t xml:space="preserve">) </w:t>
+      </w:r>
+      <w:proofErr w:type="spellStart"/>
+      <w:r>
+        <w:rPr>
+          <w:lang w:val="en-US"/>
+        </w:rPr>
+        <w:t>logFile</w:t>
+      </w:r>
+      <w:proofErr w:type="spellEnd"/>
+      <w:r>
+        <w:rPr>
+          <w:lang w:val="en-US"/>
+        </w:rPr>
+        <w:t xml:space="preserve"> &lt;&lt; "  </w:t>
+      </w:r>
+      <w:proofErr w:type="spellStart"/>
+      <w:r>
+        <w:rPr>
+          <w:lang w:val="en-US"/>
+        </w:rPr>
+        <w:t>несовпадение</w:t>
+      </w:r>
+      <w:proofErr w:type="spellEnd"/>
+      <w:r>
+        <w:rPr>
+          <w:lang w:val="en-US"/>
+        </w:rPr>
+        <w:t xml:space="preserve">, </w:t>
+      </w:r>
+      <w:proofErr w:type="spellStart"/>
+      <w:r>
+        <w:rPr>
+          <w:lang w:val="en-US"/>
+        </w:rPr>
+        <w:t>переходим</w:t>
+      </w:r>
+      <w:proofErr w:type="spellEnd"/>
+      <w:r>
+        <w:rPr>
+          <w:lang w:val="en-US"/>
+        </w:rPr>
+        <w:t xml:space="preserve"> j = pi[" &lt;&lt; j-1 &lt;&lt; "] = " &lt;&lt; pi[j-1] &lt;&lt; </w:t>
+      </w:r>
+      <w:proofErr w:type="spellStart"/>
+      <w:r>
+        <w:rPr>
+          <w:lang w:val="en-US"/>
+        </w:rPr>
+        <w:t>endl</w:t>
+      </w:r>
+      <w:proofErr w:type="spellEnd"/>
+      <w:r>
+        <w:rPr>
+          <w:lang w:val="en-US"/>
+        </w:rPr>
+        <w:t>;</w:t>
       </w:r>
     </w:p>
     <w:p>
@@ -4571,7 +6569,21 @@
         <w:rPr>
           <w:lang w:val="en-US"/>
         </w:rPr>
-        <w:t xml:space="preserve">        if (T[i] == P[j]) {</w:t>
+        <w:t xml:space="preserve">        if (T[</w:t>
+      </w:r>
+      <w:proofErr w:type="spellStart"/>
+      <w:r>
+        <w:rPr>
+          <w:lang w:val="en-US"/>
+        </w:rPr>
+        <w:t>i</w:t>
+      </w:r>
+      <w:proofErr w:type="spellEnd"/>
+      <w:r>
+        <w:rPr>
+          <w:lang w:val="en-US"/>
+        </w:rPr>
+        <w:t>] == P[j]) {</w:t>
       </w:r>
     </w:p>
     <w:p>
@@ -4599,7 +6611,63 @@
         <w:rPr>
           <w:lang w:val="en-US"/>
         </w:rPr>
-        <w:t xml:space="preserve">            if (logFlag) logFile &lt;&lt; "  совпадение, j = " &lt;&lt; j &lt;&lt; endl;</w:t>
+        <w:t xml:space="preserve">            if (</w:t>
+      </w:r>
+      <w:proofErr w:type="spellStart"/>
+      <w:r>
+        <w:rPr>
+          <w:lang w:val="en-US"/>
+        </w:rPr>
+        <w:t>logFlag</w:t>
+      </w:r>
+      <w:proofErr w:type="spellEnd"/>
+      <w:r>
+        <w:rPr>
+          <w:lang w:val="en-US"/>
+        </w:rPr>
+        <w:t xml:space="preserve">) </w:t>
+      </w:r>
+      <w:proofErr w:type="spellStart"/>
+      <w:r>
+        <w:rPr>
+          <w:lang w:val="en-US"/>
+        </w:rPr>
+        <w:t>logFile</w:t>
+      </w:r>
+      <w:proofErr w:type="spellEnd"/>
+      <w:r>
+        <w:rPr>
+          <w:lang w:val="en-US"/>
+        </w:rPr>
+        <w:t xml:space="preserve"> &lt;&lt; "  </w:t>
+      </w:r>
+      <w:proofErr w:type="spellStart"/>
+      <w:r>
+        <w:rPr>
+          <w:lang w:val="en-US"/>
+        </w:rPr>
+        <w:t>совпадение</w:t>
+      </w:r>
+      <w:proofErr w:type="spellEnd"/>
+      <w:r>
+        <w:rPr>
+          <w:lang w:val="en-US"/>
+        </w:rPr>
+        <w:t xml:space="preserve">, j = " &lt;&lt; j &lt;&lt; </w:t>
+      </w:r>
+      <w:proofErr w:type="spellStart"/>
+      <w:r>
+        <w:rPr>
+          <w:lang w:val="en-US"/>
+        </w:rPr>
+        <w:t>endl</w:t>
+      </w:r>
+      <w:proofErr w:type="spellEnd"/>
+      <w:r>
+        <w:rPr>
+          <w:lang w:val="en-US"/>
+        </w:rPr>
+        <w:t>;</w:t>
       </w:r>
     </w:p>
     <w:p>
@@ -4649,35 +6717,161 @@
         <w:rPr>
           <w:lang w:val="en-US"/>
         </w:rPr>
-        <w:t xml:space="preserve">            int start = i - m + 1;</w:t>
-      </w:r>
-    </w:p>
-    <w:p>
-      <w:pPr>
-        <w:pStyle w:val="10"/>
-        <w:rPr>
-          <w:lang w:val="en-US"/>
-        </w:rPr>
-      </w:pPr>
-      <w:r>
-        <w:rPr>
-          <w:lang w:val="en-US"/>
-        </w:rPr>
-        <w:t xml:space="preserve">            matches.push_back(start);</w:t>
-      </w:r>
-    </w:p>
-    <w:p>
-      <w:pPr>
-        <w:pStyle w:val="10"/>
-        <w:rPr>
-          <w:lang w:val="en-US"/>
-        </w:rPr>
-      </w:pPr>
-      <w:r>
-        <w:rPr>
-          <w:lang w:val="en-US"/>
-        </w:rPr>
-        <w:t xml:space="preserve">            if (logFlag) logFile &lt;&lt; "  найдено вхождение на позиции " &lt;&lt; start &lt;&lt; endl;</w:t>
+        <w:t xml:space="preserve">            int start = </w:t>
+      </w:r>
+      <w:proofErr w:type="spellStart"/>
+      <w:r>
+        <w:rPr>
+          <w:lang w:val="en-US"/>
+        </w:rPr>
+        <w:t>i</w:t>
+      </w:r>
+      <w:proofErr w:type="spellEnd"/>
+      <w:r>
+        <w:rPr>
+          <w:lang w:val="en-US"/>
+        </w:rPr>
+        <w:t xml:space="preserve"> - m + 1;</w:t>
+      </w:r>
+    </w:p>
+    <w:p>
+      <w:pPr>
+        <w:pStyle w:val="10"/>
+        <w:rPr>
+          <w:lang w:val="en-US"/>
+        </w:rPr>
+      </w:pPr>
+      <w:r>
+        <w:rPr>
+          <w:lang w:val="en-US"/>
+        </w:rPr>
+        <w:t xml:space="preserve">            </w:t>
+      </w:r>
+      <w:proofErr w:type="spellStart"/>
+      <w:r>
+        <w:rPr>
+          <w:lang w:val="en-US"/>
+        </w:rPr>
+        <w:t>matches.push_back</w:t>
+      </w:r>
+      <w:proofErr w:type="spellEnd"/>
+      <w:r>
+        <w:rPr>
+          <w:lang w:val="en-US"/>
+        </w:rPr>
+        <w:t>(start);</w:t>
+      </w:r>
+    </w:p>
+    <w:p>
+      <w:pPr>
+        <w:pStyle w:val="10"/>
+        <w:rPr>
+          <w:lang w:val="en-US"/>
+        </w:rPr>
+      </w:pPr>
+      <w:r>
+        <w:rPr>
+          <w:lang w:val="en-US"/>
+        </w:rPr>
+        <w:t xml:space="preserve">            if (</w:t>
+      </w:r>
+      <w:proofErr w:type="spellStart"/>
+      <w:r>
+        <w:rPr>
+          <w:lang w:val="en-US"/>
+        </w:rPr>
+        <w:t>logFlag</w:t>
+      </w:r>
+      <w:proofErr w:type="spellEnd"/>
+      <w:r>
+        <w:rPr>
+          <w:lang w:val="en-US"/>
+        </w:rPr>
+        <w:t xml:space="preserve">) </w:t>
+      </w:r>
+      <w:proofErr w:type="spellStart"/>
+      <w:r>
+        <w:rPr>
+          <w:lang w:val="en-US"/>
+        </w:rPr>
+        <w:t>logFile</w:t>
+      </w:r>
+      <w:proofErr w:type="spellEnd"/>
+      <w:r>
+        <w:rPr>
+          <w:lang w:val="en-US"/>
+        </w:rPr>
+        <w:t xml:space="preserve"> &lt;&lt; "  </w:t>
+      </w:r>
+      <w:proofErr w:type="spellStart"/>
+      <w:r>
+        <w:rPr>
+          <w:lang w:val="en-US"/>
+        </w:rPr>
+        <w:t>найдено</w:t>
+      </w:r>
+      <w:proofErr w:type="spellEnd"/>
+      <w:r>
+        <w:rPr>
+          <w:lang w:val="en-US"/>
+        </w:rPr>
+        <w:t xml:space="preserve"> </w:t>
+      </w:r>
+      <w:proofErr w:type="spellStart"/>
+      <w:r>
+        <w:rPr>
+          <w:lang w:val="en-US"/>
+        </w:rPr>
+        <w:t>вхождение</w:t>
+      </w:r>
+      <w:proofErr w:type="spellEnd"/>
+      <w:r>
+        <w:rPr>
+          <w:lang w:val="en-US"/>
+        </w:rPr>
+        <w:t xml:space="preserve"> </w:t>
+      </w:r>
+      <w:proofErr w:type="spellStart"/>
+      <w:r>
+        <w:rPr>
+          <w:lang w:val="en-US"/>
+        </w:rPr>
+        <w:t>на</w:t>
+      </w:r>
+      <w:proofErr w:type="spellEnd"/>
+      <w:r>
+        <w:rPr>
+          <w:lang w:val="en-US"/>
+        </w:rPr>
+        <w:t xml:space="preserve"> </w:t>
+      </w:r>
+      <w:proofErr w:type="spellStart"/>
+      <w:r>
+        <w:rPr>
+          <w:lang w:val="en-US"/>
+        </w:rPr>
+        <w:t>позиции</w:t>
+      </w:r>
+      <w:proofErr w:type="spellEnd"/>
+      <w:r>
+        <w:rPr>
+          <w:lang w:val="en-US"/>
+        </w:rPr>
+        <w:t xml:space="preserve"> " &lt;&lt; start &lt;&lt; </w:t>
+      </w:r>
+      <w:proofErr w:type="spellStart"/>
+      <w:r>
+        <w:rPr>
+          <w:lang w:val="en-US"/>
+        </w:rPr>
+        <w:t>endl</w:t>
+      </w:r>
+      <w:proofErr w:type="spellEnd"/>
+      <w:r>
+        <w:rPr>
+          <w:lang w:val="en-US"/>
+        </w:rPr>
+        <w:t>;</w:t>
       </w:r>
     </w:p>
     <w:p>
@@ -4705,7 +6899,77 @@
         <w:rPr>
           <w:lang w:val="en-US"/>
         </w:rPr>
-        <w:t xml:space="preserve">            if (logFlag) logFile &lt;&lt; "  после обработки j = " &lt;&lt; j &lt;&lt; endl;</w:t>
+        <w:t xml:space="preserve">            if (</w:t>
+      </w:r>
+      <w:proofErr w:type="spellStart"/>
+      <w:r>
+        <w:rPr>
+          <w:lang w:val="en-US"/>
+        </w:rPr>
+        <w:t>logFlag</w:t>
+      </w:r>
+      <w:proofErr w:type="spellEnd"/>
+      <w:r>
+        <w:rPr>
+          <w:lang w:val="en-US"/>
+        </w:rPr>
+        <w:t xml:space="preserve">) </w:t>
+      </w:r>
+      <w:proofErr w:type="spellStart"/>
+      <w:r>
+        <w:rPr>
+          <w:lang w:val="en-US"/>
+        </w:rPr>
+        <w:t>logFile</w:t>
+      </w:r>
+      <w:proofErr w:type="spellEnd"/>
+      <w:r>
+        <w:rPr>
+          <w:lang w:val="en-US"/>
+        </w:rPr>
+        <w:t xml:space="preserve"> &lt;&lt; "  </w:t>
+      </w:r>
+      <w:proofErr w:type="spellStart"/>
+      <w:r>
+        <w:rPr>
+          <w:lang w:val="en-US"/>
+        </w:rPr>
+        <w:t>после</w:t>
+      </w:r>
+      <w:proofErr w:type="spellEnd"/>
+      <w:r>
+        <w:rPr>
+          <w:lang w:val="en-US"/>
+        </w:rPr>
+        <w:t xml:space="preserve"> </w:t>
+      </w:r>
+      <w:proofErr w:type="spellStart"/>
+      <w:r>
+        <w:rPr>
+          <w:lang w:val="en-US"/>
+        </w:rPr>
+        <w:t>обработки</w:t>
+      </w:r>
+      <w:proofErr w:type="spellEnd"/>
+      <w:r>
+        <w:rPr>
+          <w:lang w:val="en-US"/>
+        </w:rPr>
+        <w:t xml:space="preserve"> j = " &lt;&lt; j &lt;&lt; </w:t>
+      </w:r>
+      <w:proofErr w:type="spellStart"/>
+      <w:r>
+        <w:rPr>
+          <w:lang w:val="en-US"/>
+        </w:rPr>
+        <w:t>endl</w:t>
+      </w:r>
+      <w:proofErr w:type="spellEnd"/>
+      <w:r>
+        <w:rPr>
+          <w:lang w:val="en-US"/>
+        </w:rPr>
+        <w:t>;</w:t>
       </w:r>
     </w:p>
     <w:p>
@@ -4755,49 +7019,231 @@
         <w:rPr>
           <w:lang w:val="en-US"/>
         </w:rPr>
-        <w:t xml:space="preserve">    if (logFlag) logFile &lt;&lt; "Результат" &lt;&lt; endl;</w:t>
-      </w:r>
-    </w:p>
-    <w:p>
-      <w:pPr>
-        <w:pStyle w:val="10"/>
-        <w:rPr>
-          <w:lang w:val="en-US"/>
-        </w:rPr>
-      </w:pPr>
-      <w:r>
-        <w:rPr>
-          <w:lang w:val="en-US"/>
-        </w:rPr>
-        <w:t xml:space="preserve">    if (matches.empty()) {</w:t>
-      </w:r>
-    </w:p>
-    <w:p>
-      <w:pPr>
-        <w:pStyle w:val="10"/>
-        <w:rPr>
-          <w:lang w:val="en-US"/>
-        </w:rPr>
-      </w:pPr>
-      <w:r>
-        <w:rPr>
-          <w:lang w:val="en-US"/>
-        </w:rPr>
-        <w:t xml:space="preserve">        if (logFlag) logFile &lt;&lt; "Шаблон не найден." &lt;&lt; endl;</w:t>
-      </w:r>
-    </w:p>
-    <w:p>
-      <w:pPr>
-        <w:pStyle w:val="10"/>
-        <w:rPr>
-          <w:lang w:val="en-US"/>
-        </w:rPr>
-      </w:pPr>
-      <w:r>
-        <w:rPr>
-          <w:lang w:val="en-US"/>
-        </w:rPr>
-        <w:t xml:space="preserve">        cout &lt;&lt; -1 &lt;&lt; endl;</w:t>
+        <w:t xml:space="preserve">    if (</w:t>
+      </w:r>
+      <w:proofErr w:type="spellStart"/>
+      <w:r>
+        <w:rPr>
+          <w:lang w:val="en-US"/>
+        </w:rPr>
+        <w:t>logFlag</w:t>
+      </w:r>
+      <w:proofErr w:type="spellEnd"/>
+      <w:r>
+        <w:rPr>
+          <w:lang w:val="en-US"/>
+        </w:rPr>
+        <w:t xml:space="preserve">) </w:t>
+      </w:r>
+      <w:proofErr w:type="spellStart"/>
+      <w:r>
+        <w:rPr>
+          <w:lang w:val="en-US"/>
+        </w:rPr>
+        <w:t>logFile</w:t>
+      </w:r>
+      <w:proofErr w:type="spellEnd"/>
+      <w:r>
+        <w:rPr>
+          <w:lang w:val="en-US"/>
+        </w:rPr>
+        <w:t xml:space="preserve"> &lt;&lt; "</w:t>
+      </w:r>
+      <w:proofErr w:type="spellStart"/>
+      <w:r>
+        <w:rPr>
+          <w:lang w:val="en-US"/>
+        </w:rPr>
+        <w:t>Результат</w:t>
+      </w:r>
+      <w:proofErr w:type="spellEnd"/>
+      <w:r>
+        <w:rPr>
+          <w:lang w:val="en-US"/>
+        </w:rPr>
+        <w:t xml:space="preserve">" &lt;&lt; </w:t>
+      </w:r>
+      <w:proofErr w:type="spellStart"/>
+      <w:r>
+        <w:rPr>
+          <w:lang w:val="en-US"/>
+        </w:rPr>
+        <w:t>endl</w:t>
+      </w:r>
+      <w:proofErr w:type="spellEnd"/>
+      <w:r>
+        <w:rPr>
+          <w:lang w:val="en-US"/>
+        </w:rPr>
+        <w:t>;</w:t>
+      </w:r>
+    </w:p>
+    <w:p>
+      <w:pPr>
+        <w:pStyle w:val="10"/>
+        <w:rPr>
+          <w:lang w:val="en-US"/>
+        </w:rPr>
+      </w:pPr>
+      <w:r>
+        <w:rPr>
+          <w:lang w:val="en-US"/>
+        </w:rPr>
+        <w:t xml:space="preserve">    if (</w:t>
+      </w:r>
+      <w:proofErr w:type="spellStart"/>
+      <w:r>
+        <w:rPr>
+          <w:lang w:val="en-US"/>
+        </w:rPr>
+        <w:t>matches.empty</w:t>
+      </w:r>
+      <w:proofErr w:type="spellEnd"/>
+      <w:r>
+        <w:rPr>
+          <w:lang w:val="en-US"/>
+        </w:rPr>
+        <w:t>()) {</w:t>
+      </w:r>
+    </w:p>
+    <w:p>
+      <w:pPr>
+        <w:pStyle w:val="10"/>
+        <w:rPr>
+          <w:lang w:val="en-US"/>
+        </w:rPr>
+      </w:pPr>
+      <w:r>
+        <w:rPr>
+          <w:lang w:val="en-US"/>
+        </w:rPr>
+        <w:t xml:space="preserve">        if (</w:t>
+      </w:r>
+      <w:proofErr w:type="spellStart"/>
+      <w:r>
+        <w:rPr>
+          <w:lang w:val="en-US"/>
+        </w:rPr>
+        <w:t>logFlag</w:t>
+      </w:r>
+      <w:proofErr w:type="spellEnd"/>
+      <w:r>
+        <w:rPr>
+          <w:lang w:val="en-US"/>
+        </w:rPr>
+        <w:t xml:space="preserve">) </w:t>
+      </w:r>
+      <w:proofErr w:type="spellStart"/>
+      <w:r>
+        <w:rPr>
+          <w:lang w:val="en-US"/>
+        </w:rPr>
+        <w:t>logFile</w:t>
+      </w:r>
+      <w:proofErr w:type="spellEnd"/>
+      <w:r>
+        <w:rPr>
+          <w:lang w:val="en-US"/>
+        </w:rPr>
+        <w:t xml:space="preserve"> &lt;&lt; "</w:t>
+      </w:r>
+      <w:proofErr w:type="spellStart"/>
+      <w:r>
+        <w:rPr>
+          <w:lang w:val="en-US"/>
+        </w:rPr>
+        <w:t>Шаблон</w:t>
+      </w:r>
+      <w:proofErr w:type="spellEnd"/>
+      <w:r>
+        <w:rPr>
+          <w:lang w:val="en-US"/>
+        </w:rPr>
+        <w:t xml:space="preserve"> </w:t>
+      </w:r>
+      <w:proofErr w:type="spellStart"/>
+      <w:r>
+        <w:rPr>
+          <w:lang w:val="en-US"/>
+        </w:rPr>
+        <w:t>не</w:t>
+      </w:r>
+      <w:proofErr w:type="spellEnd"/>
+      <w:r>
+        <w:rPr>
+          <w:lang w:val="en-US"/>
+        </w:rPr>
+        <w:t xml:space="preserve"> </w:t>
+      </w:r>
+      <w:proofErr w:type="spellStart"/>
+      <w:r>
+        <w:rPr>
+          <w:lang w:val="en-US"/>
+        </w:rPr>
+        <w:t>найден</w:t>
+      </w:r>
+      <w:proofErr w:type="spellEnd"/>
+      <w:r>
+        <w:rPr>
+          <w:lang w:val="en-US"/>
+        </w:rPr>
+        <w:t xml:space="preserve">." &lt;&lt; </w:t>
+      </w:r>
+      <w:proofErr w:type="spellStart"/>
+      <w:r>
+        <w:rPr>
+          <w:lang w:val="en-US"/>
+        </w:rPr>
+        <w:t>endl</w:t>
+      </w:r>
+      <w:proofErr w:type="spellEnd"/>
+      <w:r>
+        <w:rPr>
+          <w:lang w:val="en-US"/>
+        </w:rPr>
+        <w:t>;</w:t>
+      </w:r>
+    </w:p>
+    <w:p>
+      <w:pPr>
+        <w:pStyle w:val="10"/>
+        <w:rPr>
+          <w:lang w:val="en-US"/>
+        </w:rPr>
+      </w:pPr>
+      <w:r>
+        <w:rPr>
+          <w:lang w:val="en-US"/>
+        </w:rPr>
+        <w:t xml:space="preserve">        </w:t>
+      </w:r>
+      <w:proofErr w:type="spellStart"/>
+      <w:r>
+        <w:rPr>
+          <w:lang w:val="en-US"/>
+        </w:rPr>
+        <w:t>cout</w:t>
+      </w:r>
+      <w:proofErr w:type="spellEnd"/>
+      <w:r>
+        <w:rPr>
+          <w:lang w:val="en-US"/>
+        </w:rPr>
+        <w:t xml:space="preserve"> &lt;&lt; -1 &lt;&lt; </w:t>
+      </w:r>
+      <w:proofErr w:type="spellStart"/>
+      <w:r>
+        <w:rPr>
+          <w:lang w:val="en-US"/>
+        </w:rPr>
+        <w:t>endl</w:t>
+      </w:r>
+      <w:proofErr w:type="spellEnd"/>
+      <w:r>
+        <w:rPr>
+          <w:lang w:val="en-US"/>
+        </w:rPr>
+        <w:t>;</w:t>
       </w:r>
     </w:p>
     <w:p>
@@ -4825,63 +7271,175 @@
         <w:rPr>
           <w:lang w:val="en-US"/>
         </w:rPr>
-        <w:t xml:space="preserve">        if (logFlag) {</w:t>
-      </w:r>
-    </w:p>
-    <w:p>
-      <w:pPr>
-        <w:pStyle w:val="10"/>
-        <w:rPr>
-          <w:lang w:val="en-US"/>
-        </w:rPr>
-      </w:pPr>
-      <w:r>
-        <w:rPr>
-          <w:lang w:val="en-US"/>
-        </w:rPr>
-        <w:t xml:space="preserve">            logFile &lt;&lt; "Найденные индексы: ";</w:t>
-      </w:r>
-    </w:p>
-    <w:p>
-      <w:pPr>
-        <w:pStyle w:val="10"/>
-        <w:rPr>
-          <w:lang w:val="en-US"/>
-        </w:rPr>
-      </w:pPr>
-      <w:r>
-        <w:rPr>
-          <w:lang w:val="en-US"/>
-        </w:rPr>
-        <w:t xml:space="preserve">            for (size_t k = 0; k &lt; matches.size(); ++k) {</w:t>
-      </w:r>
-    </w:p>
-    <w:p>
-      <w:pPr>
-        <w:pStyle w:val="10"/>
-        <w:rPr>
-          <w:lang w:val="en-US"/>
-        </w:rPr>
-      </w:pPr>
-      <w:r>
-        <w:rPr>
-          <w:lang w:val="en-US"/>
-        </w:rPr>
-        <w:t xml:space="preserve">                if (k &gt; 0) logFile &lt;&lt; ",";</w:t>
-      </w:r>
-    </w:p>
-    <w:p>
-      <w:pPr>
-        <w:pStyle w:val="10"/>
-        <w:rPr>
-          <w:lang w:val="en-US"/>
-        </w:rPr>
-      </w:pPr>
-      <w:r>
-        <w:rPr>
-          <w:lang w:val="en-US"/>
-        </w:rPr>
-        <w:t xml:space="preserve">                logFile &lt;&lt; matches[k];</w:t>
+        <w:t xml:space="preserve">        if (</w:t>
+      </w:r>
+      <w:proofErr w:type="spellStart"/>
+      <w:r>
+        <w:rPr>
+          <w:lang w:val="en-US"/>
+        </w:rPr>
+        <w:t>logFlag</w:t>
+      </w:r>
+      <w:proofErr w:type="spellEnd"/>
+      <w:r>
+        <w:rPr>
+          <w:lang w:val="en-US"/>
+        </w:rPr>
+        <w:t>) {</w:t>
+      </w:r>
+    </w:p>
+    <w:p>
+      <w:pPr>
+        <w:pStyle w:val="10"/>
+        <w:rPr>
+          <w:lang w:val="en-US"/>
+        </w:rPr>
+      </w:pPr>
+      <w:r>
+        <w:rPr>
+          <w:lang w:val="en-US"/>
+        </w:rPr>
+        <w:t xml:space="preserve">            </w:t>
+      </w:r>
+      <w:proofErr w:type="spellStart"/>
+      <w:r>
+        <w:rPr>
+          <w:lang w:val="en-US"/>
+        </w:rPr>
+        <w:t>logFile</w:t>
+      </w:r>
+      <w:proofErr w:type="spellEnd"/>
+      <w:r>
+        <w:rPr>
+          <w:lang w:val="en-US"/>
+        </w:rPr>
+        <w:t xml:space="preserve"> &lt;&lt; "</w:t>
+      </w:r>
+      <w:proofErr w:type="spellStart"/>
+      <w:r>
+        <w:rPr>
+          <w:lang w:val="en-US"/>
+        </w:rPr>
+        <w:t>Найденные</w:t>
+      </w:r>
+      <w:proofErr w:type="spellEnd"/>
+      <w:r>
+        <w:rPr>
+          <w:lang w:val="en-US"/>
+        </w:rPr>
+        <w:t xml:space="preserve"> </w:t>
+      </w:r>
+      <w:proofErr w:type="spellStart"/>
+      <w:r>
+        <w:rPr>
+          <w:lang w:val="en-US"/>
+        </w:rPr>
+        <w:t>индексы</w:t>
+      </w:r>
+      <w:proofErr w:type="spellEnd"/>
+      <w:r>
+        <w:rPr>
+          <w:lang w:val="en-US"/>
+        </w:rPr>
+        <w:t>: ";</w:t>
+      </w:r>
+    </w:p>
+    <w:p>
+      <w:pPr>
+        <w:pStyle w:val="10"/>
+        <w:rPr>
+          <w:lang w:val="en-US"/>
+        </w:rPr>
+      </w:pPr>
+      <w:r>
+        <w:rPr>
+          <w:lang w:val="en-US"/>
+        </w:rPr>
+        <w:t xml:space="preserve">            for (</w:t>
+      </w:r>
+      <w:proofErr w:type="spellStart"/>
+      <w:r>
+        <w:rPr>
+          <w:lang w:val="en-US"/>
+        </w:rPr>
+        <w:t>size_t</w:t>
+      </w:r>
+      <w:proofErr w:type="spellEnd"/>
+      <w:r>
+        <w:rPr>
+          <w:lang w:val="en-US"/>
+        </w:rPr>
+        <w:t xml:space="preserve"> k = 0; k &lt; </w:t>
+      </w:r>
+      <w:proofErr w:type="spellStart"/>
+      <w:r>
+        <w:rPr>
+          <w:lang w:val="en-US"/>
+        </w:rPr>
+        <w:t>matches.size</w:t>
+      </w:r>
+      <w:proofErr w:type="spellEnd"/>
+      <w:r>
+        <w:rPr>
+          <w:lang w:val="en-US"/>
+        </w:rPr>
+        <w:t>(); ++k) {</w:t>
+      </w:r>
+    </w:p>
+    <w:p>
+      <w:pPr>
+        <w:pStyle w:val="10"/>
+        <w:rPr>
+          <w:lang w:val="en-US"/>
+        </w:rPr>
+      </w:pPr>
+      <w:r>
+        <w:rPr>
+          <w:lang w:val="en-US"/>
+        </w:rPr>
+        <w:t xml:space="preserve">                if (k &gt; 0) </w:t>
+      </w:r>
+      <w:proofErr w:type="spellStart"/>
+      <w:r>
+        <w:rPr>
+          <w:lang w:val="en-US"/>
+        </w:rPr>
+        <w:t>logFile</w:t>
+      </w:r>
+      <w:proofErr w:type="spellEnd"/>
+      <w:r>
+        <w:rPr>
+          <w:lang w:val="en-US"/>
+        </w:rPr>
+        <w:t xml:space="preserve"> &lt;&lt; ",";</w:t>
+      </w:r>
+    </w:p>
+    <w:p>
+      <w:pPr>
+        <w:pStyle w:val="10"/>
+        <w:rPr>
+          <w:lang w:val="en-US"/>
+        </w:rPr>
+      </w:pPr>
+      <w:r>
+        <w:rPr>
+          <w:lang w:val="en-US"/>
+        </w:rPr>
+        <w:t xml:space="preserve">                </w:t>
+      </w:r>
+      <w:proofErr w:type="spellStart"/>
+      <w:r>
+        <w:rPr>
+          <w:lang w:val="en-US"/>
+        </w:rPr>
+        <w:t>logFile</w:t>
+      </w:r>
+      <w:proofErr w:type="spellEnd"/>
+      <w:r>
+        <w:rPr>
+          <w:lang w:val="en-US"/>
+        </w:rPr>
+        <w:t xml:space="preserve"> &lt;&lt; matches[k];</w:t>
       </w:r>
     </w:p>
     <w:p>
@@ -4909,7 +7467,35 @@
         <w:rPr>
           <w:lang w:val="en-US"/>
         </w:rPr>
-        <w:t xml:space="preserve">            logFile &lt;&lt; endl;</w:t>
+        <w:t xml:space="preserve">            </w:t>
+      </w:r>
+      <w:proofErr w:type="spellStart"/>
+      <w:r>
+        <w:rPr>
+          <w:lang w:val="en-US"/>
+        </w:rPr>
+        <w:t>logFile</w:t>
+      </w:r>
+      <w:proofErr w:type="spellEnd"/>
+      <w:r>
+        <w:rPr>
+          <w:lang w:val="en-US"/>
+        </w:rPr>
+        <w:t xml:space="preserve"> &lt;&lt; </w:t>
+      </w:r>
+      <w:proofErr w:type="spellStart"/>
+      <w:r>
+        <w:rPr>
+          <w:lang w:val="en-US"/>
+        </w:rPr>
+        <w:t>endl</w:t>
+      </w:r>
+      <w:proofErr w:type="spellEnd"/>
+      <w:r>
+        <w:rPr>
+          <w:lang w:val="en-US"/>
+        </w:rPr>
+        <w:t>;</w:t>
       </w:r>
     </w:p>
     <w:p>
@@ -4937,35 +7523,91 @@
         <w:rPr>
           <w:lang w:val="en-US"/>
         </w:rPr>
-        <w:t xml:space="preserve">        for (size_t k = 0; k &lt; matches.size(); ++k) {</w:t>
-      </w:r>
-    </w:p>
-    <w:p>
-      <w:pPr>
-        <w:pStyle w:val="10"/>
-        <w:rPr>
-          <w:lang w:val="en-US"/>
-        </w:rPr>
-      </w:pPr>
-      <w:r>
-        <w:rPr>
-          <w:lang w:val="en-US"/>
-        </w:rPr>
-        <w:t xml:space="preserve">            if (k &gt; 0) cout &lt;&lt; ",";</w:t>
-      </w:r>
-    </w:p>
-    <w:p>
-      <w:pPr>
-        <w:pStyle w:val="10"/>
-        <w:rPr>
-          <w:lang w:val="en-US"/>
-        </w:rPr>
-      </w:pPr>
-      <w:r>
-        <w:rPr>
-          <w:lang w:val="en-US"/>
-        </w:rPr>
-        <w:t xml:space="preserve">            cout &lt;&lt; matches[k];</w:t>
+        <w:t xml:space="preserve">        for (</w:t>
+      </w:r>
+      <w:proofErr w:type="spellStart"/>
+      <w:r>
+        <w:rPr>
+          <w:lang w:val="en-US"/>
+        </w:rPr>
+        <w:t>size_t</w:t>
+      </w:r>
+      <w:proofErr w:type="spellEnd"/>
+      <w:r>
+        <w:rPr>
+          <w:lang w:val="en-US"/>
+        </w:rPr>
+        <w:t xml:space="preserve"> k = 0; k &lt; </w:t>
+      </w:r>
+      <w:proofErr w:type="spellStart"/>
+      <w:r>
+        <w:rPr>
+          <w:lang w:val="en-US"/>
+        </w:rPr>
+        <w:t>matches.size</w:t>
+      </w:r>
+      <w:proofErr w:type="spellEnd"/>
+      <w:r>
+        <w:rPr>
+          <w:lang w:val="en-US"/>
+        </w:rPr>
+        <w:t>(); ++k) {</w:t>
+      </w:r>
+    </w:p>
+    <w:p>
+      <w:pPr>
+        <w:pStyle w:val="10"/>
+        <w:rPr>
+          <w:lang w:val="en-US"/>
+        </w:rPr>
+      </w:pPr>
+      <w:r>
+        <w:rPr>
+          <w:lang w:val="en-US"/>
+        </w:rPr>
+        <w:t xml:space="preserve">            if (k &gt; 0) </w:t>
+      </w:r>
+      <w:proofErr w:type="spellStart"/>
+      <w:r>
+        <w:rPr>
+          <w:lang w:val="en-US"/>
+        </w:rPr>
+        <w:t>cout</w:t>
+      </w:r>
+      <w:proofErr w:type="spellEnd"/>
+      <w:r>
+        <w:rPr>
+          <w:lang w:val="en-US"/>
+        </w:rPr>
+        <w:t xml:space="preserve"> &lt;&lt; ",";</w:t>
+      </w:r>
+    </w:p>
+    <w:p>
+      <w:pPr>
+        <w:pStyle w:val="10"/>
+        <w:rPr>
+          <w:lang w:val="en-US"/>
+        </w:rPr>
+      </w:pPr>
+      <w:r>
+        <w:rPr>
+          <w:lang w:val="en-US"/>
+        </w:rPr>
+        <w:t xml:space="preserve">            </w:t>
+      </w:r>
+      <w:proofErr w:type="spellStart"/>
+      <w:r>
+        <w:rPr>
+          <w:lang w:val="en-US"/>
+        </w:rPr>
+        <w:t>cout</w:t>
+      </w:r>
+      <w:proofErr w:type="spellEnd"/>
+      <w:r>
+        <w:rPr>
+          <w:lang w:val="en-US"/>
+        </w:rPr>
+        <w:t xml:space="preserve"> &lt;&lt; matches[k];</w:t>
       </w:r>
     </w:p>
     <w:p>
@@ -4993,7 +7635,35 @@
         <w:rPr>
           <w:lang w:val="en-US"/>
         </w:rPr>
-        <w:t xml:space="preserve">        cout &lt;&lt; endl;</w:t>
+        <w:t xml:space="preserve">        </w:t>
+      </w:r>
+      <w:proofErr w:type="spellStart"/>
+      <w:r>
+        <w:rPr>
+          <w:lang w:val="en-US"/>
+        </w:rPr>
+        <w:t>cout</w:t>
+      </w:r>
+      <w:proofErr w:type="spellEnd"/>
+      <w:r>
+        <w:rPr>
+          <w:lang w:val="en-US"/>
+        </w:rPr>
+        <w:t xml:space="preserve"> &lt;&lt; </w:t>
+      </w:r>
+      <w:proofErr w:type="spellStart"/>
+      <w:r>
+        <w:rPr>
+          <w:lang w:val="en-US"/>
+        </w:rPr>
+        <w:t>endl</w:t>
+      </w:r>
+      <w:proofErr w:type="spellEnd"/>
+      <w:r>
+        <w:rPr>
+          <w:lang w:val="en-US"/>
+        </w:rPr>
+        <w:t>;</w:t>
       </w:r>
     </w:p>
     <w:p>
@@ -5029,35 +7699,119 @@
         <w:rPr>
           <w:lang w:val="en-US"/>
         </w:rPr>
-        <w:t xml:space="preserve">    if (logFlag) {</w:t>
-      </w:r>
-    </w:p>
-    <w:p>
-      <w:pPr>
-        <w:pStyle w:val="10"/>
-        <w:rPr>
-          <w:lang w:val="en-US"/>
-        </w:rPr>
-      </w:pPr>
-      <w:r>
-        <w:rPr>
-          <w:lang w:val="en-US"/>
-        </w:rPr>
-        <w:t xml:space="preserve">        logFile &lt;&lt; "Завершение работы." &lt;&lt; endl;</w:t>
-      </w:r>
-    </w:p>
-    <w:p>
-      <w:pPr>
-        <w:pStyle w:val="10"/>
-        <w:rPr>
-          <w:lang w:val="en-US"/>
-        </w:rPr>
-      </w:pPr>
-      <w:r>
-        <w:rPr>
-          <w:lang w:val="en-US"/>
-        </w:rPr>
-        <w:t xml:space="preserve">        logFile.close();</w:t>
+        <w:t xml:space="preserve">    if (</w:t>
+      </w:r>
+      <w:proofErr w:type="spellStart"/>
+      <w:r>
+        <w:rPr>
+          <w:lang w:val="en-US"/>
+        </w:rPr>
+        <w:t>logFlag</w:t>
+      </w:r>
+      <w:proofErr w:type="spellEnd"/>
+      <w:r>
+        <w:rPr>
+          <w:lang w:val="en-US"/>
+        </w:rPr>
+        <w:t>) {</w:t>
+      </w:r>
+    </w:p>
+    <w:p>
+      <w:pPr>
+        <w:pStyle w:val="10"/>
+        <w:rPr>
+          <w:lang w:val="en-US"/>
+        </w:rPr>
+      </w:pPr>
+      <w:r>
+        <w:rPr>
+          <w:lang w:val="en-US"/>
+        </w:rPr>
+        <w:t xml:space="preserve">        </w:t>
+      </w:r>
+      <w:proofErr w:type="spellStart"/>
+      <w:r>
+        <w:rPr>
+          <w:lang w:val="en-US"/>
+        </w:rPr>
+        <w:t>logFile</w:t>
+      </w:r>
+      <w:proofErr w:type="spellEnd"/>
+      <w:r>
+        <w:rPr>
+          <w:lang w:val="en-US"/>
+        </w:rPr>
+        <w:t xml:space="preserve"> &lt;&lt; "</w:t>
+      </w:r>
+      <w:proofErr w:type="spellStart"/>
+      <w:r>
+        <w:rPr>
+          <w:lang w:val="en-US"/>
+        </w:rPr>
+        <w:t>Завершение</w:t>
+      </w:r>
+      <w:proofErr w:type="spellEnd"/>
+      <w:r>
+        <w:rPr>
+          <w:lang w:val="en-US"/>
+        </w:rPr>
+        <w:t xml:space="preserve"> </w:t>
+      </w:r>
+      <w:proofErr w:type="spellStart"/>
+      <w:r>
+        <w:rPr>
+          <w:lang w:val="en-US"/>
+        </w:rPr>
+        <w:t>работы</w:t>
+      </w:r>
+      <w:proofErr w:type="spellEnd"/>
+      <w:r>
+        <w:rPr>
+          <w:lang w:val="en-US"/>
+        </w:rPr>
+        <w:t xml:space="preserve">." &lt;&lt; </w:t>
+      </w:r>
+      <w:proofErr w:type="spellStart"/>
+      <w:r>
+        <w:rPr>
+          <w:lang w:val="en-US"/>
+        </w:rPr>
+        <w:t>endl</w:t>
+      </w:r>
+      <w:proofErr w:type="spellEnd"/>
+      <w:r>
+        <w:rPr>
+          <w:lang w:val="en-US"/>
+        </w:rPr>
+        <w:t>;</w:t>
+      </w:r>
+    </w:p>
+    <w:p>
+      <w:pPr>
+        <w:pStyle w:val="10"/>
+        <w:rPr>
+          <w:lang w:val="en-US"/>
+        </w:rPr>
+      </w:pPr>
+      <w:r>
+        <w:rPr>
+          <w:lang w:val="en-US"/>
+        </w:rPr>
+        <w:t xml:space="preserve">        </w:t>
+      </w:r>
+      <w:proofErr w:type="spellStart"/>
+      <w:r>
+        <w:rPr>
+          <w:lang w:val="en-US"/>
+        </w:rPr>
+        <w:t>logFile.close</w:t>
+      </w:r>
+      <w:proofErr w:type="spellEnd"/>
+      <w:r>
+        <w:rPr>
+          <w:lang w:val="en-US"/>
+        </w:rPr>
+        <w:t>();</w:t>
       </w:r>
     </w:p>
     <w:p>
@@ -5197,7 +7951,21 @@
         <w:rPr>
           <w:lang w:val="en-US"/>
         </w:rPr>
-        <w:t>#include &lt;fstream&gt;</w:t>
+        <w:t>#include &lt;</w:t>
+      </w:r>
+      <w:proofErr w:type="spellStart"/>
+      <w:r>
+        <w:rPr>
+          <w:lang w:val="en-US"/>
+        </w:rPr>
+        <w:t>fstream</w:t>
+      </w:r>
+      <w:proofErr w:type="spellEnd"/>
+      <w:r>
+        <w:rPr>
+          <w:lang w:val="en-US"/>
+        </w:rPr>
+        <w:t>&gt;</w:t>
       </w:r>
     </w:p>
     <w:p>
@@ -5255,7 +8023,21 @@
         <w:rPr>
           <w:lang w:val="en-US"/>
         </w:rPr>
-        <w:t xml:space="preserve">    bool logFlag = true;</w:t>
+        <w:t xml:space="preserve">    bool </w:t>
+      </w:r>
+      <w:proofErr w:type="spellStart"/>
+      <w:r>
+        <w:rPr>
+          <w:lang w:val="en-US"/>
+        </w:rPr>
+        <w:t>logFlag</w:t>
+      </w:r>
+      <w:proofErr w:type="spellEnd"/>
+      <w:r>
+        <w:rPr>
+          <w:lang w:val="en-US"/>
+        </w:rPr>
+        <w:t xml:space="preserve"> = true;</w:t>
       </w:r>
     </w:p>
     <w:p>
@@ -5283,63 +8065,161 @@
         <w:rPr>
           <w:lang w:val="en-US"/>
         </w:rPr>
-        <w:t xml:space="preserve">    ofstream logFile;</w:t>
-      </w:r>
-    </w:p>
-    <w:p>
-      <w:pPr>
-        <w:pStyle w:val="10"/>
-        <w:rPr>
-          <w:lang w:val="en-US"/>
-        </w:rPr>
-      </w:pPr>
-      <w:r>
-        <w:rPr>
-          <w:lang w:val="en-US"/>
-        </w:rPr>
-        <w:t xml:space="preserve">    if (logFlag) {</w:t>
-      </w:r>
-    </w:p>
-    <w:p>
-      <w:pPr>
-        <w:pStyle w:val="10"/>
-        <w:rPr>
-          <w:lang w:val="en-US"/>
-        </w:rPr>
-      </w:pPr>
-      <w:r>
-        <w:rPr>
-          <w:lang w:val="en-US"/>
-        </w:rPr>
-        <w:t xml:space="preserve">        logFile.open("log2.txt");</w:t>
-      </w:r>
-    </w:p>
-    <w:p>
-      <w:pPr>
-        <w:pStyle w:val="10"/>
-        <w:rPr>
-          <w:lang w:val="en-US"/>
-        </w:rPr>
-      </w:pPr>
-      <w:r>
-        <w:rPr>
-          <w:lang w:val="en-US"/>
-        </w:rPr>
-        <w:t xml:space="preserve">        if (!logFile.is_open()) {</w:t>
-      </w:r>
-    </w:p>
-    <w:p>
-      <w:pPr>
-        <w:pStyle w:val="10"/>
-        <w:rPr>
-          <w:lang w:val="en-US"/>
-        </w:rPr>
-      </w:pPr>
-      <w:r>
-        <w:rPr>
-          <w:lang w:val="en-US"/>
-        </w:rPr>
-        <w:t xml:space="preserve">            cerr &lt;&lt; "Cannot open log file" &lt;&lt; endl;</w:t>
+        <w:t xml:space="preserve">    </w:t>
+      </w:r>
+      <w:proofErr w:type="spellStart"/>
+      <w:r>
+        <w:rPr>
+          <w:lang w:val="en-US"/>
+        </w:rPr>
+        <w:t>ofstream</w:t>
+      </w:r>
+      <w:proofErr w:type="spellEnd"/>
+      <w:r>
+        <w:rPr>
+          <w:lang w:val="en-US"/>
+        </w:rPr>
+        <w:t xml:space="preserve"> </w:t>
+      </w:r>
+      <w:proofErr w:type="spellStart"/>
+      <w:r>
+        <w:rPr>
+          <w:lang w:val="en-US"/>
+        </w:rPr>
+        <w:t>logFile</w:t>
+      </w:r>
+      <w:proofErr w:type="spellEnd"/>
+      <w:r>
+        <w:rPr>
+          <w:lang w:val="en-US"/>
+        </w:rPr>
+        <w:t>;</w:t>
+      </w:r>
+    </w:p>
+    <w:p>
+      <w:pPr>
+        <w:pStyle w:val="10"/>
+        <w:rPr>
+          <w:lang w:val="en-US"/>
+        </w:rPr>
+      </w:pPr>
+      <w:r>
+        <w:rPr>
+          <w:lang w:val="en-US"/>
+        </w:rPr>
+        <w:t xml:space="preserve">    if (</w:t>
+      </w:r>
+      <w:proofErr w:type="spellStart"/>
+      <w:r>
+        <w:rPr>
+          <w:lang w:val="en-US"/>
+        </w:rPr>
+        <w:t>logFlag</w:t>
+      </w:r>
+      <w:proofErr w:type="spellEnd"/>
+      <w:r>
+        <w:rPr>
+          <w:lang w:val="en-US"/>
+        </w:rPr>
+        <w:t>) {</w:t>
+      </w:r>
+    </w:p>
+    <w:p>
+      <w:pPr>
+        <w:pStyle w:val="10"/>
+        <w:rPr>
+          <w:lang w:val="en-US"/>
+        </w:rPr>
+      </w:pPr>
+      <w:r>
+        <w:rPr>
+          <w:lang w:val="en-US"/>
+        </w:rPr>
+        <w:t xml:space="preserve">        </w:t>
+      </w:r>
+      <w:proofErr w:type="spellStart"/>
+      <w:r>
+        <w:rPr>
+          <w:lang w:val="en-US"/>
+        </w:rPr>
+        <w:t>logFile.open</w:t>
+      </w:r>
+      <w:proofErr w:type="spellEnd"/>
+      <w:r>
+        <w:rPr>
+          <w:lang w:val="en-US"/>
+        </w:rPr>
+        <w:t>("log2.txt");</w:t>
+      </w:r>
+    </w:p>
+    <w:p>
+      <w:pPr>
+        <w:pStyle w:val="10"/>
+        <w:rPr>
+          <w:lang w:val="en-US"/>
+        </w:rPr>
+      </w:pPr>
+      <w:r>
+        <w:rPr>
+          <w:lang w:val="en-US"/>
+        </w:rPr>
+        <w:t xml:space="preserve">        if (!</w:t>
+      </w:r>
+      <w:proofErr w:type="spellStart"/>
+      <w:r>
+        <w:rPr>
+          <w:lang w:val="en-US"/>
+        </w:rPr>
+        <w:t>logFile.is_open</w:t>
+      </w:r>
+      <w:proofErr w:type="spellEnd"/>
+      <w:r>
+        <w:rPr>
+          <w:lang w:val="en-US"/>
+        </w:rPr>
+        <w:t>()) {</w:t>
+      </w:r>
+    </w:p>
+    <w:p>
+      <w:pPr>
+        <w:pStyle w:val="10"/>
+        <w:rPr>
+          <w:lang w:val="en-US"/>
+        </w:rPr>
+      </w:pPr>
+      <w:r>
+        <w:rPr>
+          <w:lang w:val="en-US"/>
+        </w:rPr>
+        <w:t xml:space="preserve">            </w:t>
+      </w:r>
+      <w:proofErr w:type="spellStart"/>
+      <w:r>
+        <w:rPr>
+          <w:lang w:val="en-US"/>
+        </w:rPr>
+        <w:t>cerr</w:t>
+      </w:r>
+      <w:proofErr w:type="spellEnd"/>
+      <w:r>
+        <w:rPr>
+          <w:lang w:val="en-US"/>
+        </w:rPr>
+        <w:t xml:space="preserve"> &lt;&lt; "Cannot open log file" &lt;&lt; </w:t>
+      </w:r>
+      <w:proofErr w:type="spellStart"/>
+      <w:r>
+        <w:rPr>
+          <w:lang w:val="en-US"/>
+        </w:rPr>
+        <w:t>endl</w:t>
+      </w:r>
+      <w:proofErr w:type="spellEnd"/>
+      <w:r>
+        <w:rPr>
+          <w:lang w:val="en-US"/>
+        </w:rPr>
+        <w:t>;</w:t>
       </w:r>
     </w:p>
     <w:p>
@@ -5403,36 +8283,92 @@
         <w:rPr>
           <w:lang w:val="en-US"/>
         </w:rPr>
-        <w:t xml:space="preserve">    ios::sync_with_stdio(false);</w:t>
-      </w:r>
-    </w:p>
-    <w:p>
-      <w:pPr>
-        <w:pStyle w:val="10"/>
-        <w:rPr>
-          <w:lang w:val="en-US"/>
-        </w:rPr>
-      </w:pPr>
-      <w:r>
-        <w:rPr>
-          <w:lang w:val="en-US"/>
-        </w:rPr>
-        <w:t xml:space="preserve">    cin.tie(nullptr);</w:t>
-      </w:r>
-    </w:p>
-    <w:p>
-      <w:pPr>
-        <w:pStyle w:val="10"/>
-        <w:rPr>
-          <w:lang w:val="en-US"/>
-        </w:rPr>
-      </w:pPr>
-      <w:r>
-        <w:rPr>
-          <w:lang w:val="en-US"/>
-        </w:rPr>
         <w:t xml:space="preserve">    </w:t>
       </w:r>
+      <w:proofErr w:type="spellStart"/>
+      <w:r>
+        <w:rPr>
+          <w:lang w:val="en-US"/>
+        </w:rPr>
+        <w:t>ios</w:t>
+      </w:r>
+      <w:proofErr w:type="spellEnd"/>
+      <w:r>
+        <w:rPr>
+          <w:lang w:val="en-US"/>
+        </w:rPr>
+        <w:t>::</w:t>
+      </w:r>
+      <w:proofErr w:type="spellStart"/>
+      <w:r>
+        <w:rPr>
+          <w:lang w:val="en-US"/>
+        </w:rPr>
+        <w:t>sync_with_stdio</w:t>
+      </w:r>
+      <w:proofErr w:type="spellEnd"/>
+      <w:r>
+        <w:rPr>
+          <w:lang w:val="en-US"/>
+        </w:rPr>
+        <w:t>(false);</w:t>
+      </w:r>
+    </w:p>
+    <w:p>
+      <w:pPr>
+        <w:pStyle w:val="10"/>
+        <w:rPr>
+          <w:lang w:val="en-US"/>
+        </w:rPr>
+      </w:pPr>
+      <w:r>
+        <w:rPr>
+          <w:lang w:val="en-US"/>
+        </w:rPr>
+        <w:t xml:space="preserve">    </w:t>
+      </w:r>
+      <w:proofErr w:type="spellStart"/>
+      <w:r>
+        <w:rPr>
+          <w:lang w:val="en-US"/>
+        </w:rPr>
+        <w:t>cin.tie</w:t>
+      </w:r>
+      <w:proofErr w:type="spellEnd"/>
+      <w:r>
+        <w:rPr>
+          <w:lang w:val="en-US"/>
+        </w:rPr>
+        <w:t>(</w:t>
+      </w:r>
+      <w:proofErr w:type="spellStart"/>
+      <w:r>
+        <w:rPr>
+          <w:lang w:val="en-US"/>
+        </w:rPr>
+        <w:t>nullptr</w:t>
+      </w:r>
+      <w:proofErr w:type="spellEnd"/>
+      <w:r>
+        <w:rPr>
+          <w:lang w:val="en-US"/>
+        </w:rPr>
+        <w:t>);</w:t>
+      </w:r>
+    </w:p>
+    <w:p>
+      <w:pPr>
+        <w:pStyle w:val="10"/>
+        <w:rPr>
+          <w:lang w:val="en-US"/>
+        </w:rPr>
+      </w:pPr>
+      <w:r>
+        <w:rPr>
+          <w:lang w:val="en-US"/>
+        </w:rPr>
+        <w:t xml:space="preserve">    </w:t>
+      </w:r>
     </w:p>
     <w:p>
       <w:pPr>
@@ -5459,36 +8395,92 @@
         <w:rPr>
           <w:lang w:val="en-US"/>
         </w:rPr>
-        <w:t xml:space="preserve">    getline(cin, A);</w:t>
-      </w:r>
-    </w:p>
-    <w:p>
-      <w:pPr>
-        <w:pStyle w:val="10"/>
-        <w:rPr>
-          <w:lang w:val="en-US"/>
-        </w:rPr>
-      </w:pPr>
-      <w:r>
-        <w:rPr>
-          <w:lang w:val="en-US"/>
-        </w:rPr>
-        <w:t xml:space="preserve">    getline(cin, B);</w:t>
-      </w:r>
-    </w:p>
-    <w:p>
-      <w:pPr>
-        <w:pStyle w:val="10"/>
-        <w:rPr>
-          <w:lang w:val="en-US"/>
-        </w:rPr>
-      </w:pPr>
-      <w:r>
-        <w:rPr>
-          <w:lang w:val="en-US"/>
-        </w:rPr>
         <w:t xml:space="preserve">    </w:t>
       </w:r>
+      <w:proofErr w:type="spellStart"/>
+      <w:r>
+        <w:rPr>
+          <w:lang w:val="en-US"/>
+        </w:rPr>
+        <w:t>getline</w:t>
+      </w:r>
+      <w:proofErr w:type="spellEnd"/>
+      <w:r>
+        <w:rPr>
+          <w:lang w:val="en-US"/>
+        </w:rPr>
+        <w:t>(</w:t>
+      </w:r>
+      <w:proofErr w:type="spellStart"/>
+      <w:r>
+        <w:rPr>
+          <w:lang w:val="en-US"/>
+        </w:rPr>
+        <w:t>cin</w:t>
+      </w:r>
+      <w:proofErr w:type="spellEnd"/>
+      <w:r>
+        <w:rPr>
+          <w:lang w:val="en-US"/>
+        </w:rPr>
+        <w:t>, A);</w:t>
+      </w:r>
+    </w:p>
+    <w:p>
+      <w:pPr>
+        <w:pStyle w:val="10"/>
+        <w:rPr>
+          <w:lang w:val="en-US"/>
+        </w:rPr>
+      </w:pPr>
+      <w:r>
+        <w:rPr>
+          <w:lang w:val="en-US"/>
+        </w:rPr>
+        <w:t xml:space="preserve">    </w:t>
+      </w:r>
+      <w:proofErr w:type="spellStart"/>
+      <w:r>
+        <w:rPr>
+          <w:lang w:val="en-US"/>
+        </w:rPr>
+        <w:t>getline</w:t>
+      </w:r>
+      <w:proofErr w:type="spellEnd"/>
+      <w:r>
+        <w:rPr>
+          <w:lang w:val="en-US"/>
+        </w:rPr>
+        <w:t>(</w:t>
+      </w:r>
+      <w:proofErr w:type="spellStart"/>
+      <w:r>
+        <w:rPr>
+          <w:lang w:val="en-US"/>
+        </w:rPr>
+        <w:t>cin</w:t>
+      </w:r>
+      <w:proofErr w:type="spellEnd"/>
+      <w:r>
+        <w:rPr>
+          <w:lang w:val="en-US"/>
+        </w:rPr>
+        <w:t>, B);</w:t>
+      </w:r>
+    </w:p>
+    <w:p>
+      <w:pPr>
+        <w:pStyle w:val="10"/>
+        <w:rPr>
+          <w:lang w:val="en-US"/>
+        </w:rPr>
+      </w:pPr>
+      <w:r>
+        <w:rPr>
+          <w:lang w:val="en-US"/>
+        </w:rPr>
+        <w:t xml:space="preserve">    </w:t>
+      </w:r>
     </w:p>
     <w:p>
       <w:pPr>
@@ -5503,12 +8495,14 @@
       <w:r>
         <w:t xml:space="preserve"> (</w:t>
       </w:r>
+      <w:proofErr w:type="spellStart"/>
       <w:r>
         <w:rPr>
           <w:lang w:val="en-US"/>
         </w:rPr>
         <w:t>logFlag</w:t>
       </w:r>
+      <w:proofErr w:type="spellEnd"/>
       <w:r>
         <w:t>) {</w:t>
       </w:r>
@@ -5520,12 +8514,14 @@
       <w:r>
         <w:t xml:space="preserve">        </w:t>
       </w:r>
+      <w:proofErr w:type="spellStart"/>
       <w:r>
         <w:rPr>
           <w:lang w:val="en-US"/>
         </w:rPr>
         <w:t>logFile</w:t>
       </w:r>
+      <w:proofErr w:type="spellEnd"/>
       <w:r>
         <w:t xml:space="preserve"> &lt;&lt; "Проверка, является ли </w:t>
       </w:r>
@@ -5547,12 +8543,14 @@
       <w:r>
         <w:t xml:space="preserve">" &lt;&lt; </w:t>
       </w:r>
+      <w:proofErr w:type="spellStart"/>
       <w:r>
         <w:rPr>
           <w:lang w:val="en-US"/>
         </w:rPr>
         <w:t>endl</w:t>
       </w:r>
+      <w:proofErr w:type="spellEnd"/>
       <w:r>
         <w:t>;</w:t>
       </w:r>
@@ -5567,25 +8565,145 @@
       <w:r>
         <w:t xml:space="preserve">        </w:t>
       </w:r>
-      <w:r>
-        <w:rPr>
-          <w:lang w:val="en-US"/>
-        </w:rPr>
-        <w:t>logFile &lt;&lt; "A = \"" &lt;&lt; A &lt;&lt; "\" (длина " &lt;&lt; A.size() &lt;&lt; ")" &lt;&lt; endl;</w:t>
-      </w:r>
-    </w:p>
-    <w:p>
-      <w:pPr>
-        <w:pStyle w:val="10"/>
-        <w:rPr>
-          <w:lang w:val="en-US"/>
-        </w:rPr>
-      </w:pPr>
-      <w:r>
-        <w:rPr>
-          <w:lang w:val="en-US"/>
-        </w:rPr>
-        <w:t xml:space="preserve">        logFile &lt;&lt; "B = \"" &lt;&lt; B &lt;&lt; "\" (длина " &lt;&lt; B.size() &lt;&lt; ")" &lt;&lt; endl &lt;&lt; endl;</w:t>
+      <w:proofErr w:type="spellStart"/>
+      <w:r>
+        <w:rPr>
+          <w:lang w:val="en-US"/>
+        </w:rPr>
+        <w:t>logFile</w:t>
+      </w:r>
+      <w:proofErr w:type="spellEnd"/>
+      <w:r>
+        <w:rPr>
+          <w:lang w:val="en-US"/>
+        </w:rPr>
+        <w:t xml:space="preserve"> &lt;&lt; "A = \"" &lt;&lt; A &lt;&lt; "\" (</w:t>
+      </w:r>
+      <w:proofErr w:type="spellStart"/>
+      <w:r>
+        <w:rPr>
+          <w:lang w:val="en-US"/>
+        </w:rPr>
+        <w:t>длина</w:t>
+      </w:r>
+      <w:proofErr w:type="spellEnd"/>
+      <w:r>
+        <w:rPr>
+          <w:lang w:val="en-US"/>
+        </w:rPr>
+        <w:t xml:space="preserve"> " &lt;&lt; </w:t>
+      </w:r>
+      <w:proofErr w:type="spellStart"/>
+      <w:r>
+        <w:rPr>
+          <w:lang w:val="en-US"/>
+        </w:rPr>
+        <w:t>A.size</w:t>
+      </w:r>
+      <w:proofErr w:type="spellEnd"/>
+      <w:r>
+        <w:rPr>
+          <w:lang w:val="en-US"/>
+        </w:rPr>
+        <w:t xml:space="preserve">() &lt;&lt; ")" &lt;&lt; </w:t>
+      </w:r>
+      <w:proofErr w:type="spellStart"/>
+      <w:r>
+        <w:rPr>
+          <w:lang w:val="en-US"/>
+        </w:rPr>
+        <w:t>endl</w:t>
+      </w:r>
+      <w:proofErr w:type="spellEnd"/>
+      <w:r>
+        <w:rPr>
+          <w:lang w:val="en-US"/>
+        </w:rPr>
+        <w:t>;</w:t>
+      </w:r>
+    </w:p>
+    <w:p>
+      <w:pPr>
+        <w:pStyle w:val="10"/>
+        <w:rPr>
+          <w:lang w:val="en-US"/>
+        </w:rPr>
+      </w:pPr>
+      <w:r>
+        <w:rPr>
+          <w:lang w:val="en-US"/>
+        </w:rPr>
+        <w:t xml:space="preserve">        </w:t>
+      </w:r>
+      <w:proofErr w:type="spellStart"/>
+      <w:r>
+        <w:rPr>
+          <w:lang w:val="en-US"/>
+        </w:rPr>
+        <w:t>logFile</w:t>
+      </w:r>
+      <w:proofErr w:type="spellEnd"/>
+      <w:r>
+        <w:rPr>
+          <w:lang w:val="en-US"/>
+        </w:rPr>
+        <w:t xml:space="preserve"> &lt;&lt; "B = \"" &lt;&lt; B &lt;&lt; "\" (</w:t>
+      </w:r>
+      <w:proofErr w:type="spellStart"/>
+      <w:r>
+        <w:rPr>
+          <w:lang w:val="en-US"/>
+        </w:rPr>
+        <w:t>длина</w:t>
+      </w:r>
+      <w:proofErr w:type="spellEnd"/>
+      <w:r>
+        <w:rPr>
+          <w:lang w:val="en-US"/>
+        </w:rPr>
+        <w:t xml:space="preserve"> " &lt;&lt; </w:t>
+      </w:r>
+      <w:proofErr w:type="spellStart"/>
+      <w:r>
+        <w:rPr>
+          <w:lang w:val="en-US"/>
+        </w:rPr>
+        <w:t>B.size</w:t>
+      </w:r>
+      <w:proofErr w:type="spellEnd"/>
+      <w:r>
+        <w:rPr>
+          <w:lang w:val="en-US"/>
+        </w:rPr>
+        <w:t xml:space="preserve">() &lt;&lt; ")" &lt;&lt; </w:t>
+      </w:r>
+      <w:proofErr w:type="spellStart"/>
+      <w:r>
+        <w:rPr>
+          <w:lang w:val="en-US"/>
+        </w:rPr>
+        <w:t>endl</w:t>
+      </w:r>
+      <w:proofErr w:type="spellEnd"/>
+      <w:r>
+        <w:rPr>
+          <w:lang w:val="en-US"/>
+        </w:rPr>
+        <w:t xml:space="preserve"> &lt;&lt; </w:t>
+      </w:r>
+      <w:proofErr w:type="spellStart"/>
+      <w:r>
+        <w:rPr>
+          <w:lang w:val="en-US"/>
+        </w:rPr>
+        <w:t>endl</w:t>
+      </w:r>
+      <w:proofErr w:type="spellEnd"/>
+      <w:r>
+        <w:rPr>
+          <w:lang w:val="en-US"/>
+        </w:rPr>
+        <w:t>;</w:t>
       </w:r>
     </w:p>
     <w:p>
@@ -5627,21 +8745,49 @@
         <w:rPr>
           <w:lang w:val="en-US"/>
         </w:rPr>
-        <w:t xml:space="preserve">    int n = A.size();</w:t>
-      </w:r>
-    </w:p>
-    <w:p>
-      <w:pPr>
-        <w:pStyle w:val="10"/>
-        <w:rPr>
-          <w:lang w:val="en-US"/>
-        </w:rPr>
-      </w:pPr>
-      <w:r>
-        <w:rPr>
-          <w:lang w:val="en-US"/>
-        </w:rPr>
-        <w:t xml:space="preserve">    int m = B.size();</w:t>
+        <w:t xml:space="preserve">    int n = </w:t>
+      </w:r>
+      <w:proofErr w:type="spellStart"/>
+      <w:r>
+        <w:rPr>
+          <w:lang w:val="en-US"/>
+        </w:rPr>
+        <w:t>A.size</w:t>
+      </w:r>
+      <w:proofErr w:type="spellEnd"/>
+      <w:r>
+        <w:rPr>
+          <w:lang w:val="en-US"/>
+        </w:rPr>
+        <w:t>();</w:t>
+      </w:r>
+    </w:p>
+    <w:p>
+      <w:pPr>
+        <w:pStyle w:val="10"/>
+        <w:rPr>
+          <w:lang w:val="en-US"/>
+        </w:rPr>
+      </w:pPr>
+      <w:r>
+        <w:rPr>
+          <w:lang w:val="en-US"/>
+        </w:rPr>
+        <w:t xml:space="preserve">    int m = </w:t>
+      </w:r>
+      <w:proofErr w:type="spellStart"/>
+      <w:r>
+        <w:rPr>
+          <w:lang w:val="en-US"/>
+        </w:rPr>
+        <w:t>B.size</w:t>
+      </w:r>
+      <w:proofErr w:type="spellEnd"/>
+      <w:r>
+        <w:rPr>
+          <w:lang w:val="en-US"/>
+        </w:rPr>
+        <w:t>();</w:t>
       </w:r>
     </w:p>
     <w:p>
@@ -5683,21 +8829,133 @@
         <w:rPr>
           <w:lang w:val="en-US"/>
         </w:rPr>
-        <w:t xml:space="preserve">        if (logFlag) logFile &lt;&lt; "Длины не совпадают: " &lt;&lt; n &lt;&lt; " != " &lt;&lt; m &lt;&lt; " -&gt; -1" &lt;&lt; endl;</w:t>
-      </w:r>
-    </w:p>
-    <w:p>
-      <w:pPr>
-        <w:pStyle w:val="10"/>
-        <w:rPr>
-          <w:lang w:val="en-US"/>
-        </w:rPr>
-      </w:pPr>
-      <w:r>
-        <w:rPr>
-          <w:lang w:val="en-US"/>
-        </w:rPr>
-        <w:t xml:space="preserve">        cout &lt;&lt; -1 &lt;&lt; endl;</w:t>
+        <w:t xml:space="preserve">        if (</w:t>
+      </w:r>
+      <w:proofErr w:type="spellStart"/>
+      <w:r>
+        <w:rPr>
+          <w:lang w:val="en-US"/>
+        </w:rPr>
+        <w:t>logFlag</w:t>
+      </w:r>
+      <w:proofErr w:type="spellEnd"/>
+      <w:r>
+        <w:rPr>
+          <w:lang w:val="en-US"/>
+        </w:rPr>
+        <w:t xml:space="preserve">) </w:t>
+      </w:r>
+      <w:proofErr w:type="spellStart"/>
+      <w:r>
+        <w:rPr>
+          <w:lang w:val="en-US"/>
+        </w:rPr>
+        <w:t>logFile</w:t>
+      </w:r>
+      <w:proofErr w:type="spellEnd"/>
+      <w:r>
+        <w:rPr>
+          <w:lang w:val="en-US"/>
+        </w:rPr>
+        <w:t xml:space="preserve"> &lt;&lt; "</w:t>
+      </w:r>
+      <w:proofErr w:type="spellStart"/>
+      <w:r>
+        <w:rPr>
+          <w:lang w:val="en-US"/>
+        </w:rPr>
+        <w:t>Длины</w:t>
+      </w:r>
+      <w:proofErr w:type="spellEnd"/>
+      <w:r>
+        <w:rPr>
+          <w:lang w:val="en-US"/>
+        </w:rPr>
+        <w:t xml:space="preserve"> </w:t>
+      </w:r>
+      <w:proofErr w:type="spellStart"/>
+      <w:r>
+        <w:rPr>
+          <w:lang w:val="en-US"/>
+        </w:rPr>
+        <w:t>не</w:t>
+      </w:r>
+      <w:proofErr w:type="spellEnd"/>
+      <w:r>
+        <w:rPr>
+          <w:lang w:val="en-US"/>
+        </w:rPr>
+        <w:t xml:space="preserve"> </w:t>
+      </w:r>
+      <w:proofErr w:type="spellStart"/>
+      <w:r>
+        <w:rPr>
+          <w:lang w:val="en-US"/>
+        </w:rPr>
+        <w:t>совпадают</w:t>
+      </w:r>
+      <w:proofErr w:type="spellEnd"/>
+      <w:r>
+        <w:rPr>
+          <w:lang w:val="en-US"/>
+        </w:rPr>
+        <w:t xml:space="preserve">: " &lt;&lt; n &lt;&lt; " != " &lt;&lt; m &lt;&lt; " -&gt; -1" &lt;&lt; </w:t>
+      </w:r>
+      <w:proofErr w:type="spellStart"/>
+      <w:r>
+        <w:rPr>
+          <w:lang w:val="en-US"/>
+        </w:rPr>
+        <w:t>endl</w:t>
+      </w:r>
+      <w:proofErr w:type="spellEnd"/>
+      <w:r>
+        <w:rPr>
+          <w:lang w:val="en-US"/>
+        </w:rPr>
+        <w:t>;</w:t>
+      </w:r>
+    </w:p>
+    <w:p>
+      <w:pPr>
+        <w:pStyle w:val="10"/>
+        <w:rPr>
+          <w:lang w:val="en-US"/>
+        </w:rPr>
+      </w:pPr>
+      <w:r>
+        <w:rPr>
+          <w:lang w:val="en-US"/>
+        </w:rPr>
+        <w:t xml:space="preserve">        </w:t>
+      </w:r>
+      <w:proofErr w:type="spellStart"/>
+      <w:r>
+        <w:rPr>
+          <w:lang w:val="en-US"/>
+        </w:rPr>
+        <w:t>cout</w:t>
+      </w:r>
+      <w:proofErr w:type="spellEnd"/>
+      <w:r>
+        <w:rPr>
+          <w:lang w:val="en-US"/>
+        </w:rPr>
+        <w:t xml:space="preserve"> &lt;&lt; -1 &lt;&lt; </w:t>
+      </w:r>
+      <w:proofErr w:type="spellStart"/>
+      <w:r>
+        <w:rPr>
+          <w:lang w:val="en-US"/>
+        </w:rPr>
+        <w:t>endl</w:t>
+      </w:r>
+      <w:proofErr w:type="spellEnd"/>
+      <w:r>
+        <w:rPr>
+          <w:lang w:val="en-US"/>
+        </w:rPr>
+        <w:t>;</w:t>
       </w:r>
     </w:p>
     <w:p>
@@ -5767,21 +9025,147 @@
         <w:rPr>
           <w:lang w:val="en-US"/>
         </w:rPr>
-        <w:t xml:space="preserve">        if (logFlag) logFile &lt;&lt; "Обе строки пусты -&gt; индекс 0" &lt;&lt; endl;</w:t>
-      </w:r>
-    </w:p>
-    <w:p>
-      <w:pPr>
-        <w:pStyle w:val="10"/>
-        <w:rPr>
-          <w:lang w:val="en-US"/>
-        </w:rPr>
-      </w:pPr>
-      <w:r>
-        <w:rPr>
-          <w:lang w:val="en-US"/>
-        </w:rPr>
-        <w:t xml:space="preserve">        cout &lt;&lt; 0 &lt;&lt; endl;</w:t>
+        <w:t xml:space="preserve">        if (</w:t>
+      </w:r>
+      <w:proofErr w:type="spellStart"/>
+      <w:r>
+        <w:rPr>
+          <w:lang w:val="en-US"/>
+        </w:rPr>
+        <w:t>logFlag</w:t>
+      </w:r>
+      <w:proofErr w:type="spellEnd"/>
+      <w:r>
+        <w:rPr>
+          <w:lang w:val="en-US"/>
+        </w:rPr>
+        <w:t xml:space="preserve">) </w:t>
+      </w:r>
+      <w:proofErr w:type="spellStart"/>
+      <w:r>
+        <w:rPr>
+          <w:lang w:val="en-US"/>
+        </w:rPr>
+        <w:t>logFile</w:t>
+      </w:r>
+      <w:proofErr w:type="spellEnd"/>
+      <w:r>
+        <w:rPr>
+          <w:lang w:val="en-US"/>
+        </w:rPr>
+        <w:t xml:space="preserve"> &lt;&lt; "</w:t>
+      </w:r>
+      <w:proofErr w:type="spellStart"/>
+      <w:r>
+        <w:rPr>
+          <w:lang w:val="en-US"/>
+        </w:rPr>
+        <w:t>Обе</w:t>
+      </w:r>
+      <w:proofErr w:type="spellEnd"/>
+      <w:r>
+        <w:rPr>
+          <w:lang w:val="en-US"/>
+        </w:rPr>
+        <w:t xml:space="preserve"> </w:t>
+      </w:r>
+      <w:proofErr w:type="spellStart"/>
+      <w:r>
+        <w:rPr>
+          <w:lang w:val="en-US"/>
+        </w:rPr>
+        <w:t>строки</w:t>
+      </w:r>
+      <w:proofErr w:type="spellEnd"/>
+      <w:r>
+        <w:rPr>
+          <w:lang w:val="en-US"/>
+        </w:rPr>
+        <w:t xml:space="preserve"> </w:t>
+      </w:r>
+      <w:proofErr w:type="spellStart"/>
+      <w:r>
+        <w:rPr>
+          <w:lang w:val="en-US"/>
+        </w:rPr>
+        <w:t>пусты</w:t>
+      </w:r>
+      <w:proofErr w:type="spellEnd"/>
+      <w:r>
+        <w:rPr>
+          <w:lang w:val="en-US"/>
+        </w:rPr>
+        <w:t xml:space="preserve"> -&gt; </w:t>
+      </w:r>
+      <w:proofErr w:type="spellStart"/>
+      <w:r>
+        <w:rPr>
+          <w:lang w:val="en-US"/>
+        </w:rPr>
+        <w:t>индекс</w:t>
+      </w:r>
+      <w:proofErr w:type="spellEnd"/>
+      <w:r>
+        <w:rPr>
+          <w:lang w:val="en-US"/>
+        </w:rPr>
+        <w:t xml:space="preserve"> 0" &lt;&lt; </w:t>
+      </w:r>
+      <w:proofErr w:type="spellStart"/>
+      <w:r>
+        <w:rPr>
+          <w:lang w:val="en-US"/>
+        </w:rPr>
+        <w:t>endl</w:t>
+      </w:r>
+      <w:proofErr w:type="spellEnd"/>
+      <w:r>
+        <w:rPr>
+          <w:lang w:val="en-US"/>
+        </w:rPr>
+        <w:t>;</w:t>
+      </w:r>
+    </w:p>
+    <w:p>
+      <w:pPr>
+        <w:pStyle w:val="10"/>
+        <w:rPr>
+          <w:lang w:val="en-US"/>
+        </w:rPr>
+      </w:pPr>
+      <w:r>
+        <w:rPr>
+          <w:lang w:val="en-US"/>
+        </w:rPr>
+        <w:t xml:space="preserve">        </w:t>
+      </w:r>
+      <w:proofErr w:type="spellStart"/>
+      <w:r>
+        <w:rPr>
+          <w:lang w:val="en-US"/>
+        </w:rPr>
+        <w:t>cout</w:t>
+      </w:r>
+      <w:proofErr w:type="spellEnd"/>
+      <w:r>
+        <w:rPr>
+          <w:lang w:val="en-US"/>
+        </w:rPr>
+        <w:t xml:space="preserve"> &lt;&lt; 0 &lt;&lt; </w:t>
+      </w:r>
+      <w:proofErr w:type="spellStart"/>
+      <w:r>
+        <w:rPr>
+          <w:lang w:val="en-US"/>
+        </w:rPr>
+        <w:t>endl</w:t>
+      </w:r>
+      <w:proofErr w:type="spellEnd"/>
+      <w:r>
+        <w:rPr>
+          <w:lang w:val="en-US"/>
+        </w:rPr>
+        <w:t>;</w:t>
       </w:r>
     </w:p>
     <w:p>
@@ -5851,7 +9235,77 @@
         <w:rPr>
           <w:lang w:val="en-US"/>
         </w:rPr>
-        <w:t xml:space="preserve">    if (logFlag) logFile &lt;&lt; "Строим S = A + A = \"" &lt;&lt; S &lt;&lt; "\"" &lt;&lt; endl &lt;&lt; endl;</w:t>
+        <w:t xml:space="preserve">    if (</w:t>
+      </w:r>
+      <w:proofErr w:type="spellStart"/>
+      <w:r>
+        <w:rPr>
+          <w:lang w:val="en-US"/>
+        </w:rPr>
+        <w:t>logFlag</w:t>
+      </w:r>
+      <w:proofErr w:type="spellEnd"/>
+      <w:r>
+        <w:rPr>
+          <w:lang w:val="en-US"/>
+        </w:rPr>
+        <w:t xml:space="preserve">) </w:t>
+      </w:r>
+      <w:proofErr w:type="spellStart"/>
+      <w:r>
+        <w:rPr>
+          <w:lang w:val="en-US"/>
+        </w:rPr>
+        <w:t>logFile</w:t>
+      </w:r>
+      <w:proofErr w:type="spellEnd"/>
+      <w:r>
+        <w:rPr>
+          <w:lang w:val="en-US"/>
+        </w:rPr>
+        <w:t xml:space="preserve"> &lt;&lt; "</w:t>
+      </w:r>
+      <w:proofErr w:type="spellStart"/>
+      <w:r>
+        <w:rPr>
+          <w:lang w:val="en-US"/>
+        </w:rPr>
+        <w:t>Строим</w:t>
+      </w:r>
+      <w:proofErr w:type="spellEnd"/>
+      <w:r>
+        <w:rPr>
+          <w:lang w:val="en-US"/>
+        </w:rPr>
+        <w:t xml:space="preserve"> S = A + A = \"" &lt;&lt; S &lt;&lt; "\"" &lt;&lt; </w:t>
+      </w:r>
+      <w:proofErr w:type="spellStart"/>
+      <w:r>
+        <w:rPr>
+          <w:lang w:val="en-US"/>
+        </w:rPr>
+        <w:t>endl</w:t>
+      </w:r>
+      <w:proofErr w:type="spellEnd"/>
+      <w:r>
+        <w:rPr>
+          <w:lang w:val="en-US"/>
+        </w:rPr>
+        <w:t xml:space="preserve"> &lt;&lt; </w:t>
+      </w:r>
+      <w:proofErr w:type="spellStart"/>
+      <w:r>
+        <w:rPr>
+          <w:lang w:val="en-US"/>
+        </w:rPr>
+        <w:t>endl</w:t>
+      </w:r>
+      <w:proofErr w:type="spellEnd"/>
+      <w:r>
+        <w:rPr>
+          <w:lang w:val="en-US"/>
+        </w:rPr>
+        <w:t>;</w:t>
       </w:r>
     </w:p>
     <w:p>
@@ -5879,7 +9333,91 @@
         <w:rPr>
           <w:lang w:val="en-US"/>
         </w:rPr>
-        <w:t xml:space="preserve">    if (logFlag) logFile &lt;&lt; "Построение префикс-функции для B" &lt;&lt; endl;</w:t>
+        <w:t xml:space="preserve">    if (</w:t>
+      </w:r>
+      <w:proofErr w:type="spellStart"/>
+      <w:r>
+        <w:rPr>
+          <w:lang w:val="en-US"/>
+        </w:rPr>
+        <w:t>logFlag</w:t>
+      </w:r>
+      <w:proofErr w:type="spellEnd"/>
+      <w:r>
+        <w:rPr>
+          <w:lang w:val="en-US"/>
+        </w:rPr>
+        <w:t xml:space="preserve">) </w:t>
+      </w:r>
+      <w:proofErr w:type="spellStart"/>
+      <w:r>
+        <w:rPr>
+          <w:lang w:val="en-US"/>
+        </w:rPr>
+        <w:t>logFile</w:t>
+      </w:r>
+      <w:proofErr w:type="spellEnd"/>
+      <w:r>
+        <w:rPr>
+          <w:lang w:val="en-US"/>
+        </w:rPr>
+        <w:t xml:space="preserve"> &lt;&lt; "</w:t>
+      </w:r>
+      <w:proofErr w:type="spellStart"/>
+      <w:r>
+        <w:rPr>
+          <w:lang w:val="en-US"/>
+        </w:rPr>
+        <w:t>Построение</w:t>
+      </w:r>
+      <w:proofErr w:type="spellEnd"/>
+      <w:r>
+        <w:rPr>
+          <w:lang w:val="en-US"/>
+        </w:rPr>
+        <w:t xml:space="preserve"> </w:t>
+      </w:r>
+      <w:proofErr w:type="spellStart"/>
+      <w:r>
+        <w:rPr>
+          <w:lang w:val="en-US"/>
+        </w:rPr>
+        <w:t>префикс-функции</w:t>
+      </w:r>
+      <w:proofErr w:type="spellEnd"/>
+      <w:r>
+        <w:rPr>
+          <w:lang w:val="en-US"/>
+        </w:rPr>
+        <w:t xml:space="preserve"> </w:t>
+      </w:r>
+      <w:proofErr w:type="spellStart"/>
+      <w:r>
+        <w:rPr>
+          <w:lang w:val="en-US"/>
+        </w:rPr>
+        <w:t>для</w:t>
+      </w:r>
+      <w:proofErr w:type="spellEnd"/>
+      <w:r>
+        <w:rPr>
+          <w:lang w:val="en-US"/>
+        </w:rPr>
+        <w:t xml:space="preserve"> B" &lt;&lt; </w:t>
+      </w:r>
+      <w:proofErr w:type="spellStart"/>
+      <w:r>
+        <w:rPr>
+          <w:lang w:val="en-US"/>
+        </w:rPr>
+        <w:t>endl</w:t>
+      </w:r>
+      <w:proofErr w:type="spellEnd"/>
+      <w:r>
+        <w:rPr>
+          <w:lang w:val="en-US"/>
+        </w:rPr>
+        <w:t>;</w:t>
       </w:r>
     </w:p>
     <w:p>
@@ -5907,21 +9445,77 @@
         <w:rPr>
           <w:lang w:val="en-US"/>
         </w:rPr>
-        <w:t xml:space="preserve">    for (int i = 1; i &lt; m; ++i) {</w:t>
-      </w:r>
-    </w:p>
-    <w:p>
-      <w:pPr>
-        <w:pStyle w:val="10"/>
-        <w:rPr>
-          <w:lang w:val="en-US"/>
-        </w:rPr>
-      </w:pPr>
-      <w:r>
-        <w:rPr>
-          <w:lang w:val="en-US"/>
-        </w:rPr>
-        <w:t xml:space="preserve">        int j = pi[i - 1];</w:t>
+        <w:t xml:space="preserve">    for (int </w:t>
+      </w:r>
+      <w:proofErr w:type="spellStart"/>
+      <w:r>
+        <w:rPr>
+          <w:lang w:val="en-US"/>
+        </w:rPr>
+        <w:t>i</w:t>
+      </w:r>
+      <w:proofErr w:type="spellEnd"/>
+      <w:r>
+        <w:rPr>
+          <w:lang w:val="en-US"/>
+        </w:rPr>
+        <w:t xml:space="preserve"> = 1; </w:t>
+      </w:r>
+      <w:proofErr w:type="spellStart"/>
+      <w:r>
+        <w:rPr>
+          <w:lang w:val="en-US"/>
+        </w:rPr>
+        <w:t>i</w:t>
+      </w:r>
+      <w:proofErr w:type="spellEnd"/>
+      <w:r>
+        <w:rPr>
+          <w:lang w:val="en-US"/>
+        </w:rPr>
+        <w:t xml:space="preserve"> &lt; m; ++</w:t>
+      </w:r>
+      <w:proofErr w:type="spellStart"/>
+      <w:r>
+        <w:rPr>
+          <w:lang w:val="en-US"/>
+        </w:rPr>
+        <w:t>i</w:t>
+      </w:r>
+      <w:proofErr w:type="spellEnd"/>
+      <w:r>
+        <w:rPr>
+          <w:lang w:val="en-US"/>
+        </w:rPr>
+        <w:t>) {</w:t>
+      </w:r>
+    </w:p>
+    <w:p>
+      <w:pPr>
+        <w:pStyle w:val="10"/>
+        <w:rPr>
+          <w:lang w:val="en-US"/>
+        </w:rPr>
+      </w:pPr>
+      <w:r>
+        <w:rPr>
+          <w:lang w:val="en-US"/>
+        </w:rPr>
+        <w:t xml:space="preserve">        int j = pi[</w:t>
+      </w:r>
+      <w:proofErr w:type="spellStart"/>
+      <w:r>
+        <w:rPr>
+          <w:lang w:val="en-US"/>
+        </w:rPr>
+        <w:t>i</w:t>
+      </w:r>
+      <w:proofErr w:type="spellEnd"/>
+      <w:r>
+        <w:rPr>
+          <w:lang w:val="en-US"/>
+        </w:rPr>
+        <w:t xml:space="preserve"> - 1];</w:t>
       </w:r>
     </w:p>
     <w:p>
@@ -5936,49 +9530,273 @@
           <w:lang w:val="en-US"/>
         </w:rPr>
         <w:lastRenderedPageBreak/>
-        <w:t xml:space="preserve">        if (logFlag) logFile &lt;&lt; "i = " &lt;&lt; i &lt;&lt; ", символ B[" &lt;&lt; i &lt;&lt; "] = '" &lt;&lt; B[i] &lt;&lt; "', начальное j = " &lt;&lt; j &lt;&lt; endl;</w:t>
-      </w:r>
-    </w:p>
-    <w:p>
-      <w:pPr>
-        <w:pStyle w:val="10"/>
-        <w:rPr>
-          <w:lang w:val="en-US"/>
-        </w:rPr>
-      </w:pPr>
-      <w:r>
-        <w:rPr>
-          <w:lang w:val="en-US"/>
-        </w:rPr>
-        <w:t xml:space="preserve">        while (j &gt; 0 &amp;&amp; B[i] != B[j]) {</w:t>
-      </w:r>
-    </w:p>
-    <w:p>
-      <w:pPr>
-        <w:pStyle w:val="10"/>
-        <w:rPr>
-          <w:lang w:val="en-US"/>
-        </w:rPr>
-      </w:pPr>
-      <w:r>
-        <w:rPr>
-          <w:lang w:val="en-US"/>
-        </w:rPr>
-        <w:t xml:space="preserve">            if (logFlag) logFile &lt;&lt; "  B[" &lt;&lt; i &lt;&lt; "] != B[" &lt;&lt; j &lt;&lt; "] (" &lt;&lt; B[i] &lt;&lt; " != " &lt;&lt; B[j] </w:t>
-      </w:r>
-    </w:p>
-    <w:p>
-      <w:pPr>
-        <w:pStyle w:val="10"/>
-        <w:rPr>
-          <w:lang w:val="en-US"/>
-        </w:rPr>
-      </w:pPr>
-      <w:r>
-        <w:rPr>
-          <w:lang w:val="en-US"/>
-        </w:rPr>
-        <w:t xml:space="preserve">                    &lt;&lt; "), уменьшаем j = pi[" &lt;&lt; j-1 &lt;&lt; "] = " &lt;&lt; pi[j-1] &lt;&lt; endl;</w:t>
+        <w:t xml:space="preserve">        if (</w:t>
+      </w:r>
+      <w:proofErr w:type="spellStart"/>
+      <w:r>
+        <w:rPr>
+          <w:lang w:val="en-US"/>
+        </w:rPr>
+        <w:t>logFlag</w:t>
+      </w:r>
+      <w:proofErr w:type="spellEnd"/>
+      <w:r>
+        <w:rPr>
+          <w:lang w:val="en-US"/>
+        </w:rPr>
+        <w:t xml:space="preserve">) </w:t>
+      </w:r>
+      <w:proofErr w:type="spellStart"/>
+      <w:r>
+        <w:rPr>
+          <w:lang w:val="en-US"/>
+        </w:rPr>
+        <w:t>logFile</w:t>
+      </w:r>
+      <w:proofErr w:type="spellEnd"/>
+      <w:r>
+        <w:rPr>
+          <w:lang w:val="en-US"/>
+        </w:rPr>
+        <w:t xml:space="preserve"> &lt;&lt; "</w:t>
+      </w:r>
+      <w:proofErr w:type="spellStart"/>
+      <w:r>
+        <w:rPr>
+          <w:lang w:val="en-US"/>
+        </w:rPr>
+        <w:t>i</w:t>
+      </w:r>
+      <w:proofErr w:type="spellEnd"/>
+      <w:r>
+        <w:rPr>
+          <w:lang w:val="en-US"/>
+        </w:rPr>
+        <w:t xml:space="preserve"> = " &lt;&lt; </w:t>
+      </w:r>
+      <w:proofErr w:type="spellStart"/>
+      <w:r>
+        <w:rPr>
+          <w:lang w:val="en-US"/>
+        </w:rPr>
+        <w:t>i</w:t>
+      </w:r>
+      <w:proofErr w:type="spellEnd"/>
+      <w:r>
+        <w:rPr>
+          <w:lang w:val="en-US"/>
+        </w:rPr>
+        <w:t xml:space="preserve"> &lt;&lt; ", </w:t>
+      </w:r>
+      <w:proofErr w:type="spellStart"/>
+      <w:r>
+        <w:rPr>
+          <w:lang w:val="en-US"/>
+        </w:rPr>
+        <w:t>символ</w:t>
+      </w:r>
+      <w:proofErr w:type="spellEnd"/>
+      <w:r>
+        <w:rPr>
+          <w:lang w:val="en-US"/>
+        </w:rPr>
+        <w:t xml:space="preserve"> B[" &lt;&lt; </w:t>
+      </w:r>
+      <w:proofErr w:type="spellStart"/>
+      <w:r>
+        <w:rPr>
+          <w:lang w:val="en-US"/>
+        </w:rPr>
+        <w:t>i</w:t>
+      </w:r>
+      <w:proofErr w:type="spellEnd"/>
+      <w:r>
+        <w:rPr>
+          <w:lang w:val="en-US"/>
+        </w:rPr>
+        <w:t xml:space="preserve"> &lt;&lt; "] = '" &lt;&lt; B[</w:t>
+      </w:r>
+      <w:proofErr w:type="spellStart"/>
+      <w:r>
+        <w:rPr>
+          <w:lang w:val="en-US"/>
+        </w:rPr>
+        <w:t>i</w:t>
+      </w:r>
+      <w:proofErr w:type="spellEnd"/>
+      <w:r>
+        <w:rPr>
+          <w:lang w:val="en-US"/>
+        </w:rPr>
+        <w:t xml:space="preserve">] &lt;&lt; "', </w:t>
+      </w:r>
+      <w:proofErr w:type="spellStart"/>
+      <w:r>
+        <w:rPr>
+          <w:lang w:val="en-US"/>
+        </w:rPr>
+        <w:t>начальное</w:t>
+      </w:r>
+      <w:proofErr w:type="spellEnd"/>
+      <w:r>
+        <w:rPr>
+          <w:lang w:val="en-US"/>
+        </w:rPr>
+        <w:t xml:space="preserve"> j = " &lt;&lt; j &lt;&lt; </w:t>
+      </w:r>
+      <w:proofErr w:type="spellStart"/>
+      <w:r>
+        <w:rPr>
+          <w:lang w:val="en-US"/>
+        </w:rPr>
+        <w:t>endl</w:t>
+      </w:r>
+      <w:proofErr w:type="spellEnd"/>
+      <w:r>
+        <w:rPr>
+          <w:lang w:val="en-US"/>
+        </w:rPr>
+        <w:t>;</w:t>
+      </w:r>
+    </w:p>
+    <w:p>
+      <w:pPr>
+        <w:pStyle w:val="10"/>
+        <w:rPr>
+          <w:lang w:val="en-US"/>
+        </w:rPr>
+      </w:pPr>
+      <w:r>
+        <w:rPr>
+          <w:lang w:val="en-US"/>
+        </w:rPr>
+        <w:t xml:space="preserve">        while (j &gt; 0 &amp;&amp; B[</w:t>
+      </w:r>
+      <w:proofErr w:type="spellStart"/>
+      <w:r>
+        <w:rPr>
+          <w:lang w:val="en-US"/>
+        </w:rPr>
+        <w:t>i</w:t>
+      </w:r>
+      <w:proofErr w:type="spellEnd"/>
+      <w:r>
+        <w:rPr>
+          <w:lang w:val="en-US"/>
+        </w:rPr>
+        <w:t>] != B[j]) {</w:t>
+      </w:r>
+    </w:p>
+    <w:p>
+      <w:pPr>
+        <w:pStyle w:val="10"/>
+        <w:rPr>
+          <w:lang w:val="en-US"/>
+        </w:rPr>
+      </w:pPr>
+      <w:r>
+        <w:rPr>
+          <w:lang w:val="en-US"/>
+        </w:rPr>
+        <w:t xml:space="preserve">            if (</w:t>
+      </w:r>
+      <w:proofErr w:type="spellStart"/>
+      <w:r>
+        <w:rPr>
+          <w:lang w:val="en-US"/>
+        </w:rPr>
+        <w:t>logFlag</w:t>
+      </w:r>
+      <w:proofErr w:type="spellEnd"/>
+      <w:r>
+        <w:rPr>
+          <w:lang w:val="en-US"/>
+        </w:rPr>
+        <w:t xml:space="preserve">) </w:t>
+      </w:r>
+      <w:proofErr w:type="spellStart"/>
+      <w:r>
+        <w:rPr>
+          <w:lang w:val="en-US"/>
+        </w:rPr>
+        <w:t>logFile</w:t>
+      </w:r>
+      <w:proofErr w:type="spellEnd"/>
+      <w:r>
+        <w:rPr>
+          <w:lang w:val="en-US"/>
+        </w:rPr>
+        <w:t xml:space="preserve"> &lt;&lt; "  B[" &lt;&lt; </w:t>
+      </w:r>
+      <w:proofErr w:type="spellStart"/>
+      <w:r>
+        <w:rPr>
+          <w:lang w:val="en-US"/>
+        </w:rPr>
+        <w:t>i</w:t>
+      </w:r>
+      <w:proofErr w:type="spellEnd"/>
+      <w:r>
+        <w:rPr>
+          <w:lang w:val="en-US"/>
+        </w:rPr>
+        <w:t xml:space="preserve"> &lt;&lt; "] != B[" &lt;&lt; j &lt;&lt; "] (" &lt;&lt; B[</w:t>
+      </w:r>
+      <w:proofErr w:type="spellStart"/>
+      <w:r>
+        <w:rPr>
+          <w:lang w:val="en-US"/>
+        </w:rPr>
+        <w:t>i</w:t>
+      </w:r>
+      <w:proofErr w:type="spellEnd"/>
+      <w:r>
+        <w:rPr>
+          <w:lang w:val="en-US"/>
+        </w:rPr>
+        <w:t xml:space="preserve">] &lt;&lt; " != " &lt;&lt; B[j] </w:t>
+      </w:r>
+    </w:p>
+    <w:p>
+      <w:pPr>
+        <w:pStyle w:val="10"/>
+        <w:rPr>
+          <w:lang w:val="en-US"/>
+        </w:rPr>
+      </w:pPr>
+      <w:r>
+        <w:rPr>
+          <w:lang w:val="en-US"/>
+        </w:rPr>
+        <w:t xml:space="preserve">                    &lt;&lt; "), </w:t>
+      </w:r>
+      <w:proofErr w:type="spellStart"/>
+      <w:r>
+        <w:rPr>
+          <w:lang w:val="en-US"/>
+        </w:rPr>
+        <w:t>уменьшаем</w:t>
+      </w:r>
+      <w:proofErr w:type="spellEnd"/>
+      <w:r>
+        <w:rPr>
+          <w:lang w:val="en-US"/>
+        </w:rPr>
+        <w:t xml:space="preserve"> j = pi[" &lt;&lt; j-1 &lt;&lt; "] = " &lt;&lt; pi[j-1] &lt;&lt; </w:t>
+      </w:r>
+      <w:proofErr w:type="spellStart"/>
+      <w:r>
+        <w:rPr>
+          <w:lang w:val="en-US"/>
+        </w:rPr>
+        <w:t>endl</w:t>
+      </w:r>
+      <w:proofErr w:type="spellEnd"/>
+      <w:r>
+        <w:rPr>
+          <w:lang w:val="en-US"/>
+        </w:rPr>
+        <w:t>;</w:t>
       </w:r>
     </w:p>
     <w:p>
@@ -6020,21 +9838,91 @@
         <w:rPr>
           <w:lang w:val="en-US"/>
         </w:rPr>
-        <w:t xml:space="preserve">        if (B[i] == B[j]) {</w:t>
-      </w:r>
-    </w:p>
-    <w:p>
-      <w:pPr>
-        <w:pStyle w:val="10"/>
-        <w:rPr>
-          <w:lang w:val="en-US"/>
-        </w:rPr>
-      </w:pPr>
-      <w:r>
-        <w:rPr>
-          <w:lang w:val="en-US"/>
-        </w:rPr>
-        <w:t xml:space="preserve">            if (logFlag) logFile &lt;&lt; "  B[" &lt;&lt; i &lt;&lt; "] == B[" &lt;&lt; j &lt;&lt; "] (" &lt;&lt; B[i] &lt;&lt; " == " &lt;&lt; B[j] </w:t>
+        <w:t xml:space="preserve">        if (B[</w:t>
+      </w:r>
+      <w:proofErr w:type="spellStart"/>
+      <w:r>
+        <w:rPr>
+          <w:lang w:val="en-US"/>
+        </w:rPr>
+        <w:t>i</w:t>
+      </w:r>
+      <w:proofErr w:type="spellEnd"/>
+      <w:r>
+        <w:rPr>
+          <w:lang w:val="en-US"/>
+        </w:rPr>
+        <w:t>] == B[j]) {</w:t>
+      </w:r>
+    </w:p>
+    <w:p>
+      <w:pPr>
+        <w:pStyle w:val="10"/>
+        <w:rPr>
+          <w:lang w:val="en-US"/>
+        </w:rPr>
+      </w:pPr>
+      <w:r>
+        <w:rPr>
+          <w:lang w:val="en-US"/>
+        </w:rPr>
+        <w:t xml:space="preserve">            if (</w:t>
+      </w:r>
+      <w:proofErr w:type="spellStart"/>
+      <w:r>
+        <w:rPr>
+          <w:lang w:val="en-US"/>
+        </w:rPr>
+        <w:t>logFlag</w:t>
+      </w:r>
+      <w:proofErr w:type="spellEnd"/>
+      <w:r>
+        <w:rPr>
+          <w:lang w:val="en-US"/>
+        </w:rPr>
+        <w:t xml:space="preserve">) </w:t>
+      </w:r>
+      <w:proofErr w:type="spellStart"/>
+      <w:r>
+        <w:rPr>
+          <w:lang w:val="en-US"/>
+        </w:rPr>
+        <w:t>logFile</w:t>
+      </w:r>
+      <w:proofErr w:type="spellEnd"/>
+      <w:r>
+        <w:rPr>
+          <w:lang w:val="en-US"/>
+        </w:rPr>
+        <w:t xml:space="preserve"> &lt;&lt; "  B[" &lt;&lt; </w:t>
+      </w:r>
+      <w:proofErr w:type="spellStart"/>
+      <w:r>
+        <w:rPr>
+          <w:lang w:val="en-US"/>
+        </w:rPr>
+        <w:t>i</w:t>
+      </w:r>
+      <w:proofErr w:type="spellEnd"/>
+      <w:r>
+        <w:rPr>
+          <w:lang w:val="en-US"/>
+        </w:rPr>
+        <w:t xml:space="preserve"> &lt;&lt; "] == B[" &lt;&lt; j &lt;&lt; "] (" &lt;&lt; B[</w:t>
+      </w:r>
+      <w:proofErr w:type="spellStart"/>
+      <w:r>
+        <w:rPr>
+          <w:lang w:val="en-US"/>
+        </w:rPr>
+        <w:t>i</w:t>
+      </w:r>
+      <w:proofErr w:type="spellEnd"/>
+      <w:r>
+        <w:rPr>
+          <w:lang w:val="en-US"/>
+        </w:rPr>
+        <w:t xml:space="preserve">] &lt;&lt; " == " &lt;&lt; B[j] </w:t>
       </w:r>
     </w:p>
     <w:p>
@@ -6068,12 +9956,14 @@
       <w:r>
         <w:t xml:space="preserve">+1 &lt;&lt; </w:t>
       </w:r>
+      <w:proofErr w:type="spellStart"/>
       <w:r>
         <w:rPr>
           <w:lang w:val="en-US"/>
         </w:rPr>
         <w:t>endl</w:t>
       </w:r>
+      <w:proofErr w:type="spellEnd"/>
       <w:r>
         <w:t>;</w:t>
       </w:r>
@@ -6128,21 +10018,25 @@
       <w:r>
         <w:t xml:space="preserve"> (</w:t>
       </w:r>
+      <w:proofErr w:type="spellStart"/>
       <w:r>
         <w:rPr>
           <w:lang w:val="en-US"/>
         </w:rPr>
         <w:t>logFlag</w:t>
       </w:r>
+      <w:proofErr w:type="spellEnd"/>
       <w:r>
         <w:t xml:space="preserve">) </w:t>
       </w:r>
+      <w:proofErr w:type="spellStart"/>
       <w:r>
         <w:rPr>
           <w:lang w:val="en-US"/>
         </w:rPr>
         <w:t>logFile</w:t>
       </w:r>
+      <w:proofErr w:type="spellEnd"/>
       <w:r>
         <w:t xml:space="preserve"> &lt;&lt; "  </w:t>
       </w:r>
@@ -6155,12 +10049,14 @@
       <w:r>
         <w:t xml:space="preserve"> = 0, сравнение не требуется" &lt;&lt; </w:t>
       </w:r>
+      <w:proofErr w:type="spellStart"/>
       <w:r>
         <w:rPr>
           <w:lang w:val="en-US"/>
         </w:rPr>
         <w:t>endl</w:t>
       </w:r>
+      <w:proofErr w:type="spellEnd"/>
       <w:r>
         <w:t>;</w:t>
       </w:r>
@@ -6193,21 +10089,105 @@
         <w:rPr>
           <w:lang w:val="en-US"/>
         </w:rPr>
-        <w:t xml:space="preserve">        pi[i] = j;</w:t>
-      </w:r>
-    </w:p>
-    <w:p>
-      <w:pPr>
-        <w:pStyle w:val="10"/>
-        <w:rPr>
-          <w:lang w:val="en-US"/>
-        </w:rPr>
-      </w:pPr>
-      <w:r>
-        <w:rPr>
-          <w:lang w:val="en-US"/>
-        </w:rPr>
-        <w:t xml:space="preserve">        if (logFlag) logFile &lt;&lt; "  pi[" &lt;&lt; i &lt;&lt; "] = " &lt;&lt; j &lt;&lt; endl &lt;&lt; endl;</w:t>
+        <w:t xml:space="preserve">        pi[</w:t>
+      </w:r>
+      <w:proofErr w:type="spellStart"/>
+      <w:r>
+        <w:rPr>
+          <w:lang w:val="en-US"/>
+        </w:rPr>
+        <w:t>i</w:t>
+      </w:r>
+      <w:proofErr w:type="spellEnd"/>
+      <w:r>
+        <w:rPr>
+          <w:lang w:val="en-US"/>
+        </w:rPr>
+        <w:t>] = j;</w:t>
+      </w:r>
+    </w:p>
+    <w:p>
+      <w:pPr>
+        <w:pStyle w:val="10"/>
+        <w:rPr>
+          <w:lang w:val="en-US"/>
+        </w:rPr>
+      </w:pPr>
+      <w:r>
+        <w:rPr>
+          <w:lang w:val="en-US"/>
+        </w:rPr>
+        <w:t xml:space="preserve">        if (</w:t>
+      </w:r>
+      <w:proofErr w:type="spellStart"/>
+      <w:r>
+        <w:rPr>
+          <w:lang w:val="en-US"/>
+        </w:rPr>
+        <w:t>logFlag</w:t>
+      </w:r>
+      <w:proofErr w:type="spellEnd"/>
+      <w:r>
+        <w:rPr>
+          <w:lang w:val="en-US"/>
+        </w:rPr>
+        <w:t xml:space="preserve">) </w:t>
+      </w:r>
+      <w:proofErr w:type="spellStart"/>
+      <w:r>
+        <w:rPr>
+          <w:lang w:val="en-US"/>
+        </w:rPr>
+        <w:t>logFile</w:t>
+      </w:r>
+      <w:proofErr w:type="spellEnd"/>
+      <w:r>
+        <w:rPr>
+          <w:lang w:val="en-US"/>
+        </w:rPr>
+        <w:t xml:space="preserve"> &lt;&lt; "  pi[" &lt;&lt; </w:t>
+      </w:r>
+      <w:proofErr w:type="spellStart"/>
+      <w:r>
+        <w:rPr>
+          <w:lang w:val="en-US"/>
+        </w:rPr>
+        <w:t>i</w:t>
+      </w:r>
+      <w:proofErr w:type="spellEnd"/>
+      <w:r>
+        <w:rPr>
+          <w:lang w:val="en-US"/>
+        </w:rPr>
+        <w:t xml:space="preserve"> &lt;&lt; "] = " &lt;&lt; j &lt;&lt; </w:t>
+      </w:r>
+      <w:proofErr w:type="spellStart"/>
+      <w:r>
+        <w:rPr>
+          <w:lang w:val="en-US"/>
+        </w:rPr>
+        <w:t>endl</w:t>
+      </w:r>
+      <w:proofErr w:type="spellEnd"/>
+      <w:r>
+        <w:rPr>
+          <w:lang w:val="en-US"/>
+        </w:rPr>
+        <w:t xml:space="preserve"> &lt;&lt; </w:t>
+      </w:r>
+      <w:proofErr w:type="spellStart"/>
+      <w:r>
+        <w:rPr>
+          <w:lang w:val="en-US"/>
+        </w:rPr>
+        <w:t>endl</w:t>
+      </w:r>
+      <w:proofErr w:type="spellEnd"/>
+      <w:r>
+        <w:rPr>
+          <w:lang w:val="en-US"/>
+        </w:rPr>
+        <w:t>;</w:t>
       </w:r>
     </w:p>
     <w:p>
@@ -6249,63 +10229,203 @@
         <w:rPr>
           <w:lang w:val="en-US"/>
         </w:rPr>
-        <w:t xml:space="preserve">    if (logFlag) {</w:t>
-      </w:r>
-    </w:p>
-    <w:p>
-      <w:pPr>
-        <w:pStyle w:val="10"/>
-        <w:rPr>
-          <w:lang w:val="en-US"/>
-        </w:rPr>
-      </w:pPr>
-      <w:r>
-        <w:rPr>
-          <w:lang w:val="en-US"/>
-        </w:rPr>
-        <w:t xml:space="preserve">        logFile &lt;&lt; "Префикс-функция pi = [";</w:t>
-      </w:r>
-    </w:p>
-    <w:p>
-      <w:pPr>
-        <w:pStyle w:val="10"/>
-        <w:rPr>
-          <w:lang w:val="en-US"/>
-        </w:rPr>
-      </w:pPr>
-      <w:r>
-        <w:rPr>
-          <w:lang w:val="en-US"/>
-        </w:rPr>
-        <w:t xml:space="preserve">        for (int i = 0; i &lt; m; ++i) {</w:t>
-      </w:r>
-    </w:p>
-    <w:p>
-      <w:pPr>
-        <w:pStyle w:val="10"/>
-        <w:rPr>
-          <w:lang w:val="en-US"/>
-        </w:rPr>
-      </w:pPr>
-      <w:r>
-        <w:rPr>
-          <w:lang w:val="en-US"/>
-        </w:rPr>
-        <w:t xml:space="preserve">            logFile &lt;&lt; pi[i];</w:t>
-      </w:r>
-    </w:p>
-    <w:p>
-      <w:pPr>
-        <w:pStyle w:val="10"/>
-        <w:rPr>
-          <w:lang w:val="en-US"/>
-        </w:rPr>
-      </w:pPr>
-      <w:r>
-        <w:rPr>
-          <w:lang w:val="en-US"/>
-        </w:rPr>
-        <w:t xml:space="preserve">            if (i != m-1) logFile &lt;&lt; ", ";</w:t>
+        <w:t xml:space="preserve">    if (</w:t>
+      </w:r>
+      <w:proofErr w:type="spellStart"/>
+      <w:r>
+        <w:rPr>
+          <w:lang w:val="en-US"/>
+        </w:rPr>
+        <w:t>logFlag</w:t>
+      </w:r>
+      <w:proofErr w:type="spellEnd"/>
+      <w:r>
+        <w:rPr>
+          <w:lang w:val="en-US"/>
+        </w:rPr>
+        <w:t>) {</w:t>
+      </w:r>
+    </w:p>
+    <w:p>
+      <w:pPr>
+        <w:pStyle w:val="10"/>
+        <w:rPr>
+          <w:lang w:val="en-US"/>
+        </w:rPr>
+      </w:pPr>
+      <w:r>
+        <w:rPr>
+          <w:lang w:val="en-US"/>
+        </w:rPr>
+        <w:t xml:space="preserve">        </w:t>
+      </w:r>
+      <w:proofErr w:type="spellStart"/>
+      <w:r>
+        <w:rPr>
+          <w:lang w:val="en-US"/>
+        </w:rPr>
+        <w:t>logFile</w:t>
+      </w:r>
+      <w:proofErr w:type="spellEnd"/>
+      <w:r>
+        <w:rPr>
+          <w:lang w:val="en-US"/>
+        </w:rPr>
+        <w:t xml:space="preserve"> &lt;&lt; "</w:t>
+      </w:r>
+      <w:proofErr w:type="spellStart"/>
+      <w:r>
+        <w:rPr>
+          <w:lang w:val="en-US"/>
+        </w:rPr>
+        <w:t>Префикс-функция</w:t>
+      </w:r>
+      <w:proofErr w:type="spellEnd"/>
+      <w:r>
+        <w:rPr>
+          <w:lang w:val="en-US"/>
+        </w:rPr>
+        <w:t xml:space="preserve"> pi = [";</w:t>
+      </w:r>
+    </w:p>
+    <w:p>
+      <w:pPr>
+        <w:pStyle w:val="10"/>
+        <w:rPr>
+          <w:lang w:val="en-US"/>
+        </w:rPr>
+      </w:pPr>
+      <w:r>
+        <w:rPr>
+          <w:lang w:val="en-US"/>
+        </w:rPr>
+        <w:t xml:space="preserve">        for (int </w:t>
+      </w:r>
+      <w:proofErr w:type="spellStart"/>
+      <w:r>
+        <w:rPr>
+          <w:lang w:val="en-US"/>
+        </w:rPr>
+        <w:t>i</w:t>
+      </w:r>
+      <w:proofErr w:type="spellEnd"/>
+      <w:r>
+        <w:rPr>
+          <w:lang w:val="en-US"/>
+        </w:rPr>
+        <w:t xml:space="preserve"> = 0; </w:t>
+      </w:r>
+      <w:proofErr w:type="spellStart"/>
+      <w:r>
+        <w:rPr>
+          <w:lang w:val="en-US"/>
+        </w:rPr>
+        <w:t>i</w:t>
+      </w:r>
+      <w:proofErr w:type="spellEnd"/>
+      <w:r>
+        <w:rPr>
+          <w:lang w:val="en-US"/>
+        </w:rPr>
+        <w:t xml:space="preserve"> &lt; m; ++</w:t>
+      </w:r>
+      <w:proofErr w:type="spellStart"/>
+      <w:r>
+        <w:rPr>
+          <w:lang w:val="en-US"/>
+        </w:rPr>
+        <w:t>i</w:t>
+      </w:r>
+      <w:proofErr w:type="spellEnd"/>
+      <w:r>
+        <w:rPr>
+          <w:lang w:val="en-US"/>
+        </w:rPr>
+        <w:t>) {</w:t>
+      </w:r>
+    </w:p>
+    <w:p>
+      <w:pPr>
+        <w:pStyle w:val="10"/>
+        <w:rPr>
+          <w:lang w:val="en-US"/>
+        </w:rPr>
+      </w:pPr>
+      <w:r>
+        <w:rPr>
+          <w:lang w:val="en-US"/>
+        </w:rPr>
+        <w:t xml:space="preserve">            </w:t>
+      </w:r>
+      <w:proofErr w:type="spellStart"/>
+      <w:r>
+        <w:rPr>
+          <w:lang w:val="en-US"/>
+        </w:rPr>
+        <w:t>logFile</w:t>
+      </w:r>
+      <w:proofErr w:type="spellEnd"/>
+      <w:r>
+        <w:rPr>
+          <w:lang w:val="en-US"/>
+        </w:rPr>
+        <w:t xml:space="preserve"> &lt;&lt; pi[</w:t>
+      </w:r>
+      <w:proofErr w:type="spellStart"/>
+      <w:r>
+        <w:rPr>
+          <w:lang w:val="en-US"/>
+        </w:rPr>
+        <w:t>i</w:t>
+      </w:r>
+      <w:proofErr w:type="spellEnd"/>
+      <w:r>
+        <w:rPr>
+          <w:lang w:val="en-US"/>
+        </w:rPr>
+        <w:t>];</w:t>
+      </w:r>
+    </w:p>
+    <w:p>
+      <w:pPr>
+        <w:pStyle w:val="10"/>
+        <w:rPr>
+          <w:lang w:val="en-US"/>
+        </w:rPr>
+      </w:pPr>
+      <w:r>
+        <w:rPr>
+          <w:lang w:val="en-US"/>
+        </w:rPr>
+        <w:t xml:space="preserve">            if (</w:t>
+      </w:r>
+      <w:proofErr w:type="spellStart"/>
+      <w:r>
+        <w:rPr>
+          <w:lang w:val="en-US"/>
+        </w:rPr>
+        <w:t>i</w:t>
+      </w:r>
+      <w:proofErr w:type="spellEnd"/>
+      <w:r>
+        <w:rPr>
+          <w:lang w:val="en-US"/>
+        </w:rPr>
+        <w:t xml:space="preserve"> != m-1) </w:t>
+      </w:r>
+      <w:proofErr w:type="spellStart"/>
+      <w:r>
+        <w:rPr>
+          <w:lang w:val="en-US"/>
+        </w:rPr>
+        <w:t>logFile</w:t>
+      </w:r>
+      <w:proofErr w:type="spellEnd"/>
+      <w:r>
+        <w:rPr>
+          <w:lang w:val="en-US"/>
+        </w:rPr>
+        <w:t xml:space="preserve"> &lt;&lt; ", ";</w:t>
       </w:r>
     </w:p>
     <w:p>
@@ -6333,7 +10453,49 @@
         <w:rPr>
           <w:lang w:val="en-US"/>
         </w:rPr>
-        <w:t xml:space="preserve">        logFile &lt;&lt; "]" &lt;&lt; endl &lt;&lt; endl;</w:t>
+        <w:t xml:space="preserve">        </w:t>
+      </w:r>
+      <w:proofErr w:type="spellStart"/>
+      <w:r>
+        <w:rPr>
+          <w:lang w:val="en-US"/>
+        </w:rPr>
+        <w:t>logFile</w:t>
+      </w:r>
+      <w:proofErr w:type="spellEnd"/>
+      <w:r>
+        <w:rPr>
+          <w:lang w:val="en-US"/>
+        </w:rPr>
+        <w:t xml:space="preserve"> &lt;&lt; "]" &lt;&lt; </w:t>
+      </w:r>
+      <w:proofErr w:type="spellStart"/>
+      <w:r>
+        <w:rPr>
+          <w:lang w:val="en-US"/>
+        </w:rPr>
+        <w:t>endl</w:t>
+      </w:r>
+      <w:proofErr w:type="spellEnd"/>
+      <w:r>
+        <w:rPr>
+          <w:lang w:val="en-US"/>
+        </w:rPr>
+        <w:t xml:space="preserve"> &lt;&lt; </w:t>
+      </w:r>
+      <w:proofErr w:type="spellStart"/>
+      <w:r>
+        <w:rPr>
+          <w:lang w:val="en-US"/>
+        </w:rPr>
+        <w:t>endl</w:t>
+      </w:r>
+      <w:proofErr w:type="spellEnd"/>
+      <w:r>
+        <w:rPr>
+          <w:lang w:val="en-US"/>
+        </w:rPr>
+        <w:t>;</w:t>
       </w:r>
     </w:p>
     <w:p>
@@ -6375,7 +10537,63 @@
         <w:rPr>
           <w:lang w:val="en-US"/>
         </w:rPr>
-        <w:t xml:space="preserve">    if (logFlag) logFile &lt;&lt; "Поиск B в S (S = A+A)" &lt;&lt; endl;</w:t>
+        <w:t xml:space="preserve">    if (</w:t>
+      </w:r>
+      <w:proofErr w:type="spellStart"/>
+      <w:r>
+        <w:rPr>
+          <w:lang w:val="en-US"/>
+        </w:rPr>
+        <w:t>logFlag</w:t>
+      </w:r>
+      <w:proofErr w:type="spellEnd"/>
+      <w:r>
+        <w:rPr>
+          <w:lang w:val="en-US"/>
+        </w:rPr>
+        <w:t xml:space="preserve">) </w:t>
+      </w:r>
+      <w:proofErr w:type="spellStart"/>
+      <w:r>
+        <w:rPr>
+          <w:lang w:val="en-US"/>
+        </w:rPr>
+        <w:t>logFile</w:t>
+      </w:r>
+      <w:proofErr w:type="spellEnd"/>
+      <w:r>
+        <w:rPr>
+          <w:lang w:val="en-US"/>
+        </w:rPr>
+        <w:t xml:space="preserve"> &lt;&lt; "</w:t>
+      </w:r>
+      <w:proofErr w:type="spellStart"/>
+      <w:r>
+        <w:rPr>
+          <w:lang w:val="en-US"/>
+        </w:rPr>
+        <w:t>Поиск</w:t>
+      </w:r>
+      <w:proofErr w:type="spellEnd"/>
+      <w:r>
+        <w:rPr>
+          <w:lang w:val="en-US"/>
+        </w:rPr>
+        <w:t xml:space="preserve"> B в S (S = A+A)" &lt;&lt; </w:t>
+      </w:r>
+      <w:proofErr w:type="spellStart"/>
+      <w:r>
+        <w:rPr>
+          <w:lang w:val="en-US"/>
+        </w:rPr>
+        <w:t>endl</w:t>
+      </w:r>
+      <w:proofErr w:type="spellEnd"/>
+      <w:r>
+        <w:rPr>
+          <w:lang w:val="en-US"/>
+        </w:rPr>
+        <w:t>;</w:t>
       </w:r>
     </w:p>
     <w:p>
@@ -6403,21 +10621,189 @@
         <w:rPr>
           <w:lang w:val="en-US"/>
         </w:rPr>
-        <w:t xml:space="preserve">    for (int i = 0; i &lt; (int)S.size(); ++i) {</w:t>
-      </w:r>
-    </w:p>
-    <w:p>
-      <w:pPr>
-        <w:pStyle w:val="10"/>
-        <w:rPr>
-          <w:lang w:val="en-US"/>
-        </w:rPr>
-      </w:pPr>
-      <w:r>
-        <w:rPr>
-          <w:lang w:val="en-US"/>
-        </w:rPr>
-        <w:t xml:space="preserve">        if (logFlag) logFile &lt;&lt; "Шаг " &lt;&lt; i &lt;&lt; ": S[" &lt;&lt; i &lt;&lt; "] = '" &lt;&lt; S[i] &lt;&lt; "', текущее j = " &lt;&lt; j &lt;&lt; endl;</w:t>
+        <w:t xml:space="preserve">    for (int </w:t>
+      </w:r>
+      <w:proofErr w:type="spellStart"/>
+      <w:r>
+        <w:rPr>
+          <w:lang w:val="en-US"/>
+        </w:rPr>
+        <w:t>i</w:t>
+      </w:r>
+      <w:proofErr w:type="spellEnd"/>
+      <w:r>
+        <w:rPr>
+          <w:lang w:val="en-US"/>
+        </w:rPr>
+        <w:t xml:space="preserve"> = 0; </w:t>
+      </w:r>
+      <w:proofErr w:type="spellStart"/>
+      <w:r>
+        <w:rPr>
+          <w:lang w:val="en-US"/>
+        </w:rPr>
+        <w:t>i</w:t>
+      </w:r>
+      <w:proofErr w:type="spellEnd"/>
+      <w:r>
+        <w:rPr>
+          <w:lang w:val="en-US"/>
+        </w:rPr>
+        <w:t xml:space="preserve"> &lt; (int)</w:t>
+      </w:r>
+      <w:proofErr w:type="spellStart"/>
+      <w:r>
+        <w:rPr>
+          <w:lang w:val="en-US"/>
+        </w:rPr>
+        <w:t>S.size</w:t>
+      </w:r>
+      <w:proofErr w:type="spellEnd"/>
+      <w:r>
+        <w:rPr>
+          <w:lang w:val="en-US"/>
+        </w:rPr>
+        <w:t>(); ++</w:t>
+      </w:r>
+      <w:proofErr w:type="spellStart"/>
+      <w:r>
+        <w:rPr>
+          <w:lang w:val="en-US"/>
+        </w:rPr>
+        <w:t>i</w:t>
+      </w:r>
+      <w:proofErr w:type="spellEnd"/>
+      <w:r>
+        <w:rPr>
+          <w:lang w:val="en-US"/>
+        </w:rPr>
+        <w:t>) {</w:t>
+      </w:r>
+    </w:p>
+    <w:p>
+      <w:pPr>
+        <w:pStyle w:val="10"/>
+        <w:rPr>
+          <w:lang w:val="en-US"/>
+        </w:rPr>
+      </w:pPr>
+      <w:r>
+        <w:rPr>
+          <w:lang w:val="en-US"/>
+        </w:rPr>
+        <w:t xml:space="preserve">        if (</w:t>
+      </w:r>
+      <w:proofErr w:type="spellStart"/>
+      <w:r>
+        <w:rPr>
+          <w:lang w:val="en-US"/>
+        </w:rPr>
+        <w:t>logFlag</w:t>
+      </w:r>
+      <w:proofErr w:type="spellEnd"/>
+      <w:r>
+        <w:rPr>
+          <w:lang w:val="en-US"/>
+        </w:rPr>
+        <w:t xml:space="preserve">) </w:t>
+      </w:r>
+      <w:proofErr w:type="spellStart"/>
+      <w:r>
+        <w:rPr>
+          <w:lang w:val="en-US"/>
+        </w:rPr>
+        <w:t>logFile</w:t>
+      </w:r>
+      <w:proofErr w:type="spellEnd"/>
+      <w:r>
+        <w:rPr>
+          <w:lang w:val="en-US"/>
+        </w:rPr>
+        <w:t xml:space="preserve"> &lt;&lt; "</w:t>
+      </w:r>
+      <w:proofErr w:type="spellStart"/>
+      <w:r>
+        <w:rPr>
+          <w:lang w:val="en-US"/>
+        </w:rPr>
+        <w:t>Шаг</w:t>
+      </w:r>
+      <w:proofErr w:type="spellEnd"/>
+      <w:r>
+        <w:rPr>
+          <w:lang w:val="en-US"/>
+        </w:rPr>
+        <w:t xml:space="preserve"> " &lt;&lt; </w:t>
+      </w:r>
+      <w:proofErr w:type="spellStart"/>
+      <w:r>
+        <w:rPr>
+          <w:lang w:val="en-US"/>
+        </w:rPr>
+        <w:t>i</w:t>
+      </w:r>
+      <w:proofErr w:type="spellEnd"/>
+      <w:r>
+        <w:rPr>
+          <w:lang w:val="en-US"/>
+        </w:rPr>
+        <w:t xml:space="preserve"> &lt;&lt; ": S[" &lt;&lt; </w:t>
+      </w:r>
+      <w:proofErr w:type="spellStart"/>
+      <w:r>
+        <w:rPr>
+          <w:lang w:val="en-US"/>
+        </w:rPr>
+        <w:t>i</w:t>
+      </w:r>
+      <w:proofErr w:type="spellEnd"/>
+      <w:r>
+        <w:rPr>
+          <w:lang w:val="en-US"/>
+        </w:rPr>
+        <w:t xml:space="preserve"> &lt;&lt; "] = '" &lt;&lt; S[</w:t>
+      </w:r>
+      <w:proofErr w:type="spellStart"/>
+      <w:r>
+        <w:rPr>
+          <w:lang w:val="en-US"/>
+        </w:rPr>
+        <w:t>i</w:t>
+      </w:r>
+      <w:proofErr w:type="spellEnd"/>
+      <w:r>
+        <w:rPr>
+          <w:lang w:val="en-US"/>
+        </w:rPr>
+        <w:t xml:space="preserve">] &lt;&lt; "', </w:t>
+      </w:r>
+      <w:proofErr w:type="spellStart"/>
+      <w:r>
+        <w:rPr>
+          <w:lang w:val="en-US"/>
+        </w:rPr>
+        <w:t>текущее</w:t>
+      </w:r>
+      <w:proofErr w:type="spellEnd"/>
+      <w:r>
+        <w:rPr>
+          <w:lang w:val="en-US"/>
+        </w:rPr>
+        <w:t xml:space="preserve"> j = " &lt;&lt; j &lt;&lt; </w:t>
+      </w:r>
+      <w:proofErr w:type="spellStart"/>
+      <w:r>
+        <w:rPr>
+          <w:lang w:val="en-US"/>
+        </w:rPr>
+        <w:t>endl</w:t>
+      </w:r>
+      <w:proofErr w:type="spellEnd"/>
+      <w:r>
+        <w:rPr>
+          <w:lang w:val="en-US"/>
+        </w:rPr>
+        <w:t>;</w:t>
       </w:r>
     </w:p>
     <w:p>
@@ -6445,35 +10831,133 @@
         <w:rPr>
           <w:lang w:val="en-US"/>
         </w:rPr>
-        <w:t xml:space="preserve">        while (j &gt; 0 &amp;&amp; S[i] != B[j]) {</w:t>
-      </w:r>
-    </w:p>
-    <w:p>
-      <w:pPr>
-        <w:pStyle w:val="10"/>
-        <w:rPr>
-          <w:lang w:val="en-US"/>
-        </w:rPr>
-      </w:pPr>
-      <w:r>
-        <w:rPr>
-          <w:lang w:val="en-US"/>
-        </w:rPr>
-        <w:t xml:space="preserve">            if (logFlag) logFile &lt;&lt; "  Попытка " &lt;&lt; ++step &lt;&lt; ": S[" &lt;&lt; i &lt;&lt; "] != B[" &lt;&lt; j &lt;&lt; "] (" </w:t>
-      </w:r>
-    </w:p>
-    <w:p>
-      <w:pPr>
-        <w:pStyle w:val="10"/>
-        <w:rPr>
-          <w:lang w:val="en-US"/>
-        </w:rPr>
-      </w:pPr>
-      <w:r>
-        <w:rPr>
-          <w:lang w:val="en-US"/>
-        </w:rPr>
-        <w:t xml:space="preserve">                    &lt;&lt; S[i] &lt;&lt; " != " &lt;&lt; B[j] &lt;&lt; "), j = pi[" &lt;&lt; j-1 &lt;&lt; "] = " &lt;&lt; pi[j-1] &lt;&lt; endl;</w:t>
+        <w:t xml:space="preserve">        while (j &gt; 0 &amp;&amp; S[</w:t>
+      </w:r>
+      <w:proofErr w:type="spellStart"/>
+      <w:r>
+        <w:rPr>
+          <w:lang w:val="en-US"/>
+        </w:rPr>
+        <w:t>i</w:t>
+      </w:r>
+      <w:proofErr w:type="spellEnd"/>
+      <w:r>
+        <w:rPr>
+          <w:lang w:val="en-US"/>
+        </w:rPr>
+        <w:t>] != B[j]) {</w:t>
+      </w:r>
+    </w:p>
+    <w:p>
+      <w:pPr>
+        <w:pStyle w:val="10"/>
+        <w:rPr>
+          <w:lang w:val="en-US"/>
+        </w:rPr>
+      </w:pPr>
+      <w:r>
+        <w:rPr>
+          <w:lang w:val="en-US"/>
+        </w:rPr>
+        <w:t xml:space="preserve">            if (</w:t>
+      </w:r>
+      <w:proofErr w:type="spellStart"/>
+      <w:r>
+        <w:rPr>
+          <w:lang w:val="en-US"/>
+        </w:rPr>
+        <w:t>logFlag</w:t>
+      </w:r>
+      <w:proofErr w:type="spellEnd"/>
+      <w:r>
+        <w:rPr>
+          <w:lang w:val="en-US"/>
+        </w:rPr>
+        <w:t xml:space="preserve">) </w:t>
+      </w:r>
+      <w:proofErr w:type="spellStart"/>
+      <w:r>
+        <w:rPr>
+          <w:lang w:val="en-US"/>
+        </w:rPr>
+        <w:t>logFile</w:t>
+      </w:r>
+      <w:proofErr w:type="spellEnd"/>
+      <w:r>
+        <w:rPr>
+          <w:lang w:val="en-US"/>
+        </w:rPr>
+        <w:t xml:space="preserve"> &lt;&lt; "  </w:t>
+      </w:r>
+      <w:proofErr w:type="spellStart"/>
+      <w:r>
+        <w:rPr>
+          <w:lang w:val="en-US"/>
+        </w:rPr>
+        <w:t>Попытка</w:t>
+      </w:r>
+      <w:proofErr w:type="spellEnd"/>
+      <w:r>
+        <w:rPr>
+          <w:lang w:val="en-US"/>
+        </w:rPr>
+        <w:t xml:space="preserve"> " &lt;&lt; ++step &lt;&lt; ": S[" &lt;&lt; </w:t>
+      </w:r>
+      <w:proofErr w:type="spellStart"/>
+      <w:r>
+        <w:rPr>
+          <w:lang w:val="en-US"/>
+        </w:rPr>
+        <w:t>i</w:t>
+      </w:r>
+      <w:proofErr w:type="spellEnd"/>
+      <w:r>
+        <w:rPr>
+          <w:lang w:val="en-US"/>
+        </w:rPr>
+        <w:t xml:space="preserve"> &lt;&lt; "] != B[" &lt;&lt; j &lt;&lt; "] (" </w:t>
+      </w:r>
+    </w:p>
+    <w:p>
+      <w:pPr>
+        <w:pStyle w:val="10"/>
+        <w:rPr>
+          <w:lang w:val="en-US"/>
+        </w:rPr>
+      </w:pPr>
+      <w:r>
+        <w:rPr>
+          <w:lang w:val="en-US"/>
+        </w:rPr>
+        <w:t xml:space="preserve">                    &lt;&lt; S[</w:t>
+      </w:r>
+      <w:proofErr w:type="spellStart"/>
+      <w:r>
+        <w:rPr>
+          <w:lang w:val="en-US"/>
+        </w:rPr>
+        <w:t>i</w:t>
+      </w:r>
+      <w:proofErr w:type="spellEnd"/>
+      <w:r>
+        <w:rPr>
+          <w:lang w:val="en-US"/>
+        </w:rPr>
+        <w:t xml:space="preserve">] &lt;&lt; " != " &lt;&lt; B[j] &lt;&lt; "), j = pi[" &lt;&lt; j-1 &lt;&lt; "] = " &lt;&lt; pi[j-1] &lt;&lt; </w:t>
+      </w:r>
+      <w:proofErr w:type="spellStart"/>
+      <w:r>
+        <w:rPr>
+          <w:lang w:val="en-US"/>
+        </w:rPr>
+        <w:t>endl</w:t>
+      </w:r>
+      <w:proofErr w:type="spellEnd"/>
+      <w:r>
+        <w:rPr>
+          <w:lang w:val="en-US"/>
+        </w:rPr>
+        <w:t>;</w:t>
       </w:r>
     </w:p>
     <w:p>
@@ -6515,77 +10999,851 @@
         <w:rPr>
           <w:lang w:val="en-US"/>
         </w:rPr>
-        <w:t xml:space="preserve">        if (S[i] == B[j]) {</w:t>
-      </w:r>
-    </w:p>
-    <w:p>
-      <w:pPr>
-        <w:pStyle w:val="10"/>
-        <w:rPr>
-          <w:lang w:val="en-US"/>
-        </w:rPr>
-      </w:pPr>
-      <w:r>
-        <w:rPr>
-          <w:lang w:val="en-US"/>
-        </w:rPr>
-        <w:t xml:space="preserve">            if (logFlag) logFile &lt;&lt; "  S[" &lt;&lt; i &lt;&lt; "] == B[" &lt;&lt; j &lt;&lt; "] (" &lt;&lt; S[i] &lt;&lt; " == " &lt;&lt; B[j] </w:t>
-      </w:r>
-    </w:p>
-    <w:p>
-      <w:pPr>
-        <w:pStyle w:val="10"/>
-        <w:rPr>
-          <w:lang w:val="en-US"/>
-        </w:rPr>
-      </w:pPr>
-      <w:r>
-        <w:rPr>
-          <w:lang w:val="en-US"/>
-        </w:rPr>
-        <w:t xml:space="preserve">                    &lt;&lt; "), увеличиваем j до " &lt;&lt; j+1 &lt;&lt; endl;</w:t>
-      </w:r>
-    </w:p>
-    <w:p>
-      <w:pPr>
-        <w:pStyle w:val="10"/>
-        <w:rPr>
-          <w:lang w:val="en-US"/>
-        </w:rPr>
-      </w:pPr>
-      <w:r>
-        <w:rPr>
-          <w:lang w:val="en-US"/>
-        </w:rPr>
-        <w:t xml:space="preserve">            ++j;</w:t>
-      </w:r>
-    </w:p>
-    <w:p>
-      <w:pPr>
-        <w:pStyle w:val="10"/>
-        <w:rPr>
-          <w:lang w:val="en-US"/>
-        </w:rPr>
-      </w:pPr>
-      <w:r>
-        <w:rPr>
-          <w:lang w:val="en-US"/>
-        </w:rPr>
-        <w:t xml:space="preserve">        } else {</w:t>
-      </w:r>
-    </w:p>
-    <w:p>
-      <w:pPr>
-        <w:pStyle w:val="10"/>
-        <w:rPr>
-          <w:lang w:val="en-US"/>
-        </w:rPr>
-      </w:pPr>
-      <w:r>
-        <w:rPr>
-          <w:lang w:val="en-US"/>
-        </w:rPr>
-        <w:t xml:space="preserve">            if (logFlag) logFile &lt;&lt; "  j = 0, символы не сравниваются" &lt;&lt; endl;</w:t>
+        <w:t xml:space="preserve">        if (S[</w:t>
+      </w:r>
+      <w:proofErr w:type="spellStart"/>
+      <w:r>
+        <w:rPr>
+          <w:lang w:val="en-US"/>
+        </w:rPr>
+        <w:t>i</w:t>
+      </w:r>
+      <w:proofErr w:type="spellEnd"/>
+      <w:r>
+        <w:rPr>
+          <w:lang w:val="en-US"/>
+        </w:rPr>
+        <w:t>] == B[j]) {</w:t>
+      </w:r>
+    </w:p>
+    <w:p>
+      <w:pPr>
+        <w:pStyle w:val="10"/>
+        <w:rPr>
+          <w:lang w:val="en-US"/>
+        </w:rPr>
+      </w:pPr>
+      <w:r>
+        <w:rPr>
+          <w:lang w:val="en-US"/>
+        </w:rPr>
+        <w:t xml:space="preserve">            if (</w:t>
+      </w:r>
+      <w:proofErr w:type="spellStart"/>
+      <w:r>
+        <w:rPr>
+          <w:lang w:val="en-US"/>
+        </w:rPr>
+        <w:t>logFlag</w:t>
+      </w:r>
+      <w:proofErr w:type="spellEnd"/>
+      <w:r>
+        <w:rPr>
+          <w:lang w:val="en-US"/>
+        </w:rPr>
+        <w:t xml:space="preserve">) </w:t>
+      </w:r>
+      <w:proofErr w:type="spellStart"/>
+      <w:r>
+        <w:rPr>
+          <w:lang w:val="en-US"/>
+        </w:rPr>
+        <w:t>logFile</w:t>
+      </w:r>
+      <w:proofErr w:type="spellEnd"/>
+      <w:r>
+        <w:rPr>
+          <w:lang w:val="en-US"/>
+        </w:rPr>
+        <w:t xml:space="preserve"> &lt;&lt; "  S[" &lt;&lt; </w:t>
+      </w:r>
+      <w:proofErr w:type="spellStart"/>
+      <w:r>
+        <w:rPr>
+          <w:lang w:val="en-US"/>
+        </w:rPr>
+        <w:t>i</w:t>
+      </w:r>
+      <w:proofErr w:type="spellEnd"/>
+      <w:r>
+        <w:rPr>
+          <w:lang w:val="en-US"/>
+        </w:rPr>
+        <w:t xml:space="preserve"> &lt;&lt; "] == B[" &lt;&lt; j &lt;&lt; "] (" &lt;&lt; S[</w:t>
+      </w:r>
+      <w:proofErr w:type="spellStart"/>
+      <w:r>
+        <w:rPr>
+          <w:lang w:val="en-US"/>
+        </w:rPr>
+        <w:t>i</w:t>
+      </w:r>
+      <w:proofErr w:type="spellEnd"/>
+      <w:r>
+        <w:rPr>
+          <w:lang w:val="en-US"/>
+        </w:rPr>
+        <w:t xml:space="preserve">] &lt;&lt; " == " &lt;&lt; B[j] </w:t>
+      </w:r>
+    </w:p>
+    <w:p>
+      <w:pPr>
+        <w:pStyle w:val="10"/>
+      </w:pPr>
+      <w:r>
+        <w:rPr>
+          <w:lang w:val="en-US"/>
+        </w:rPr>
+        <w:t xml:space="preserve">                    </w:t>
+      </w:r>
+      <w:r>
+        <w:t xml:space="preserve">&lt;&lt; "), увеличиваем </w:t>
+      </w:r>
+      <w:r>
+        <w:rPr>
+          <w:lang w:val="en-US"/>
+        </w:rPr>
+        <w:t>j</w:t>
+      </w:r>
+      <w:r>
+        <w:t xml:space="preserve"> до " &lt;&lt; </w:t>
+      </w:r>
+      <w:r>
+        <w:rPr>
+          <w:lang w:val="en-US"/>
+        </w:rPr>
+        <w:t>j</w:t>
+      </w:r>
+      <w:r>
+        <w:t xml:space="preserve">+1 &lt;&lt; </w:t>
+      </w:r>
+      <w:proofErr w:type="spellStart"/>
+      <w:r>
+        <w:rPr>
+          <w:lang w:val="en-US"/>
+        </w:rPr>
+        <w:t>endl</w:t>
+      </w:r>
+      <w:proofErr w:type="spellEnd"/>
+      <w:r>
+        <w:t>;</w:t>
+      </w:r>
+    </w:p>
+    <w:p>
+      <w:pPr>
+        <w:pStyle w:val="10"/>
+      </w:pPr>
+      <w:r>
+        <w:t xml:space="preserve">            ++</w:t>
+      </w:r>
+      <w:r>
+        <w:rPr>
+          <w:lang w:val="en-US"/>
+        </w:rPr>
+        <w:t>j</w:t>
+      </w:r>
+      <w:r>
+        <w:t>;</w:t>
+      </w:r>
+    </w:p>
+    <w:p>
+      <w:pPr>
+        <w:pStyle w:val="10"/>
+      </w:pPr>
+      <w:r>
+        <w:t xml:space="preserve">        } </w:t>
+      </w:r>
+      <w:r>
+        <w:rPr>
+          <w:lang w:val="en-US"/>
+        </w:rPr>
+        <w:t>else</w:t>
+      </w:r>
+      <w:r>
+        <w:t xml:space="preserve"> {</w:t>
+      </w:r>
+    </w:p>
+    <w:p>
+      <w:pPr>
+        <w:pStyle w:val="10"/>
+      </w:pPr>
+      <w:r>
+        <w:t xml:space="preserve">            </w:t>
+      </w:r>
+      <w:r>
+        <w:rPr>
+          <w:lang w:val="en-US"/>
+        </w:rPr>
+        <w:t>if</w:t>
+      </w:r>
+      <w:r>
+        <w:t xml:space="preserve"> (</w:t>
+      </w:r>
+      <w:proofErr w:type="spellStart"/>
+      <w:r>
+        <w:rPr>
+          <w:lang w:val="en-US"/>
+        </w:rPr>
+        <w:t>logFlag</w:t>
+      </w:r>
+      <w:proofErr w:type="spellEnd"/>
+      <w:r>
+        <w:t xml:space="preserve">) </w:t>
+      </w:r>
+      <w:proofErr w:type="spellStart"/>
+      <w:r>
+        <w:rPr>
+          <w:lang w:val="en-US"/>
+        </w:rPr>
+        <w:t>logFile</w:t>
+      </w:r>
+      <w:proofErr w:type="spellEnd"/>
+      <w:r>
+        <w:t xml:space="preserve"> &lt;&lt; "  </w:t>
+      </w:r>
+      <w:r>
+        <w:rPr>
+          <w:lang w:val="en-US"/>
+        </w:rPr>
+        <w:t>j</w:t>
+      </w:r>
+      <w:r>
+        <w:t xml:space="preserve"> = 0, символы не сравниваются" &lt;&lt; </w:t>
+      </w:r>
+      <w:proofErr w:type="spellStart"/>
+      <w:r>
+        <w:rPr>
+          <w:lang w:val="en-US"/>
+        </w:rPr>
+        <w:t>endl</w:t>
+      </w:r>
+      <w:proofErr w:type="spellEnd"/>
+      <w:r>
+        <w:t>;</w:t>
+      </w:r>
+    </w:p>
+    <w:p>
+      <w:pPr>
+        <w:pStyle w:val="10"/>
+        <w:rPr>
+          <w:lang w:val="en-US"/>
+        </w:rPr>
+      </w:pPr>
+      <w:r>
+        <w:t xml:space="preserve">        </w:t>
+      </w:r>
+      <w:r>
+        <w:rPr>
+          <w:lang w:val="en-US"/>
+        </w:rPr>
+        <w:t>}</w:t>
+      </w:r>
+    </w:p>
+    <w:p>
+      <w:pPr>
+        <w:pStyle w:val="10"/>
+        <w:rPr>
+          <w:lang w:val="en-US"/>
+        </w:rPr>
+      </w:pPr>
+      <w:r>
+        <w:rPr>
+          <w:lang w:val="en-US"/>
+        </w:rPr>
+        <w:t xml:space="preserve">        if (j == m) {</w:t>
+      </w:r>
+    </w:p>
+    <w:p>
+      <w:pPr>
+        <w:pStyle w:val="10"/>
+        <w:rPr>
+          <w:lang w:val="en-US"/>
+        </w:rPr>
+      </w:pPr>
+      <w:r>
+        <w:rPr>
+          <w:lang w:val="en-US"/>
+        </w:rPr>
+        <w:t xml:space="preserve">            int pos = </w:t>
+      </w:r>
+      <w:proofErr w:type="spellStart"/>
+      <w:r>
+        <w:rPr>
+          <w:lang w:val="en-US"/>
+        </w:rPr>
+        <w:t>i</w:t>
+      </w:r>
+      <w:proofErr w:type="spellEnd"/>
+      <w:r>
+        <w:rPr>
+          <w:lang w:val="en-US"/>
+        </w:rPr>
+        <w:t xml:space="preserve"> - m + 1;</w:t>
+      </w:r>
+    </w:p>
+    <w:p>
+      <w:pPr>
+        <w:pStyle w:val="10"/>
+      </w:pPr>
+      <w:r>
+        <w:rPr>
+          <w:lang w:val="en-US"/>
+        </w:rPr>
+        <w:t xml:space="preserve">            if</w:t>
+      </w:r>
+      <w:r>
+        <w:t xml:space="preserve"> (</w:t>
+      </w:r>
+      <w:proofErr w:type="spellStart"/>
+      <w:r>
+        <w:rPr>
+          <w:lang w:val="en-US"/>
+        </w:rPr>
+        <w:t>logFlag</w:t>
+      </w:r>
+      <w:proofErr w:type="spellEnd"/>
+      <w:r>
+        <w:t xml:space="preserve">) </w:t>
+      </w:r>
+      <w:proofErr w:type="spellStart"/>
+      <w:r>
+        <w:rPr>
+          <w:lang w:val="en-US"/>
+        </w:rPr>
+        <w:t>logFile</w:t>
+      </w:r>
+      <w:proofErr w:type="spellEnd"/>
+      <w:r>
+        <w:t xml:space="preserve"> &lt;&lt; "  Найдено совпадение </w:t>
+      </w:r>
+      <w:r>
+        <w:rPr>
+          <w:lang w:val="en-US"/>
+        </w:rPr>
+        <w:t>B</w:t>
+      </w:r>
+      <w:r>
+        <w:t xml:space="preserve"> в </w:t>
+      </w:r>
+      <w:r>
+        <w:rPr>
+          <w:lang w:val="en-US"/>
+        </w:rPr>
+        <w:t>S</w:t>
+      </w:r>
+      <w:r>
+        <w:t xml:space="preserve"> на позиции " &lt;&lt; </w:t>
+      </w:r>
+      <w:r>
+        <w:rPr>
+          <w:lang w:val="en-US"/>
+        </w:rPr>
+        <w:t>pos</w:t>
+      </w:r>
+      <w:r>
+        <w:t xml:space="preserve"> &lt;&lt; " (индексы " </w:t>
+      </w:r>
+    </w:p>
+    <w:p>
+      <w:pPr>
+        <w:pStyle w:val="10"/>
+        <w:rPr>
+          <w:lang w:val="en-US"/>
+        </w:rPr>
+      </w:pPr>
+      <w:r>
+        <w:t xml:space="preserve">                    </w:t>
+      </w:r>
+      <w:r>
+        <w:rPr>
+          <w:lang w:val="en-US"/>
+        </w:rPr>
+        <w:t xml:space="preserve">&lt;&lt; pos &lt;&lt; "..." &lt;&lt; </w:t>
+      </w:r>
+      <w:proofErr w:type="spellStart"/>
+      <w:r>
+        <w:rPr>
+          <w:lang w:val="en-US"/>
+        </w:rPr>
+        <w:t>i</w:t>
+      </w:r>
+      <w:proofErr w:type="spellEnd"/>
+      <w:r>
+        <w:rPr>
+          <w:lang w:val="en-US"/>
+        </w:rPr>
+        <w:t xml:space="preserve"> &lt;&lt; ")" &lt;&lt; </w:t>
+      </w:r>
+      <w:proofErr w:type="spellStart"/>
+      <w:r>
+        <w:rPr>
+          <w:lang w:val="en-US"/>
+        </w:rPr>
+        <w:t>endl</w:t>
+      </w:r>
+      <w:proofErr w:type="spellEnd"/>
+      <w:r>
+        <w:rPr>
+          <w:lang w:val="en-US"/>
+        </w:rPr>
+        <w:t>;</w:t>
+      </w:r>
+    </w:p>
+    <w:p>
+      <w:pPr>
+        <w:pStyle w:val="10"/>
+        <w:rPr>
+          <w:lang w:val="en-US"/>
+        </w:rPr>
+      </w:pPr>
+      <w:r>
+        <w:rPr>
+          <w:lang w:val="en-US"/>
+        </w:rPr>
+        <w:t xml:space="preserve">            if (pos &lt; n) {</w:t>
+      </w:r>
+    </w:p>
+    <w:p>
+      <w:pPr>
+        <w:pStyle w:val="10"/>
+        <w:rPr>
+          <w:lang w:val="en-US"/>
+        </w:rPr>
+      </w:pPr>
+      <w:r>
+        <w:rPr>
+          <w:lang w:val="en-US"/>
+        </w:rPr>
+        <w:t xml:space="preserve">                if (</w:t>
+      </w:r>
+      <w:proofErr w:type="spellStart"/>
+      <w:r>
+        <w:rPr>
+          <w:lang w:val="en-US"/>
+        </w:rPr>
+        <w:t>logFlag</w:t>
+      </w:r>
+      <w:proofErr w:type="spellEnd"/>
+      <w:r>
+        <w:rPr>
+          <w:lang w:val="en-US"/>
+        </w:rPr>
+        <w:t xml:space="preserve">) </w:t>
+      </w:r>
+      <w:proofErr w:type="spellStart"/>
+      <w:r>
+        <w:rPr>
+          <w:lang w:val="en-US"/>
+        </w:rPr>
+        <w:t>logFile</w:t>
+      </w:r>
+      <w:proofErr w:type="spellEnd"/>
+      <w:r>
+        <w:rPr>
+          <w:lang w:val="en-US"/>
+        </w:rPr>
+        <w:t xml:space="preserve"> &lt;&lt; "  </w:t>
+      </w:r>
+      <w:proofErr w:type="spellStart"/>
+      <w:r>
+        <w:rPr>
+          <w:lang w:val="en-US"/>
+        </w:rPr>
+        <w:t>Позиция</w:t>
+      </w:r>
+      <w:proofErr w:type="spellEnd"/>
+      <w:r>
+        <w:rPr>
+          <w:lang w:val="en-US"/>
+        </w:rPr>
+        <w:t xml:space="preserve"> " &lt;&lt; pos &lt;&lt; " &lt; n = " &lt;&lt; n &lt;&lt; " -&gt; </w:t>
+      </w:r>
+      <w:proofErr w:type="spellStart"/>
+      <w:r>
+        <w:rPr>
+          <w:lang w:val="en-US"/>
+        </w:rPr>
+        <w:t>это</w:t>
+      </w:r>
+      <w:proofErr w:type="spellEnd"/>
+      <w:r>
+        <w:rPr>
+          <w:lang w:val="en-US"/>
+        </w:rPr>
+        <w:t xml:space="preserve"> </w:t>
+      </w:r>
+      <w:proofErr w:type="spellStart"/>
+      <w:r>
+        <w:rPr>
+          <w:lang w:val="en-US"/>
+        </w:rPr>
+        <w:t>циклический</w:t>
+      </w:r>
+      <w:proofErr w:type="spellEnd"/>
+      <w:r>
+        <w:rPr>
+          <w:lang w:val="en-US"/>
+        </w:rPr>
+        <w:t xml:space="preserve"> </w:t>
+      </w:r>
+      <w:proofErr w:type="spellStart"/>
+      <w:r>
+        <w:rPr>
+          <w:lang w:val="en-US"/>
+        </w:rPr>
+        <w:t>сдвиг</w:t>
+      </w:r>
+      <w:proofErr w:type="spellEnd"/>
+      <w:r>
+        <w:rPr>
+          <w:lang w:val="en-US"/>
+        </w:rPr>
+        <w:t xml:space="preserve">." &lt;&lt; </w:t>
+      </w:r>
+      <w:proofErr w:type="spellStart"/>
+      <w:r>
+        <w:rPr>
+          <w:lang w:val="en-US"/>
+        </w:rPr>
+        <w:t>endl</w:t>
+      </w:r>
+      <w:proofErr w:type="spellEnd"/>
+      <w:r>
+        <w:rPr>
+          <w:lang w:val="en-US"/>
+        </w:rPr>
+        <w:t>;</w:t>
+      </w:r>
+    </w:p>
+    <w:p>
+      <w:pPr>
+        <w:pStyle w:val="10"/>
+        <w:rPr>
+          <w:lang w:val="en-US"/>
+        </w:rPr>
+      </w:pPr>
+      <w:r>
+        <w:rPr>
+          <w:lang w:val="en-US"/>
+        </w:rPr>
+        <w:t xml:space="preserve">                if (</w:t>
+      </w:r>
+      <w:proofErr w:type="spellStart"/>
+      <w:r>
+        <w:rPr>
+          <w:lang w:val="en-US"/>
+        </w:rPr>
+        <w:t>logFlag</w:t>
+      </w:r>
+      <w:proofErr w:type="spellEnd"/>
+      <w:r>
+        <w:rPr>
+          <w:lang w:val="en-US"/>
+        </w:rPr>
+        <w:t xml:space="preserve">) </w:t>
+      </w:r>
+      <w:proofErr w:type="spellStart"/>
+      <w:r>
+        <w:rPr>
+          <w:lang w:val="en-US"/>
+        </w:rPr>
+        <w:t>logFile</w:t>
+      </w:r>
+      <w:proofErr w:type="spellEnd"/>
+      <w:r>
+        <w:rPr>
+          <w:lang w:val="en-US"/>
+        </w:rPr>
+        <w:t xml:space="preserve"> &lt;&lt; "</w:t>
+      </w:r>
+      <w:proofErr w:type="spellStart"/>
+      <w:r>
+        <w:rPr>
+          <w:lang w:val="en-US"/>
+        </w:rPr>
+        <w:t>Результат</w:t>
+      </w:r>
+      <w:proofErr w:type="spellEnd"/>
+      <w:r>
+        <w:rPr>
+          <w:lang w:val="en-US"/>
+        </w:rPr>
+        <w:t xml:space="preserve">: " &lt;&lt; pos &lt;&lt; </w:t>
+      </w:r>
+      <w:proofErr w:type="spellStart"/>
+      <w:r>
+        <w:rPr>
+          <w:lang w:val="en-US"/>
+        </w:rPr>
+        <w:t>endl</w:t>
+      </w:r>
+      <w:proofErr w:type="spellEnd"/>
+      <w:r>
+        <w:rPr>
+          <w:lang w:val="en-US"/>
+        </w:rPr>
+        <w:t>;</w:t>
+      </w:r>
+    </w:p>
+    <w:p>
+      <w:pPr>
+        <w:pStyle w:val="10"/>
+        <w:rPr>
+          <w:lang w:val="en-US"/>
+        </w:rPr>
+      </w:pPr>
+      <w:r>
+        <w:rPr>
+          <w:lang w:val="en-US"/>
+        </w:rPr>
+        <w:t xml:space="preserve">                </w:t>
+      </w:r>
+      <w:proofErr w:type="spellStart"/>
+      <w:r>
+        <w:rPr>
+          <w:lang w:val="en-US"/>
+        </w:rPr>
+        <w:t>cout</w:t>
+      </w:r>
+      <w:proofErr w:type="spellEnd"/>
+      <w:r>
+        <w:rPr>
+          <w:lang w:val="en-US"/>
+        </w:rPr>
+        <w:t xml:space="preserve"> &lt;&lt; pos &lt;&lt; </w:t>
+      </w:r>
+      <w:proofErr w:type="spellStart"/>
+      <w:r>
+        <w:rPr>
+          <w:lang w:val="en-US"/>
+        </w:rPr>
+        <w:t>endl</w:t>
+      </w:r>
+      <w:proofErr w:type="spellEnd"/>
+      <w:r>
+        <w:rPr>
+          <w:lang w:val="en-US"/>
+        </w:rPr>
+        <w:t>;</w:t>
+      </w:r>
+    </w:p>
+    <w:p>
+      <w:pPr>
+        <w:pStyle w:val="10"/>
+      </w:pPr>
+      <w:r>
+        <w:rPr>
+          <w:lang w:val="en-US"/>
+        </w:rPr>
+        <w:lastRenderedPageBreak/>
+        <w:t xml:space="preserve">                return</w:t>
+      </w:r>
+      <w:r>
+        <w:t xml:space="preserve"> 0;</w:t>
+      </w:r>
+    </w:p>
+    <w:p>
+      <w:pPr>
+        <w:pStyle w:val="10"/>
+      </w:pPr>
+      <w:r>
+        <w:t xml:space="preserve">            } </w:t>
+      </w:r>
+      <w:r>
+        <w:rPr>
+          <w:lang w:val="en-US"/>
+        </w:rPr>
+        <w:t>else</w:t>
+      </w:r>
+      <w:r>
+        <w:t xml:space="preserve"> {</w:t>
+      </w:r>
+    </w:p>
+    <w:p>
+      <w:pPr>
+        <w:pStyle w:val="10"/>
+        <w:rPr>
+          <w:lang w:val="en-US"/>
+        </w:rPr>
+      </w:pPr>
+      <w:r>
+        <w:t xml:space="preserve">                </w:t>
+      </w:r>
+      <w:r>
+        <w:rPr>
+          <w:lang w:val="en-US"/>
+        </w:rPr>
+        <w:t>if</w:t>
+      </w:r>
+      <w:r>
+        <w:t xml:space="preserve"> (</w:t>
+      </w:r>
+      <w:proofErr w:type="spellStart"/>
+      <w:r>
+        <w:rPr>
+          <w:lang w:val="en-US"/>
+        </w:rPr>
+        <w:t>logFlag</w:t>
+      </w:r>
+      <w:proofErr w:type="spellEnd"/>
+      <w:r>
+        <w:t xml:space="preserve">) </w:t>
+      </w:r>
+      <w:proofErr w:type="spellStart"/>
+      <w:r>
+        <w:rPr>
+          <w:lang w:val="en-US"/>
+        </w:rPr>
+        <w:t>logFile</w:t>
+      </w:r>
+      <w:proofErr w:type="spellEnd"/>
+      <w:r>
+        <w:t xml:space="preserve"> &lt;&lt; "  Позиция " &lt;&lt; </w:t>
+      </w:r>
+      <w:r>
+        <w:rPr>
+          <w:lang w:val="en-US"/>
+        </w:rPr>
+        <w:t>pos</w:t>
+      </w:r>
+      <w:r>
+        <w:t xml:space="preserve"> &lt;&lt; " &gt;= </w:t>
+      </w:r>
+      <w:r>
+        <w:rPr>
+          <w:lang w:val="en-US"/>
+        </w:rPr>
+        <w:t>n</w:t>
+      </w:r>
+      <w:r>
+        <w:t xml:space="preserve"> = " &lt;&lt; </w:t>
+      </w:r>
+      <w:r>
+        <w:rPr>
+          <w:lang w:val="en-US"/>
+        </w:rPr>
+        <w:t>n</w:t>
+      </w:r>
+      <w:r>
+        <w:t xml:space="preserve"> &lt;&lt; ", это перекрытие через границу, продолжаем поиск." </w:t>
+      </w:r>
+      <w:r>
+        <w:rPr>
+          <w:lang w:val="en-US"/>
+        </w:rPr>
+        <w:t xml:space="preserve">&lt;&lt; </w:t>
+      </w:r>
+      <w:proofErr w:type="spellStart"/>
+      <w:r>
+        <w:rPr>
+          <w:lang w:val="en-US"/>
+        </w:rPr>
+        <w:t>endl</w:t>
+      </w:r>
+      <w:proofErr w:type="spellEnd"/>
+      <w:r>
+        <w:rPr>
+          <w:lang w:val="en-US"/>
+        </w:rPr>
+        <w:t>;</w:t>
+      </w:r>
+    </w:p>
+    <w:p>
+      <w:pPr>
+        <w:pStyle w:val="10"/>
+        <w:rPr>
+          <w:lang w:val="en-US"/>
+        </w:rPr>
+      </w:pPr>
+      <w:r>
+        <w:rPr>
+          <w:lang w:val="en-US"/>
+        </w:rPr>
+        <w:t xml:space="preserve">            }</w:t>
+      </w:r>
+    </w:p>
+    <w:p>
+      <w:pPr>
+        <w:pStyle w:val="10"/>
+        <w:rPr>
+          <w:lang w:val="en-US"/>
+        </w:rPr>
+      </w:pPr>
+      <w:r>
+        <w:rPr>
+          <w:lang w:val="en-US"/>
+        </w:rPr>
+        <w:t xml:space="preserve">            if (</w:t>
+      </w:r>
+      <w:proofErr w:type="spellStart"/>
+      <w:r>
+        <w:rPr>
+          <w:lang w:val="en-US"/>
+        </w:rPr>
+        <w:t>logFlag</w:t>
+      </w:r>
+      <w:proofErr w:type="spellEnd"/>
+      <w:r>
+        <w:rPr>
+          <w:lang w:val="en-US"/>
+        </w:rPr>
+        <w:t xml:space="preserve">) </w:t>
+      </w:r>
+      <w:proofErr w:type="spellStart"/>
+      <w:r>
+        <w:rPr>
+          <w:lang w:val="en-US"/>
+        </w:rPr>
+        <w:t>logFile</w:t>
+      </w:r>
+      <w:proofErr w:type="spellEnd"/>
+      <w:r>
+        <w:rPr>
+          <w:lang w:val="en-US"/>
+        </w:rPr>
+        <w:t xml:space="preserve"> &lt;&lt; "  </w:t>
+      </w:r>
+      <w:proofErr w:type="spellStart"/>
+      <w:r>
+        <w:rPr>
+          <w:lang w:val="en-US"/>
+        </w:rPr>
+        <w:t>Обновляем</w:t>
+      </w:r>
+      <w:proofErr w:type="spellEnd"/>
+      <w:r>
+        <w:rPr>
+          <w:lang w:val="en-US"/>
+        </w:rPr>
+        <w:t xml:space="preserve"> j = pi[" &lt;&lt; m-1 &lt;&lt; "] = " &lt;&lt; pi[m-1] &lt;&lt; </w:t>
+      </w:r>
+      <w:proofErr w:type="spellStart"/>
+      <w:r>
+        <w:rPr>
+          <w:lang w:val="en-US"/>
+        </w:rPr>
+        <w:t>endl</w:t>
+      </w:r>
+      <w:proofErr w:type="spellEnd"/>
+      <w:r>
+        <w:rPr>
+          <w:lang w:val="en-US"/>
+        </w:rPr>
+        <w:t>;</w:t>
+      </w:r>
+    </w:p>
+    <w:p>
+      <w:pPr>
+        <w:pStyle w:val="10"/>
+        <w:rPr>
+          <w:lang w:val="en-US"/>
+        </w:rPr>
+      </w:pPr>
+      <w:r>
+        <w:rPr>
+          <w:lang w:val="en-US"/>
+        </w:rPr>
+        <w:t xml:space="preserve">            j = pi[j - 1];</w:t>
       </w:r>
     </w:p>
     <w:p>
@@ -6613,240 +11871,82 @@
         <w:rPr>
           <w:lang w:val="en-US"/>
         </w:rPr>
-        <w:t xml:space="preserve">        if (j == m) {</w:t>
-      </w:r>
-    </w:p>
-    <w:p>
-      <w:pPr>
-        <w:pStyle w:val="10"/>
-        <w:rPr>
-          <w:lang w:val="en-US"/>
-        </w:rPr>
-      </w:pPr>
-      <w:r>
-        <w:rPr>
-          <w:lang w:val="en-US"/>
-        </w:rPr>
-        <w:t xml:space="preserve">            int pos = i - m + 1;</w:t>
-      </w:r>
-    </w:p>
-    <w:p>
-      <w:pPr>
-        <w:pStyle w:val="10"/>
-        <w:rPr>
-          <w:lang w:val="en-US"/>
-        </w:rPr>
-      </w:pPr>
-      <w:r>
-        <w:rPr>
-          <w:lang w:val="en-US"/>
-        </w:rPr>
-        <w:t xml:space="preserve">            if (logFlag) logFile &lt;&lt; "  Найдено совпадение B в S на позиции " &lt;&lt; pos &lt;&lt; " (индексы " </w:t>
-      </w:r>
-    </w:p>
-    <w:p>
-      <w:pPr>
-        <w:pStyle w:val="10"/>
-        <w:rPr>
-          <w:lang w:val="en-US"/>
-        </w:rPr>
-      </w:pPr>
-      <w:r>
-        <w:rPr>
-          <w:lang w:val="en-US"/>
-        </w:rPr>
-        <w:t xml:space="preserve">                    &lt;&lt; pos &lt;&lt; "..." &lt;&lt; i &lt;&lt; ")" &lt;&lt; endl;</w:t>
-      </w:r>
-    </w:p>
-    <w:p>
-      <w:pPr>
-        <w:pStyle w:val="10"/>
-        <w:rPr>
-          <w:lang w:val="en-US"/>
-        </w:rPr>
-      </w:pPr>
-      <w:r>
-        <w:rPr>
-          <w:lang w:val="en-US"/>
-        </w:rPr>
-        <w:t xml:space="preserve">            if (pos &lt; n) {</w:t>
-      </w:r>
-    </w:p>
-    <w:p>
-      <w:pPr>
-        <w:pStyle w:val="10"/>
-        <w:rPr>
-          <w:lang w:val="en-US"/>
-        </w:rPr>
-      </w:pPr>
-      <w:r>
-        <w:rPr>
-          <w:lang w:val="en-US"/>
-        </w:rPr>
-        <w:t xml:space="preserve">                if (logFlag) logFile &lt;&lt; "  Позиция " &lt;&lt; pos &lt;&lt; " &lt; n = " &lt;&lt; n &lt;&lt; " -&gt; это циклический сдвиг." &lt;&lt; endl;</w:t>
-      </w:r>
-    </w:p>
-    <w:p>
-      <w:pPr>
-        <w:pStyle w:val="10"/>
-        <w:rPr>
-          <w:lang w:val="en-US"/>
-        </w:rPr>
-      </w:pPr>
-      <w:r>
-        <w:rPr>
-          <w:lang w:val="en-US"/>
-        </w:rPr>
-        <w:t xml:space="preserve">                if (logFlag) logFile &lt;&lt; "Результат: " &lt;&lt; pos &lt;&lt; endl;</w:t>
-      </w:r>
-    </w:p>
-    <w:p>
-      <w:pPr>
-        <w:pStyle w:val="10"/>
-        <w:rPr>
-          <w:lang w:val="en-US"/>
-        </w:rPr>
-      </w:pPr>
-      <w:r>
-        <w:rPr>
-          <w:lang w:val="en-US"/>
-        </w:rPr>
-        <w:t xml:space="preserve">                cout &lt;&lt; pos &lt;&lt; endl;</w:t>
-      </w:r>
-    </w:p>
-    <w:p>
-      <w:pPr>
-        <w:pStyle w:val="10"/>
-        <w:rPr>
-          <w:lang w:val="en-US"/>
-        </w:rPr>
-      </w:pPr>
-      <w:r>
-        <w:rPr>
-          <w:lang w:val="en-US"/>
-        </w:rPr>
-        <w:lastRenderedPageBreak/>
-        <w:t xml:space="preserve">                return 0;</w:t>
-      </w:r>
-    </w:p>
-    <w:p>
-      <w:pPr>
-        <w:pStyle w:val="10"/>
-        <w:rPr>
-          <w:lang w:val="en-US"/>
-        </w:rPr>
-      </w:pPr>
-      <w:r>
-        <w:rPr>
-          <w:lang w:val="en-US"/>
-        </w:rPr>
-        <w:t xml:space="preserve">            } else {</w:t>
-      </w:r>
-    </w:p>
-    <w:p>
-      <w:pPr>
-        <w:pStyle w:val="10"/>
-        <w:rPr>
-          <w:lang w:val="en-US"/>
-        </w:rPr>
-      </w:pPr>
-      <w:r>
-        <w:rPr>
-          <w:lang w:val="en-US"/>
-        </w:rPr>
-        <w:t xml:space="preserve">                if (logFlag) logFile &lt;&lt; "  Позиция " &lt;&lt; pos &lt;&lt; " &gt;= n = " &lt;&lt; n &lt;&lt; ", это перекрытие через границу, продолжаем поиск." &lt;&lt; endl;</w:t>
-      </w:r>
-    </w:p>
-    <w:p>
-      <w:pPr>
-        <w:pStyle w:val="10"/>
-        <w:rPr>
-          <w:lang w:val="en-US"/>
-        </w:rPr>
-      </w:pPr>
-      <w:r>
-        <w:rPr>
-          <w:lang w:val="en-US"/>
-        </w:rPr>
-        <w:t xml:space="preserve">            }</w:t>
-      </w:r>
-    </w:p>
-    <w:p>
-      <w:pPr>
-        <w:pStyle w:val="10"/>
-        <w:rPr>
-          <w:lang w:val="en-US"/>
-        </w:rPr>
-      </w:pPr>
-      <w:r>
-        <w:rPr>
-          <w:lang w:val="en-US"/>
-        </w:rPr>
-        <w:t xml:space="preserve">            if (logFlag) logFile &lt;&lt; "  Обновляем j = pi[" &lt;&lt; m-1 &lt;&lt; "] = " &lt;&lt; pi[m-1] &lt;&lt; endl;</w:t>
-      </w:r>
-    </w:p>
-    <w:p>
-      <w:pPr>
-        <w:pStyle w:val="10"/>
-        <w:rPr>
-          <w:lang w:val="en-US"/>
-        </w:rPr>
-      </w:pPr>
-      <w:r>
-        <w:rPr>
-          <w:lang w:val="en-US"/>
-        </w:rPr>
-        <w:t xml:space="preserve">            j = pi[j - 1];</w:t>
-      </w:r>
-    </w:p>
-    <w:p>
-      <w:pPr>
-        <w:pStyle w:val="10"/>
-        <w:rPr>
-          <w:lang w:val="en-US"/>
-        </w:rPr>
-      </w:pPr>
-      <w:r>
-        <w:rPr>
-          <w:lang w:val="en-US"/>
-        </w:rPr>
-        <w:t xml:space="preserve">        }</w:t>
-      </w:r>
-    </w:p>
-    <w:p>
-      <w:pPr>
-        <w:pStyle w:val="10"/>
-        <w:rPr>
-          <w:lang w:val="en-US"/>
-        </w:rPr>
-      </w:pPr>
-      <w:r>
-        <w:rPr>
-          <w:lang w:val="en-US"/>
-        </w:rPr>
-        <w:t xml:space="preserve">        if (logFlag) logFile &lt;&lt; "  Новое j = " &lt;&lt; j &lt;&lt; endl &lt;&lt; endl;</w:t>
-      </w:r>
-    </w:p>
-    <w:p>
-      <w:pPr>
-        <w:pStyle w:val="10"/>
-        <w:rPr>
-          <w:lang w:val="en-US"/>
-        </w:rPr>
-      </w:pPr>
-      <w:r>
-        <w:rPr>
-          <w:lang w:val="en-US"/>
-        </w:rPr>
-        <w:t xml:space="preserve">    }</w:t>
-      </w:r>
-    </w:p>
-    <w:p>
-      <w:pPr>
-        <w:pStyle w:val="10"/>
-        <w:rPr>
-          <w:lang w:val="en-US"/>
-        </w:rPr>
+        <w:t xml:space="preserve">        if (</w:t>
+      </w:r>
+      <w:proofErr w:type="spellStart"/>
+      <w:r>
+        <w:rPr>
+          <w:lang w:val="en-US"/>
+        </w:rPr>
+        <w:t>logFlag</w:t>
+      </w:r>
+      <w:proofErr w:type="spellEnd"/>
+      <w:r>
+        <w:rPr>
+          <w:lang w:val="en-US"/>
+        </w:rPr>
+        <w:t xml:space="preserve">) </w:t>
+      </w:r>
+      <w:proofErr w:type="spellStart"/>
+      <w:r>
+        <w:rPr>
+          <w:lang w:val="en-US"/>
+        </w:rPr>
+        <w:t>logFile</w:t>
+      </w:r>
+      <w:proofErr w:type="spellEnd"/>
+      <w:r>
+        <w:rPr>
+          <w:lang w:val="en-US"/>
+        </w:rPr>
+        <w:t xml:space="preserve"> &lt;&lt; "  </w:t>
+      </w:r>
+      <w:proofErr w:type="spellStart"/>
+      <w:r>
+        <w:rPr>
+          <w:lang w:val="en-US"/>
+        </w:rPr>
+        <w:t>Новое</w:t>
+      </w:r>
+      <w:proofErr w:type="spellEnd"/>
+      <w:r>
+        <w:rPr>
+          <w:lang w:val="en-US"/>
+        </w:rPr>
+        <w:t xml:space="preserve"> j = " &lt;&lt; j &lt;&lt; </w:t>
+      </w:r>
+      <w:proofErr w:type="spellStart"/>
+      <w:r>
+        <w:rPr>
+          <w:lang w:val="en-US"/>
+        </w:rPr>
+        <w:t>endl</w:t>
+      </w:r>
+      <w:proofErr w:type="spellEnd"/>
+      <w:r>
+        <w:rPr>
+          <w:lang w:val="en-US"/>
+        </w:rPr>
+        <w:t xml:space="preserve"> &lt;&lt; </w:t>
+      </w:r>
+      <w:proofErr w:type="spellStart"/>
+      <w:r>
+        <w:rPr>
+          <w:lang w:val="en-US"/>
+        </w:rPr>
+        <w:t>endl</w:t>
+      </w:r>
+      <w:proofErr w:type="spellEnd"/>
+      <w:r>
+        <w:rPr>
+          <w:lang w:val="en-US"/>
+        </w:rPr>
+        <w:t>;</w:t>
+      </w:r>
+    </w:p>
+    <w:p>
+      <w:pPr>
+        <w:pStyle w:val="10"/>
       </w:pPr>
       <w:r>
         <w:rPr>
@@ -6854,33 +11954,123 @@
         </w:rPr>
         <w:t xml:space="preserve">    </w:t>
       </w:r>
-    </w:p>
-    <w:p>
-      <w:pPr>
-        <w:pStyle w:val="10"/>
-        <w:rPr>
-          <w:lang w:val="en-US"/>
-        </w:rPr>
-      </w:pPr>
-      <w:r>
-        <w:rPr>
-          <w:lang w:val="en-US"/>
-        </w:rPr>
-        <w:t xml:space="preserve">    if (logFlag) logFile &lt;&lt; "Совпадение не найдено в пределах первых n символов S -&gt; -1" &lt;&lt; endl;</w:t>
-      </w:r>
-    </w:p>
-    <w:p>
-      <w:pPr>
-        <w:pStyle w:val="10"/>
-        <w:rPr>
-          <w:lang w:val="en-US"/>
-        </w:rPr>
-      </w:pPr>
-      <w:r>
-        <w:rPr>
-          <w:lang w:val="en-US"/>
-        </w:rPr>
-        <w:t xml:space="preserve">    cout &lt;&lt; -1 &lt;&lt; endl;</w:t>
+      <w:r>
+        <w:t>}</w:t>
+      </w:r>
+    </w:p>
+    <w:p>
+      <w:pPr>
+        <w:pStyle w:val="10"/>
+      </w:pPr>
+      <w:r>
+        <w:t xml:space="preserve">    </w:t>
+      </w:r>
+    </w:p>
+    <w:p>
+      <w:pPr>
+        <w:pStyle w:val="10"/>
+      </w:pPr>
+      <w:r>
+        <w:t xml:space="preserve">    </w:t>
+      </w:r>
+      <w:r>
+        <w:rPr>
+          <w:lang w:val="en-US"/>
+        </w:rPr>
+        <w:t>if</w:t>
+      </w:r>
+      <w:r>
+        <w:t xml:space="preserve"> (</w:t>
+      </w:r>
+      <w:proofErr w:type="spellStart"/>
+      <w:r>
+        <w:rPr>
+          <w:lang w:val="en-US"/>
+        </w:rPr>
+        <w:t>logFlag</w:t>
+      </w:r>
+      <w:proofErr w:type="spellEnd"/>
+      <w:r>
+        <w:t xml:space="preserve">) </w:t>
+      </w:r>
+      <w:proofErr w:type="spellStart"/>
+      <w:r>
+        <w:rPr>
+          <w:lang w:val="en-US"/>
+        </w:rPr>
+        <w:t>logFile</w:t>
+      </w:r>
+      <w:proofErr w:type="spellEnd"/>
+      <w:r>
+        <w:t xml:space="preserve"> &lt;&lt; "Совпадение не найдено в пределах первых </w:t>
+      </w:r>
+      <w:r>
+        <w:rPr>
+          <w:lang w:val="en-US"/>
+        </w:rPr>
+        <w:t>n</w:t>
+      </w:r>
+      <w:r>
+        <w:t xml:space="preserve"> символов </w:t>
+      </w:r>
+      <w:r>
+        <w:rPr>
+          <w:lang w:val="en-US"/>
+        </w:rPr>
+        <w:t>S</w:t>
+      </w:r>
+      <w:r>
+        <w:t xml:space="preserve"> -&gt; -1" &lt;&lt; </w:t>
+      </w:r>
+      <w:proofErr w:type="spellStart"/>
+      <w:r>
+        <w:rPr>
+          <w:lang w:val="en-US"/>
+        </w:rPr>
+        <w:t>endl</w:t>
+      </w:r>
+      <w:proofErr w:type="spellEnd"/>
+      <w:r>
+        <w:t>;</w:t>
+      </w:r>
+    </w:p>
+    <w:p>
+      <w:pPr>
+        <w:pStyle w:val="10"/>
+        <w:rPr>
+          <w:lang w:val="en-US"/>
+        </w:rPr>
+      </w:pPr>
+      <w:r>
+        <w:t xml:space="preserve">    </w:t>
+      </w:r>
+      <w:proofErr w:type="spellStart"/>
+      <w:r>
+        <w:rPr>
+          <w:lang w:val="en-US"/>
+        </w:rPr>
+        <w:t>cout</w:t>
+      </w:r>
+      <w:proofErr w:type="spellEnd"/>
+      <w:r>
+        <w:rPr>
+          <w:lang w:val="en-US"/>
+        </w:rPr>
+        <w:t xml:space="preserve"> &lt;&lt; -1 &lt;&lt; </w:t>
+      </w:r>
+      <w:proofErr w:type="spellStart"/>
+      <w:r>
+        <w:rPr>
+          <w:lang w:val="en-US"/>
+        </w:rPr>
+        <w:t>endl</w:t>
+      </w:r>
+      <w:proofErr w:type="spellEnd"/>
+      <w:r>
+        <w:rPr>
+          <w:lang w:val="en-US"/>
+        </w:rPr>
+        <w:t>;</w:t>
       </w:r>
     </w:p>
     <w:p>
@@ -8817,6 +14007,7 @@
   <w:style w:type="character" w:default="1" w:styleId="a0">
     <w:name w:val="Default Paragraph Font"/>
     <w:uiPriority w:val="1"/>
+    <w:semiHidden/>
     <w:unhideWhenUsed/>
   </w:style>
   <w:style w:type="table" w:default="1" w:styleId="a1">
